--- a/BasicC/IO-Buffering-File/File-IO.docx
+++ b/BasicC/IO-Buffering-File/File-IO.docx
@@ -1,6 +1,6 @@
 
 <file path=word/document.xml><?xml version="1.0" encoding="utf-8"?>
-<w:document xmlns:wpc="http://schemas.microsoft.com/office/word/2010/wordprocessingCanvas" xmlns:cx="http://schemas.microsoft.com/office/drawing/2014/chartex" xmlns:cx1="http://schemas.microsoft.com/office/drawing/2015/9/8/chartex" xmlns:cx2="http://schemas.microsoft.com/office/drawing/2015/10/21/chartex" xmlns:cx3="http://schemas.microsoft.com/office/drawing/2016/5/9/chartex" xmlns:cx4="http://schemas.microsoft.com/office/drawing/2016/5/10/chartex" xmlns:cx5="http://schemas.microsoft.com/office/drawing/2016/5/11/chartex" xmlns:cx6="http://schemas.microsoft.com/office/drawing/2016/5/12/chartex" xmlns:cx7="http://schemas.microsoft.com/office/drawing/2016/5/13/chartex" xmlns:cx8="http://schemas.microsoft.com/office/drawing/2016/5/14/chartex" xmlns:mc="http://schemas.openxmlformats.org/markup-compatibility/2006" xmlns:aink="http://schemas.microsoft.com/office/drawing/2016/ink" xmlns:am3d="http://schemas.microsoft.com/office/drawing/2017/model3d" xmlns:o="urn:schemas-microsoft-com:office:office" xmlns:oel="http://schemas.microsoft.com/office/2019/extlst" xmlns:r="http://schemas.openxmlformats.org/officeDocument/2006/relationships" xmlns:m="http://schemas.openxmlformats.org/officeDocument/2006/math" xmlns:v="urn:schemas-microsoft-com:vml" xmlns:wp14="http://schemas.microsoft.com/office/word/2010/wordprocessingDrawing" xmlns:wp="http://schemas.openxmlformats.org/drawingml/2006/wordprocessingDrawing" xmlns:w10="urn:schemas-microsoft-com:office:word" xmlns:w="http://schemas.openxmlformats.org/wordprocessingml/2006/main" xmlns:w14="http://schemas.microsoft.com/office/word/2010/wordml" xmlns:w15="http://schemas.microsoft.com/office/word/2012/wordml" xmlns:w16cex="http://schemas.microsoft.com/office/word/2018/wordml/cex" xmlns:w16cid="http://schemas.microsoft.com/office/word/2016/wordml/cid" xmlns:w16="http://schemas.microsoft.com/office/word/2018/wordml" xmlns:w16du="http://schemas.microsoft.com/office/word/2023/wordml/word16du" xmlns:w16sdtdh="http://schemas.microsoft.com/office/word/2020/wordml/sdtdatahash" xmlns:w16sdtfl="http://schemas.microsoft.com/office/word/2024/wordml/sdtformatlock" xmlns:w16se="http://schemas.microsoft.com/office/word/2015/wordml/symex" xmlns:wpg="http://schemas.microsoft.com/office/word/2010/wordprocessingGroup" xmlns:wpi="http://schemas.microsoft.com/office/word/2010/wordprocessingInk" xmlns:wne="http://schemas.microsoft.com/office/word/2006/wordml" xmlns:wps="http://schemas.microsoft.com/office/word/2010/wordprocessingShape" mc:Ignorable="w14 w15 w16se w16cid w16 w16cex w16sdtdh w16sdtfl w16du wp14">
+<w:document xmlns:wpc="http://schemas.microsoft.com/office/word/2010/wordprocessingCanvas" xmlns:mc="http://schemas.openxmlformats.org/markup-compatibility/2006" xmlns:o="urn:schemas-microsoft-com:office:office" xmlns:r="http://schemas.openxmlformats.org/officeDocument/2006/relationships" xmlns:m="http://schemas.openxmlformats.org/officeDocument/2006/math" xmlns:v="urn:schemas-microsoft-com:vml" xmlns:wp14="http://schemas.microsoft.com/office/word/2010/wordprocessingDrawing" xmlns:wp="http://schemas.openxmlformats.org/drawingml/2006/wordprocessingDrawing" xmlns:w10="urn:schemas-microsoft-com:office:word" xmlns:w="http://schemas.openxmlformats.org/wordprocessingml/2006/main" xmlns:w14="http://schemas.microsoft.com/office/word/2010/wordml" xmlns:w15="http://schemas.microsoft.com/office/word/2012/wordml" xmlns:wpg="http://schemas.microsoft.com/office/word/2010/wordprocessingGroup" xmlns:wpi="http://schemas.microsoft.com/office/word/2010/wordprocessingInk" xmlns:wne="http://schemas.microsoft.com/office/word/2006/wordml" xmlns:wps="http://schemas.microsoft.com/office/word/2010/wordprocessingShape" mc:Ignorable="w14 w15 wp14">
   <w:body>
     <w:p>
       <w:pPr>
@@ -22,7 +22,51 @@
           <w:sz w:val="27"/>
           <w:szCs w:val="27"/>
         </w:rPr>
-        <w:t>I/O là gì?</w:t>
+        <w:t xml:space="preserve">I/O </w:t>
+      </w:r>
+      <w:proofErr w:type="spellStart"/>
+      <w:r>
+        <w:rPr>
+          <w:rFonts w:ascii="Times New Roman" w:eastAsia="Times New Roman" w:hAnsi="Times New Roman" w:cs="Times New Roman"/>
+          <w:b/>
+          <w:bCs/>
+          <w:sz w:val="27"/>
+          <w:szCs w:val="27"/>
+        </w:rPr>
+        <w:t>là</w:t>
+      </w:r>
+      <w:proofErr w:type="spellEnd"/>
+      <w:r>
+        <w:rPr>
+          <w:rFonts w:ascii="Times New Roman" w:eastAsia="Times New Roman" w:hAnsi="Times New Roman" w:cs="Times New Roman"/>
+          <w:b/>
+          <w:bCs/>
+          <w:sz w:val="27"/>
+          <w:szCs w:val="27"/>
+        </w:rPr>
+        <w:t xml:space="preserve"> </w:t>
+      </w:r>
+      <w:proofErr w:type="spellStart"/>
+      <w:r>
+        <w:rPr>
+          <w:rFonts w:ascii="Times New Roman" w:eastAsia="Times New Roman" w:hAnsi="Times New Roman" w:cs="Times New Roman"/>
+          <w:b/>
+          <w:bCs/>
+          <w:sz w:val="27"/>
+          <w:szCs w:val="27"/>
+        </w:rPr>
+        <w:t>gì</w:t>
+      </w:r>
+      <w:proofErr w:type="spellEnd"/>
+      <w:r>
+        <w:rPr>
+          <w:rFonts w:ascii="Times New Roman" w:eastAsia="Times New Roman" w:hAnsi="Times New Roman" w:cs="Times New Roman"/>
+          <w:b/>
+          <w:bCs/>
+          <w:sz w:val="27"/>
+          <w:szCs w:val="27"/>
+        </w:rPr>
+        <w:t>?</w:t>
       </w:r>
     </w:p>
     <w:p>
@@ -34,6 +78,7 @@
           <w:szCs w:val="24"/>
         </w:rPr>
       </w:pPr>
+      <w:proofErr w:type="spellStart"/>
       <w:r>
         <w:rPr>
           <w:rFonts w:ascii="Times New Roman" w:eastAsia="Times New Roman" w:hAnsi="Times New Roman" w:cs="Times New Roman"/>
@@ -42,15 +87,170 @@
           <w:sz w:val="24"/>
           <w:szCs w:val="24"/>
         </w:rPr>
-        <w:t>Input/Output (I/O)</w:t>
-      </w:r>
-      <w:r>
-        <w:rPr>
-          <w:rFonts w:ascii="Times New Roman" w:eastAsia="Times New Roman" w:hAnsi="Times New Roman" w:cs="Times New Roman"/>
-          <w:sz w:val="24"/>
-          <w:szCs w:val="24"/>
-        </w:rPr>
-        <w:t xml:space="preserve"> là quá trình sao chép dữ liệu giữa:</w:t>
+        <w:t>Input/Output</w:t>
+      </w:r>
+      <w:proofErr w:type="spellEnd"/>
+      <w:r>
+        <w:rPr>
+          <w:rFonts w:ascii="Times New Roman" w:eastAsia="Times New Roman" w:hAnsi="Times New Roman" w:cs="Times New Roman"/>
+          <w:b/>
+          <w:bCs/>
+          <w:sz w:val="24"/>
+          <w:szCs w:val="24"/>
+        </w:rPr>
+        <w:t xml:space="preserve"> (I/O)</w:t>
+      </w:r>
+      <w:r>
+        <w:rPr>
+          <w:rFonts w:ascii="Times New Roman" w:eastAsia="Times New Roman" w:hAnsi="Times New Roman" w:cs="Times New Roman"/>
+          <w:sz w:val="24"/>
+          <w:szCs w:val="24"/>
+        </w:rPr>
+        <w:t xml:space="preserve"> </w:t>
+      </w:r>
+      <w:proofErr w:type="spellStart"/>
+      <w:r>
+        <w:rPr>
+          <w:rFonts w:ascii="Times New Roman" w:eastAsia="Times New Roman" w:hAnsi="Times New Roman" w:cs="Times New Roman"/>
+          <w:sz w:val="24"/>
+          <w:szCs w:val="24"/>
+        </w:rPr>
+        <w:t>là</w:t>
+      </w:r>
+      <w:proofErr w:type="spellEnd"/>
+      <w:r>
+        <w:rPr>
+          <w:rFonts w:ascii="Times New Roman" w:eastAsia="Times New Roman" w:hAnsi="Times New Roman" w:cs="Times New Roman"/>
+          <w:sz w:val="24"/>
+          <w:szCs w:val="24"/>
+        </w:rPr>
+        <w:t xml:space="preserve"> </w:t>
+      </w:r>
+      <w:proofErr w:type="spellStart"/>
+      <w:r>
+        <w:rPr>
+          <w:rFonts w:ascii="Times New Roman" w:eastAsia="Times New Roman" w:hAnsi="Times New Roman" w:cs="Times New Roman"/>
+          <w:sz w:val="24"/>
+          <w:szCs w:val="24"/>
+        </w:rPr>
+        <w:t>quá</w:t>
+      </w:r>
+      <w:proofErr w:type="spellEnd"/>
+      <w:r>
+        <w:rPr>
+          <w:rFonts w:ascii="Times New Roman" w:eastAsia="Times New Roman" w:hAnsi="Times New Roman" w:cs="Times New Roman"/>
+          <w:sz w:val="24"/>
+          <w:szCs w:val="24"/>
+        </w:rPr>
+        <w:t xml:space="preserve"> </w:t>
+      </w:r>
+      <w:proofErr w:type="spellStart"/>
+      <w:r>
+        <w:rPr>
+          <w:rFonts w:ascii="Times New Roman" w:eastAsia="Times New Roman" w:hAnsi="Times New Roman" w:cs="Times New Roman"/>
+          <w:sz w:val="24"/>
+          <w:szCs w:val="24"/>
+        </w:rPr>
+        <w:t>trình</w:t>
+      </w:r>
+      <w:proofErr w:type="spellEnd"/>
+      <w:r>
+        <w:rPr>
+          <w:rFonts w:ascii="Times New Roman" w:eastAsia="Times New Roman" w:hAnsi="Times New Roman" w:cs="Times New Roman"/>
+          <w:sz w:val="24"/>
+          <w:szCs w:val="24"/>
+        </w:rPr>
+        <w:t xml:space="preserve"> </w:t>
+      </w:r>
+      <w:proofErr w:type="spellStart"/>
+      <w:r>
+        <w:rPr>
+          <w:rFonts w:ascii="Times New Roman" w:eastAsia="Times New Roman" w:hAnsi="Times New Roman" w:cs="Times New Roman"/>
+          <w:sz w:val="24"/>
+          <w:szCs w:val="24"/>
+        </w:rPr>
+        <w:t>sao</w:t>
+      </w:r>
+      <w:proofErr w:type="spellEnd"/>
+      <w:r>
+        <w:rPr>
+          <w:rFonts w:ascii="Times New Roman" w:eastAsia="Times New Roman" w:hAnsi="Times New Roman" w:cs="Times New Roman"/>
+          <w:sz w:val="24"/>
+          <w:szCs w:val="24"/>
+        </w:rPr>
+        <w:t xml:space="preserve"> </w:t>
+      </w:r>
+      <w:proofErr w:type="spellStart"/>
+      <w:r>
+        <w:rPr>
+          <w:rFonts w:ascii="Times New Roman" w:eastAsia="Times New Roman" w:hAnsi="Times New Roman" w:cs="Times New Roman"/>
+          <w:sz w:val="24"/>
+          <w:szCs w:val="24"/>
+        </w:rPr>
+        <w:t>chép</w:t>
+      </w:r>
+      <w:proofErr w:type="spellEnd"/>
+      <w:r>
+        <w:rPr>
+          <w:rFonts w:ascii="Times New Roman" w:eastAsia="Times New Roman" w:hAnsi="Times New Roman" w:cs="Times New Roman"/>
+          <w:sz w:val="24"/>
+          <w:szCs w:val="24"/>
+        </w:rPr>
+        <w:t xml:space="preserve"> </w:t>
+      </w:r>
+      <w:proofErr w:type="spellStart"/>
+      <w:r>
+        <w:rPr>
+          <w:rFonts w:ascii="Times New Roman" w:eastAsia="Times New Roman" w:hAnsi="Times New Roman" w:cs="Times New Roman"/>
+          <w:sz w:val="24"/>
+          <w:szCs w:val="24"/>
+        </w:rPr>
+        <w:t>dữ</w:t>
+      </w:r>
+      <w:proofErr w:type="spellEnd"/>
+      <w:r>
+        <w:rPr>
+          <w:rFonts w:ascii="Times New Roman" w:eastAsia="Times New Roman" w:hAnsi="Times New Roman" w:cs="Times New Roman"/>
+          <w:sz w:val="24"/>
+          <w:szCs w:val="24"/>
+        </w:rPr>
+        <w:t xml:space="preserve"> </w:t>
+      </w:r>
+      <w:proofErr w:type="spellStart"/>
+      <w:r>
+        <w:rPr>
+          <w:rFonts w:ascii="Times New Roman" w:eastAsia="Times New Roman" w:hAnsi="Times New Roman" w:cs="Times New Roman"/>
+          <w:sz w:val="24"/>
+          <w:szCs w:val="24"/>
+        </w:rPr>
+        <w:t>liệu</w:t>
+      </w:r>
+      <w:proofErr w:type="spellEnd"/>
+      <w:r>
+        <w:rPr>
+          <w:rFonts w:ascii="Times New Roman" w:eastAsia="Times New Roman" w:hAnsi="Times New Roman" w:cs="Times New Roman"/>
+          <w:sz w:val="24"/>
+          <w:szCs w:val="24"/>
+        </w:rPr>
+        <w:t xml:space="preserve"> </w:t>
+      </w:r>
+      <w:proofErr w:type="spellStart"/>
+      <w:r>
+        <w:rPr>
+          <w:rFonts w:ascii="Times New Roman" w:eastAsia="Times New Roman" w:hAnsi="Times New Roman" w:cs="Times New Roman"/>
+          <w:sz w:val="24"/>
+          <w:szCs w:val="24"/>
+        </w:rPr>
+        <w:t>giữa</w:t>
+      </w:r>
+      <w:proofErr w:type="spellEnd"/>
+      <w:r>
+        <w:rPr>
+          <w:rFonts w:ascii="Times New Roman" w:eastAsia="Times New Roman" w:hAnsi="Times New Roman" w:cs="Times New Roman"/>
+          <w:sz w:val="24"/>
+          <w:szCs w:val="24"/>
+        </w:rPr>
+        <w:t>:</w:t>
       </w:r>
     </w:p>
     <w:p>
@@ -82,7 +282,25 @@
           <w:sz w:val="24"/>
           <w:szCs w:val="24"/>
         </w:rPr>
-        <w:t xml:space="preserve"> và </w:t>
+        <w:t xml:space="preserve"> </w:t>
+      </w:r>
+      <w:proofErr w:type="spellStart"/>
+      <w:r>
+        <w:rPr>
+          <w:rFonts w:ascii="Times New Roman" w:eastAsia="Times New Roman" w:hAnsi="Times New Roman" w:cs="Times New Roman"/>
+          <w:sz w:val="24"/>
+          <w:szCs w:val="24"/>
+        </w:rPr>
+        <w:t>và</w:t>
+      </w:r>
+      <w:proofErr w:type="spellEnd"/>
+      <w:r>
+        <w:rPr>
+          <w:rFonts w:ascii="Times New Roman" w:eastAsia="Times New Roman" w:hAnsi="Times New Roman" w:cs="Times New Roman"/>
+          <w:sz w:val="24"/>
+          <w:szCs w:val="24"/>
+        </w:rPr>
+        <w:t xml:space="preserve"> </w:t>
       </w:r>
     </w:p>
     <w:p>
@@ -98,13 +316,113 @@
           <w:szCs w:val="24"/>
         </w:rPr>
       </w:pPr>
-      <w:r>
-        <w:rPr>
-          <w:rFonts w:ascii="Times New Roman" w:eastAsia="Times New Roman" w:hAnsi="Times New Roman" w:cs="Times New Roman"/>
-          <w:sz w:val="24"/>
-          <w:szCs w:val="24"/>
-        </w:rPr>
-        <w:t xml:space="preserve">các thiết bị bên ngoài như: </w:t>
+      <w:proofErr w:type="spellStart"/>
+      <w:r>
+        <w:rPr>
+          <w:rFonts w:ascii="Times New Roman" w:eastAsia="Times New Roman" w:hAnsi="Times New Roman" w:cs="Times New Roman"/>
+          <w:sz w:val="24"/>
+          <w:szCs w:val="24"/>
+        </w:rPr>
+        <w:t>các</w:t>
+      </w:r>
+      <w:proofErr w:type="spellEnd"/>
+      <w:r>
+        <w:rPr>
+          <w:rFonts w:ascii="Times New Roman" w:eastAsia="Times New Roman" w:hAnsi="Times New Roman" w:cs="Times New Roman"/>
+          <w:sz w:val="24"/>
+          <w:szCs w:val="24"/>
+        </w:rPr>
+        <w:t xml:space="preserve"> </w:t>
+      </w:r>
+      <w:proofErr w:type="spellStart"/>
+      <w:r>
+        <w:rPr>
+          <w:rFonts w:ascii="Times New Roman" w:eastAsia="Times New Roman" w:hAnsi="Times New Roman" w:cs="Times New Roman"/>
+          <w:sz w:val="24"/>
+          <w:szCs w:val="24"/>
+        </w:rPr>
+        <w:t>thiết</w:t>
+      </w:r>
+      <w:proofErr w:type="spellEnd"/>
+      <w:r>
+        <w:rPr>
+          <w:rFonts w:ascii="Times New Roman" w:eastAsia="Times New Roman" w:hAnsi="Times New Roman" w:cs="Times New Roman"/>
+          <w:sz w:val="24"/>
+          <w:szCs w:val="24"/>
+        </w:rPr>
+        <w:t xml:space="preserve"> </w:t>
+      </w:r>
+      <w:proofErr w:type="spellStart"/>
+      <w:r>
+        <w:rPr>
+          <w:rFonts w:ascii="Times New Roman" w:eastAsia="Times New Roman" w:hAnsi="Times New Roman" w:cs="Times New Roman"/>
+          <w:sz w:val="24"/>
+          <w:szCs w:val="24"/>
+        </w:rPr>
+        <w:t>bị</w:t>
+      </w:r>
+      <w:proofErr w:type="spellEnd"/>
+      <w:r>
+        <w:rPr>
+          <w:rFonts w:ascii="Times New Roman" w:eastAsia="Times New Roman" w:hAnsi="Times New Roman" w:cs="Times New Roman"/>
+          <w:sz w:val="24"/>
+          <w:szCs w:val="24"/>
+        </w:rPr>
+        <w:t xml:space="preserve"> </w:t>
+      </w:r>
+      <w:proofErr w:type="spellStart"/>
+      <w:r>
+        <w:rPr>
+          <w:rFonts w:ascii="Times New Roman" w:eastAsia="Times New Roman" w:hAnsi="Times New Roman" w:cs="Times New Roman"/>
+          <w:sz w:val="24"/>
+          <w:szCs w:val="24"/>
+        </w:rPr>
+        <w:t>bên</w:t>
+      </w:r>
+      <w:proofErr w:type="spellEnd"/>
+      <w:r>
+        <w:rPr>
+          <w:rFonts w:ascii="Times New Roman" w:eastAsia="Times New Roman" w:hAnsi="Times New Roman" w:cs="Times New Roman"/>
+          <w:sz w:val="24"/>
+          <w:szCs w:val="24"/>
+        </w:rPr>
+        <w:t xml:space="preserve"> </w:t>
+      </w:r>
+      <w:proofErr w:type="spellStart"/>
+      <w:r>
+        <w:rPr>
+          <w:rFonts w:ascii="Times New Roman" w:eastAsia="Times New Roman" w:hAnsi="Times New Roman" w:cs="Times New Roman"/>
+          <w:sz w:val="24"/>
+          <w:szCs w:val="24"/>
+        </w:rPr>
+        <w:t>ngoài</w:t>
+      </w:r>
+      <w:proofErr w:type="spellEnd"/>
+      <w:r>
+        <w:rPr>
+          <w:rFonts w:ascii="Times New Roman" w:eastAsia="Times New Roman" w:hAnsi="Times New Roman" w:cs="Times New Roman"/>
+          <w:sz w:val="24"/>
+          <w:szCs w:val="24"/>
+        </w:rPr>
+        <w:t xml:space="preserve"> </w:t>
+      </w:r>
+      <w:proofErr w:type="spellStart"/>
+      <w:r>
+        <w:rPr>
+          <w:rFonts w:ascii="Times New Roman" w:eastAsia="Times New Roman" w:hAnsi="Times New Roman" w:cs="Times New Roman"/>
+          <w:sz w:val="24"/>
+          <w:szCs w:val="24"/>
+        </w:rPr>
+        <w:t>như</w:t>
+      </w:r>
+      <w:proofErr w:type="spellEnd"/>
+      <w:r>
+        <w:rPr>
+          <w:rFonts w:ascii="Times New Roman" w:eastAsia="Times New Roman" w:hAnsi="Times New Roman" w:cs="Times New Roman"/>
+          <w:sz w:val="24"/>
+          <w:szCs w:val="24"/>
+        </w:rPr>
+        <w:t xml:space="preserve">: </w:t>
       </w:r>
     </w:p>
     <w:p>
@@ -126,7 +444,25 @@
           <w:sz w:val="24"/>
           <w:szCs w:val="24"/>
         </w:rPr>
-        <w:t xml:space="preserve">ổ đĩa (disk) </w:t>
+        <w:t xml:space="preserve">ổ </w:t>
+      </w:r>
+      <w:proofErr w:type="spellStart"/>
+      <w:r>
+        <w:rPr>
+          <w:rFonts w:ascii="Times New Roman" w:eastAsia="Times New Roman" w:hAnsi="Times New Roman" w:cs="Times New Roman"/>
+          <w:sz w:val="24"/>
+          <w:szCs w:val="24"/>
+        </w:rPr>
+        <w:t>đĩa</w:t>
+      </w:r>
+      <w:proofErr w:type="spellEnd"/>
+      <w:r>
+        <w:rPr>
+          <w:rFonts w:ascii="Times New Roman" w:eastAsia="Times New Roman" w:hAnsi="Times New Roman" w:cs="Times New Roman"/>
+          <w:sz w:val="24"/>
+          <w:szCs w:val="24"/>
+        </w:rPr>
+        <w:t xml:space="preserve"> (disk) </w:t>
       </w:r>
     </w:p>
     <w:p>
@@ -148,7 +484,79 @@
           <w:sz w:val="24"/>
           <w:szCs w:val="24"/>
         </w:rPr>
-        <w:t xml:space="preserve">terminal (bàn phím, màn hình) </w:t>
+        <w:t>terminal (</w:t>
+      </w:r>
+      <w:proofErr w:type="spellStart"/>
+      <w:r>
+        <w:rPr>
+          <w:rFonts w:ascii="Times New Roman" w:eastAsia="Times New Roman" w:hAnsi="Times New Roman" w:cs="Times New Roman"/>
+          <w:sz w:val="24"/>
+          <w:szCs w:val="24"/>
+        </w:rPr>
+        <w:t>bàn</w:t>
+      </w:r>
+      <w:proofErr w:type="spellEnd"/>
+      <w:r>
+        <w:rPr>
+          <w:rFonts w:ascii="Times New Roman" w:eastAsia="Times New Roman" w:hAnsi="Times New Roman" w:cs="Times New Roman"/>
+          <w:sz w:val="24"/>
+          <w:szCs w:val="24"/>
+        </w:rPr>
+        <w:t xml:space="preserve"> </w:t>
+      </w:r>
+      <w:proofErr w:type="spellStart"/>
+      <w:r>
+        <w:rPr>
+          <w:rFonts w:ascii="Times New Roman" w:eastAsia="Times New Roman" w:hAnsi="Times New Roman" w:cs="Times New Roman"/>
+          <w:sz w:val="24"/>
+          <w:szCs w:val="24"/>
+        </w:rPr>
+        <w:t>phím</w:t>
+      </w:r>
+      <w:proofErr w:type="spellEnd"/>
+      <w:r>
+        <w:rPr>
+          <w:rFonts w:ascii="Times New Roman" w:eastAsia="Times New Roman" w:hAnsi="Times New Roman" w:cs="Times New Roman"/>
+          <w:sz w:val="24"/>
+          <w:szCs w:val="24"/>
+        </w:rPr>
+        <w:t xml:space="preserve">, </w:t>
+      </w:r>
+      <w:proofErr w:type="spellStart"/>
+      <w:r>
+        <w:rPr>
+          <w:rFonts w:ascii="Times New Roman" w:eastAsia="Times New Roman" w:hAnsi="Times New Roman" w:cs="Times New Roman"/>
+          <w:sz w:val="24"/>
+          <w:szCs w:val="24"/>
+        </w:rPr>
+        <w:t>màn</w:t>
+      </w:r>
+      <w:proofErr w:type="spellEnd"/>
+      <w:r>
+        <w:rPr>
+          <w:rFonts w:ascii="Times New Roman" w:eastAsia="Times New Roman" w:hAnsi="Times New Roman" w:cs="Times New Roman"/>
+          <w:sz w:val="24"/>
+          <w:szCs w:val="24"/>
+        </w:rPr>
+        <w:t xml:space="preserve"> </w:t>
+      </w:r>
+      <w:proofErr w:type="spellStart"/>
+      <w:r>
+        <w:rPr>
+          <w:rFonts w:ascii="Times New Roman" w:eastAsia="Times New Roman" w:hAnsi="Times New Roman" w:cs="Times New Roman"/>
+          <w:sz w:val="24"/>
+          <w:szCs w:val="24"/>
+        </w:rPr>
+        <w:t>hình</w:t>
+      </w:r>
+      <w:proofErr w:type="spellEnd"/>
+      <w:r>
+        <w:rPr>
+          <w:rFonts w:ascii="Times New Roman" w:eastAsia="Times New Roman" w:hAnsi="Times New Roman" w:cs="Times New Roman"/>
+          <w:sz w:val="24"/>
+          <w:szCs w:val="24"/>
+        </w:rPr>
+        <w:t xml:space="preserve">) </w:t>
       </w:r>
     </w:p>
     <w:p>
@@ -198,7 +606,115 @@
           <w:sz w:val="24"/>
           <w:szCs w:val="24"/>
         </w:rPr>
-        <w:t>: dữ liệu đi từ thiết bị → RAM.</w:t>
+        <w:t xml:space="preserve">: </w:t>
+      </w:r>
+      <w:proofErr w:type="spellStart"/>
+      <w:r>
+        <w:rPr>
+          <w:rFonts w:ascii="Times New Roman" w:eastAsia="Times New Roman" w:hAnsi="Times New Roman" w:cs="Times New Roman"/>
+          <w:sz w:val="24"/>
+          <w:szCs w:val="24"/>
+        </w:rPr>
+        <w:t>dữ</w:t>
+      </w:r>
+      <w:proofErr w:type="spellEnd"/>
+      <w:r>
+        <w:rPr>
+          <w:rFonts w:ascii="Times New Roman" w:eastAsia="Times New Roman" w:hAnsi="Times New Roman" w:cs="Times New Roman"/>
+          <w:sz w:val="24"/>
+          <w:szCs w:val="24"/>
+        </w:rPr>
+        <w:t xml:space="preserve"> </w:t>
+      </w:r>
+      <w:proofErr w:type="spellStart"/>
+      <w:r>
+        <w:rPr>
+          <w:rFonts w:ascii="Times New Roman" w:eastAsia="Times New Roman" w:hAnsi="Times New Roman" w:cs="Times New Roman"/>
+          <w:sz w:val="24"/>
+          <w:szCs w:val="24"/>
+        </w:rPr>
+        <w:t>liệu</w:t>
+      </w:r>
+      <w:proofErr w:type="spellEnd"/>
+      <w:r>
+        <w:rPr>
+          <w:rFonts w:ascii="Times New Roman" w:eastAsia="Times New Roman" w:hAnsi="Times New Roman" w:cs="Times New Roman"/>
+          <w:sz w:val="24"/>
+          <w:szCs w:val="24"/>
+        </w:rPr>
+        <w:t xml:space="preserve"> </w:t>
+      </w:r>
+      <w:proofErr w:type="spellStart"/>
+      <w:r>
+        <w:rPr>
+          <w:rFonts w:ascii="Times New Roman" w:eastAsia="Times New Roman" w:hAnsi="Times New Roman" w:cs="Times New Roman"/>
+          <w:sz w:val="24"/>
+          <w:szCs w:val="24"/>
+        </w:rPr>
+        <w:t>đi</w:t>
+      </w:r>
+      <w:proofErr w:type="spellEnd"/>
+      <w:r>
+        <w:rPr>
+          <w:rFonts w:ascii="Times New Roman" w:eastAsia="Times New Roman" w:hAnsi="Times New Roman" w:cs="Times New Roman"/>
+          <w:sz w:val="24"/>
+          <w:szCs w:val="24"/>
+        </w:rPr>
+        <w:t xml:space="preserve"> </w:t>
+      </w:r>
+      <w:proofErr w:type="spellStart"/>
+      <w:r>
+        <w:rPr>
+          <w:rFonts w:ascii="Times New Roman" w:eastAsia="Times New Roman" w:hAnsi="Times New Roman" w:cs="Times New Roman"/>
+          <w:sz w:val="24"/>
+          <w:szCs w:val="24"/>
+        </w:rPr>
+        <w:t>từ</w:t>
+      </w:r>
+      <w:proofErr w:type="spellEnd"/>
+      <w:r>
+        <w:rPr>
+          <w:rFonts w:ascii="Times New Roman" w:eastAsia="Times New Roman" w:hAnsi="Times New Roman" w:cs="Times New Roman"/>
+          <w:sz w:val="24"/>
+          <w:szCs w:val="24"/>
+        </w:rPr>
+        <w:t xml:space="preserve"> </w:t>
+      </w:r>
+      <w:proofErr w:type="spellStart"/>
+      <w:r>
+        <w:rPr>
+          <w:rFonts w:ascii="Times New Roman" w:eastAsia="Times New Roman" w:hAnsi="Times New Roman" w:cs="Times New Roman"/>
+          <w:sz w:val="24"/>
+          <w:szCs w:val="24"/>
+        </w:rPr>
+        <w:t>thiết</w:t>
+      </w:r>
+      <w:proofErr w:type="spellEnd"/>
+      <w:r>
+        <w:rPr>
+          <w:rFonts w:ascii="Times New Roman" w:eastAsia="Times New Roman" w:hAnsi="Times New Roman" w:cs="Times New Roman"/>
+          <w:sz w:val="24"/>
+          <w:szCs w:val="24"/>
+        </w:rPr>
+        <w:t xml:space="preserve"> </w:t>
+      </w:r>
+      <w:proofErr w:type="spellStart"/>
+      <w:r>
+        <w:rPr>
+          <w:rFonts w:ascii="Times New Roman" w:eastAsia="Times New Roman" w:hAnsi="Times New Roman" w:cs="Times New Roman"/>
+          <w:sz w:val="24"/>
+          <w:szCs w:val="24"/>
+        </w:rPr>
+        <w:t>bị</w:t>
+      </w:r>
+      <w:proofErr w:type="spellEnd"/>
+      <w:r>
+        <w:rPr>
+          <w:rFonts w:ascii="Times New Roman" w:eastAsia="Times New Roman" w:hAnsi="Times New Roman" w:cs="Times New Roman"/>
+          <w:sz w:val="24"/>
+          <w:szCs w:val="24"/>
+        </w:rPr>
+        <w:t xml:space="preserve"> → RAM.</w:t>
       </w:r>
     </w:p>
     <w:p>
@@ -226,113 +742,353 @@
           <w:sz w:val="24"/>
           <w:szCs w:val="24"/>
         </w:rPr>
-        <w:t>: dữ liệu đi từ RAM → thiết bị.</w:t>
+        <w:t xml:space="preserve">: </w:t>
+      </w:r>
+      <w:proofErr w:type="spellStart"/>
+      <w:r>
+        <w:rPr>
+          <w:rFonts w:ascii="Times New Roman" w:eastAsia="Times New Roman" w:hAnsi="Times New Roman" w:cs="Times New Roman"/>
+          <w:sz w:val="24"/>
+          <w:szCs w:val="24"/>
+        </w:rPr>
+        <w:t>dữ</w:t>
+      </w:r>
+      <w:proofErr w:type="spellEnd"/>
+      <w:r>
+        <w:rPr>
+          <w:rFonts w:ascii="Times New Roman" w:eastAsia="Times New Roman" w:hAnsi="Times New Roman" w:cs="Times New Roman"/>
+          <w:sz w:val="24"/>
+          <w:szCs w:val="24"/>
+        </w:rPr>
+        <w:t xml:space="preserve"> </w:t>
+      </w:r>
+      <w:proofErr w:type="spellStart"/>
+      <w:r>
+        <w:rPr>
+          <w:rFonts w:ascii="Times New Roman" w:eastAsia="Times New Roman" w:hAnsi="Times New Roman" w:cs="Times New Roman"/>
+          <w:sz w:val="24"/>
+          <w:szCs w:val="24"/>
+        </w:rPr>
+        <w:t>liệu</w:t>
+      </w:r>
+      <w:proofErr w:type="spellEnd"/>
+      <w:r>
+        <w:rPr>
+          <w:rFonts w:ascii="Times New Roman" w:eastAsia="Times New Roman" w:hAnsi="Times New Roman" w:cs="Times New Roman"/>
+          <w:sz w:val="24"/>
+          <w:szCs w:val="24"/>
+        </w:rPr>
+        <w:t xml:space="preserve"> </w:t>
+      </w:r>
+      <w:proofErr w:type="spellStart"/>
+      <w:r>
+        <w:rPr>
+          <w:rFonts w:ascii="Times New Roman" w:eastAsia="Times New Roman" w:hAnsi="Times New Roman" w:cs="Times New Roman"/>
+          <w:sz w:val="24"/>
+          <w:szCs w:val="24"/>
+        </w:rPr>
+        <w:t>đi</w:t>
+      </w:r>
+      <w:proofErr w:type="spellEnd"/>
+      <w:r>
+        <w:rPr>
+          <w:rFonts w:ascii="Times New Roman" w:eastAsia="Times New Roman" w:hAnsi="Times New Roman" w:cs="Times New Roman"/>
+          <w:sz w:val="24"/>
+          <w:szCs w:val="24"/>
+        </w:rPr>
+        <w:t xml:space="preserve"> </w:t>
+      </w:r>
+      <w:proofErr w:type="spellStart"/>
+      <w:r>
+        <w:rPr>
+          <w:rFonts w:ascii="Times New Roman" w:eastAsia="Times New Roman" w:hAnsi="Times New Roman" w:cs="Times New Roman"/>
+          <w:sz w:val="24"/>
+          <w:szCs w:val="24"/>
+        </w:rPr>
+        <w:t>từ</w:t>
+      </w:r>
+      <w:proofErr w:type="spellEnd"/>
+      <w:r>
+        <w:rPr>
+          <w:rFonts w:ascii="Times New Roman" w:eastAsia="Times New Roman" w:hAnsi="Times New Roman" w:cs="Times New Roman"/>
+          <w:sz w:val="24"/>
+          <w:szCs w:val="24"/>
+        </w:rPr>
+        <w:t xml:space="preserve"> RAM → </w:t>
+      </w:r>
+      <w:proofErr w:type="spellStart"/>
+      <w:r>
+        <w:rPr>
+          <w:rFonts w:ascii="Times New Roman" w:eastAsia="Times New Roman" w:hAnsi="Times New Roman" w:cs="Times New Roman"/>
+          <w:sz w:val="24"/>
+          <w:szCs w:val="24"/>
+        </w:rPr>
+        <w:t>thiết</w:t>
+      </w:r>
+      <w:proofErr w:type="spellEnd"/>
+      <w:r>
+        <w:rPr>
+          <w:rFonts w:ascii="Times New Roman" w:eastAsia="Times New Roman" w:hAnsi="Times New Roman" w:cs="Times New Roman"/>
+          <w:sz w:val="24"/>
+          <w:szCs w:val="24"/>
+        </w:rPr>
+        <w:t xml:space="preserve"> </w:t>
+      </w:r>
+      <w:proofErr w:type="spellStart"/>
+      <w:r>
+        <w:rPr>
+          <w:rFonts w:ascii="Times New Roman" w:eastAsia="Times New Roman" w:hAnsi="Times New Roman" w:cs="Times New Roman"/>
+          <w:sz w:val="24"/>
+          <w:szCs w:val="24"/>
+        </w:rPr>
+        <w:t>bị</w:t>
+      </w:r>
+      <w:proofErr w:type="spellEnd"/>
+      <w:r>
+        <w:rPr>
+          <w:rFonts w:ascii="Times New Roman" w:eastAsia="Times New Roman" w:hAnsi="Times New Roman" w:cs="Times New Roman"/>
+          <w:sz w:val="24"/>
+          <w:szCs w:val="24"/>
+        </w:rPr>
+        <w:t>.</w:t>
       </w:r>
     </w:p>
     <w:p>
       <w:pPr>
         <w:spacing w:before="100" w:beforeAutospacing="1" w:after="100" w:afterAutospacing="1" w:line="240" w:lineRule="auto"/>
       </w:pPr>
-      <w:r>
-        <w:t xml:space="preserve">Tại sao phải học Unix I/O? Các hàm của thư viên stdio.h là các hàm mức cao như: </w:t>
-      </w:r>
+      <w:proofErr w:type="spellStart"/>
+      <w:r>
+        <w:t>Tại</w:t>
+      </w:r>
+      <w:proofErr w:type="spellEnd"/>
+      <w:r>
+        <w:t xml:space="preserve"> </w:t>
+      </w:r>
+      <w:proofErr w:type="spellStart"/>
+      <w:r>
+        <w:t>sao</w:t>
+      </w:r>
+      <w:proofErr w:type="spellEnd"/>
+      <w:r>
+        <w:t xml:space="preserve"> </w:t>
+      </w:r>
+      <w:proofErr w:type="spellStart"/>
+      <w:r>
+        <w:t>phải</w:t>
+      </w:r>
+      <w:proofErr w:type="spellEnd"/>
+      <w:r>
+        <w:t xml:space="preserve"> </w:t>
+      </w:r>
+      <w:proofErr w:type="spellStart"/>
+      <w:r>
+        <w:t>học</w:t>
+      </w:r>
+      <w:proofErr w:type="spellEnd"/>
+      <w:r>
+        <w:t xml:space="preserve"> Unix I/O? </w:t>
+      </w:r>
+      <w:proofErr w:type="spellStart"/>
+      <w:r>
+        <w:t>Các</w:t>
+      </w:r>
+      <w:proofErr w:type="spellEnd"/>
+      <w:r>
+        <w:t xml:space="preserve"> </w:t>
+      </w:r>
+      <w:proofErr w:type="spellStart"/>
+      <w:r>
+        <w:t>hàm</w:t>
+      </w:r>
+      <w:proofErr w:type="spellEnd"/>
+      <w:r>
+        <w:t xml:space="preserve"> </w:t>
+      </w:r>
+      <w:proofErr w:type="spellStart"/>
+      <w:r>
+        <w:t>của</w:t>
+      </w:r>
+      <w:proofErr w:type="spellEnd"/>
+      <w:r>
+        <w:t xml:space="preserve"> </w:t>
+      </w:r>
+      <w:proofErr w:type="spellStart"/>
+      <w:r>
+        <w:t>thư</w:t>
+      </w:r>
+      <w:proofErr w:type="spellEnd"/>
+      <w:r>
+        <w:t xml:space="preserve"> </w:t>
+      </w:r>
+      <w:proofErr w:type="spellStart"/>
+      <w:r>
+        <w:t>viên</w:t>
+      </w:r>
+      <w:proofErr w:type="spellEnd"/>
+      <w:r>
+        <w:t xml:space="preserve"> </w:t>
+      </w:r>
+      <w:proofErr w:type="spellStart"/>
+      <w:r>
+        <w:t>stdio.h</w:t>
+      </w:r>
+      <w:proofErr w:type="spellEnd"/>
+      <w:r>
+        <w:t xml:space="preserve"> </w:t>
+      </w:r>
+      <w:proofErr w:type="spellStart"/>
+      <w:r>
+        <w:t>là</w:t>
+      </w:r>
+      <w:proofErr w:type="spellEnd"/>
+      <w:r>
+        <w:t xml:space="preserve"> </w:t>
+      </w:r>
+      <w:proofErr w:type="spellStart"/>
+      <w:r>
+        <w:t>các</w:t>
+      </w:r>
+      <w:proofErr w:type="spellEnd"/>
+      <w:r>
+        <w:t xml:space="preserve"> </w:t>
+      </w:r>
+      <w:proofErr w:type="spellStart"/>
+      <w:r>
+        <w:t>hàm</w:t>
+      </w:r>
+      <w:proofErr w:type="spellEnd"/>
+      <w:r>
+        <w:t xml:space="preserve"> </w:t>
+      </w:r>
+      <w:proofErr w:type="spellStart"/>
+      <w:r>
+        <w:t>mức</w:t>
+      </w:r>
+      <w:proofErr w:type="spellEnd"/>
+      <w:r>
+        <w:t xml:space="preserve"> </w:t>
+      </w:r>
+      <w:proofErr w:type="spellStart"/>
+      <w:r>
+        <w:t>cao</w:t>
+      </w:r>
+      <w:proofErr w:type="spellEnd"/>
+      <w:r>
+        <w:t xml:space="preserve"> </w:t>
+      </w:r>
+      <w:proofErr w:type="spellStart"/>
+      <w:r>
+        <w:t>như</w:t>
+      </w:r>
+      <w:proofErr w:type="spellEnd"/>
+      <w:r>
+        <w:t xml:space="preserve">: </w:t>
+      </w:r>
+      <w:proofErr w:type="spellStart"/>
+      <w:proofErr w:type="gramStart"/>
       <w:r>
         <w:rPr>
           <w:rStyle w:val="m"/>
         </w:rPr>
         <w:t>printf</w:t>
       </w:r>
+      <w:proofErr w:type="spellEnd"/>
+      <w:r>
+        <w:t>(</w:t>
+      </w:r>
+      <w:proofErr w:type="gramEnd"/>
+      <w:r>
+        <w:t xml:space="preserve">), </w:t>
+      </w:r>
+      <w:proofErr w:type="spellStart"/>
+      <w:r>
+        <w:rPr>
+          <w:rStyle w:val="m"/>
+        </w:rPr>
+        <w:t>scanf</w:t>
+      </w:r>
+      <w:proofErr w:type="spellEnd"/>
       <w:r>
         <w:t xml:space="preserve">(), </w:t>
       </w:r>
+      <w:proofErr w:type="spellStart"/>
       <w:r>
         <w:rPr>
           <w:rStyle w:val="m"/>
         </w:rPr>
-        <w:t>scanf</w:t>
-      </w:r>
+        <w:t>fread</w:t>
+      </w:r>
+      <w:proofErr w:type="spellEnd"/>
       <w:r>
         <w:t xml:space="preserve">(), </w:t>
       </w:r>
+      <w:proofErr w:type="spellStart"/>
       <w:r>
         <w:rPr>
           <w:rStyle w:val="m"/>
         </w:rPr>
-        <w:t>fread</w:t>
-      </w:r>
-      <w:r>
-        <w:t xml:space="preserve">(), </w:t>
-      </w:r>
-      <w:r>
-        <w:rPr>
-          <w:rStyle w:val="m"/>
-        </w:rPr>
         <w:t>fwrite</w:t>
       </w:r>
-      <w:r>
-        <w:t>() được xây dựng trên Unix I/O của kernel.</w:t>
+      <w:proofErr w:type="spellEnd"/>
+      <w:r>
+        <w:t xml:space="preserve">() </w:t>
+      </w:r>
+      <w:proofErr w:type="spellStart"/>
+      <w:r>
+        <w:t>được</w:t>
+      </w:r>
+      <w:proofErr w:type="spellEnd"/>
+      <w:r>
+        <w:t xml:space="preserve"> </w:t>
+      </w:r>
+      <w:proofErr w:type="spellStart"/>
+      <w:r>
+        <w:t>xây</w:t>
+      </w:r>
+      <w:proofErr w:type="spellEnd"/>
+      <w:r>
+        <w:t xml:space="preserve"> </w:t>
+      </w:r>
+      <w:proofErr w:type="spellStart"/>
+      <w:r>
+        <w:t>dựng</w:t>
+      </w:r>
+      <w:proofErr w:type="spellEnd"/>
+      <w:r>
+        <w:t xml:space="preserve"> </w:t>
+      </w:r>
+      <w:proofErr w:type="spellStart"/>
+      <w:r>
+        <w:t>trên</w:t>
+      </w:r>
+      <w:proofErr w:type="spellEnd"/>
+      <w:r>
+        <w:t xml:space="preserve"> Unix I/O </w:t>
+      </w:r>
+      <w:proofErr w:type="spellStart"/>
+      <w:r>
+        <w:t>của</w:t>
+      </w:r>
+      <w:proofErr w:type="spellEnd"/>
+      <w:r>
+        <w:t xml:space="preserve"> kernel.</w:t>
       </w:r>
     </w:p>
     <w:p>
-      <w:r>
-        <w:t>Một file trong Unix đơn giản chỉ là 1 dãy byte. Trong Unix, mọi thứ(</w:t>
-      </w:r>
-      <w:r>
-        <w:rPr>
-          <w:rFonts w:ascii="Times New Roman" w:eastAsia="Times New Roman" w:hAnsi="Times New Roman" w:cs="Times New Roman"/>
-          <w:sz w:val="24"/>
-          <w:szCs w:val="24"/>
-        </w:rPr>
-        <w:t xml:space="preserve">File trên disk, Terminal, Socket mạng, </w:t>
-      </w:r>
-      <w:r>
-        <w:rPr>
-          <w:rFonts w:ascii="Times New Roman" w:eastAsia="Times New Roman" w:hAnsi="Times New Roman" w:cs="Times New Roman"/>
-          <w:sz w:val="24"/>
-          <w:szCs w:val="24"/>
-        </w:rPr>
-        <w:t>Pipe</w:t>
-      </w:r>
-      <w:r>
-        <w:rPr>
-          <w:rFonts w:ascii="Times New Roman" w:eastAsia="Times New Roman" w:hAnsi="Times New Roman" w:cs="Times New Roman"/>
-          <w:sz w:val="24"/>
-          <w:szCs w:val="24"/>
-        </w:rPr>
-        <w:t>)</w:t>
-      </w:r>
-      <w:r>
-        <w:t xml:space="preserve"> được mô hình hóa bằng file.</w:t>
-      </w:r>
-    </w:p>
-    <w:p/>
-    <w:p>
-      <w:r>
-        <w:t xml:space="preserve">4 thao tác cơ bản của Unix I/O: </w:t>
-      </w:r>
-    </w:p>
-    <w:p>
-      <w:pPr>
-        <w:pStyle w:val="NormalWeb"/>
-        <w:rPr>
-          <w:bCs/>
-        </w:rPr>
-      </w:pPr>
-      <w:r>
-        <w:t>Open file: Ứng dụng yêu cầu kernel mở file</w:t>
-      </w:r>
-      <w:r>
-        <w:t xml:space="preserve"> </w:t>
-      </w:r>
+      <w:pPr>
+        <w:spacing w:before="100" w:beforeAutospacing="1" w:after="100" w:afterAutospacing="1" w:line="240" w:lineRule="auto"/>
+        <w:jc w:val="center"/>
+      </w:pPr>
       <w:r>
         <w:rPr>
           <w:noProof/>
         </w:rPr>
         <w:drawing>
-          <wp:inline distT="0" distB="0" distL="0" distR="0" wp14:anchorId="169D235F" wp14:editId="57CB58DE">
-            <wp:extent cx="1171739" cy="323895"/>
-            <wp:effectExtent l="0" t="0" r="9525" b="0"/>
-            <wp:docPr id="1" name="Picture 1"/>
+          <wp:inline distT="0" distB="0" distL="0" distR="0" wp14:anchorId="4595EA94" wp14:editId="08068107">
+            <wp:extent cx="4596267" cy="1514902"/>
+            <wp:effectExtent l="0" t="0" r="0" b="9525"/>
+            <wp:docPr id="15" name="Picture 15"/>
             <wp:cNvGraphicFramePr>
               <a:graphicFrameLocks xmlns:a="http://schemas.openxmlformats.org/drawingml/2006/main" noChangeAspect="1"/>
             </wp:cNvGraphicFramePr>
@@ -352,6 +1108,452 @@
                   <pic:spPr>
                     <a:xfrm>
                       <a:off x="0" y="0"/>
+                      <a:ext cx="4636000" cy="1527998"/>
+                    </a:xfrm>
+                    <a:prstGeom prst="rect">
+                      <a:avLst/>
+                    </a:prstGeom>
+                  </pic:spPr>
+                </pic:pic>
+              </a:graphicData>
+            </a:graphic>
+          </wp:inline>
+        </w:drawing>
+      </w:r>
+    </w:p>
+    <w:p>
+      <w:pPr>
+        <w:spacing w:before="100" w:beforeAutospacing="1" w:after="100" w:afterAutospacing="1" w:line="240" w:lineRule="auto"/>
+        <w:rPr>
+          <w:lang w:val="vi-VN"/>
+        </w:rPr>
+      </w:pPr>
+      <w:r>
+        <w:rPr>
+          <w:lang w:val="vi-VN"/>
+        </w:rPr>
+        <w:t xml:space="preserve">Các hàm </w:t>
+      </w:r>
+      <w:r>
+        <w:rPr>
+          <w:rStyle w:val="m"/>
+        </w:rPr>
+        <w:t>open</w:t>
+      </w:r>
+      <w:r>
+        <w:t xml:space="preserve">(), </w:t>
+      </w:r>
+      <w:r>
+        <w:rPr>
+          <w:rStyle w:val="m"/>
+        </w:rPr>
+        <w:t>read</w:t>
+      </w:r>
+      <w:r>
+        <w:t xml:space="preserve">(), </w:t>
+      </w:r>
+      <w:r>
+        <w:rPr>
+          <w:rStyle w:val="m"/>
+        </w:rPr>
+        <w:t>write</w:t>
+      </w:r>
+      <w:r>
+        <w:t xml:space="preserve">(), </w:t>
+      </w:r>
+      <w:r>
+        <w:rPr>
+          <w:rStyle w:val="m"/>
+        </w:rPr>
+        <w:t>close</w:t>
+      </w:r>
+      <w:r>
+        <w:t>()</w:t>
+      </w:r>
+      <w:proofErr w:type="spellStart"/>
+      <w:r>
+        <w:t>là</w:t>
+      </w:r>
+      <w:proofErr w:type="spellEnd"/>
+      <w:r>
+        <w:t xml:space="preserve"> </w:t>
+      </w:r>
+      <w:proofErr w:type="spellStart"/>
+      <w:r>
+        <w:t>các</w:t>
+      </w:r>
+      <w:proofErr w:type="spellEnd"/>
+      <w:r>
+        <w:t xml:space="preserve"> </w:t>
+      </w:r>
+      <w:r>
+        <w:rPr>
+          <w:rStyle w:val="Strong"/>
+        </w:rPr>
+        <w:t>Unix I/O system calls</w:t>
+      </w:r>
+      <w:r>
+        <w:rPr>
+          <w:rStyle w:val="Strong"/>
+          <w:lang w:val="vi-VN"/>
+        </w:rPr>
+        <w:t xml:space="preserve"> </w:t>
+      </w:r>
+      <w:r>
+        <w:rPr>
+          <w:rStyle w:val="Strong"/>
+          <w:b w:val="0"/>
+          <w:lang w:val="vi-VN"/>
+        </w:rPr>
+        <w:t>dùng đ</w:t>
+      </w:r>
+      <w:r>
+        <w:rPr>
+          <w:rStyle w:val="Strong"/>
+          <w:b w:val="0"/>
+          <w:lang w:val="vi-VN"/>
+        </w:rPr>
+        <w:t>ể</w:t>
+      </w:r>
+      <w:r>
+        <w:rPr>
+          <w:rStyle w:val="Strong"/>
+          <w:b w:val="0"/>
+          <w:lang w:val="vi-VN"/>
+        </w:rPr>
+        <w:t xml:space="preserve"> yêu cầu chuyển CPU từ user mode sang kernel mode</w:t>
+      </w:r>
+      <w:r>
+        <w:rPr>
+          <w:rStyle w:val="Strong"/>
+          <w:b w:val="0"/>
+          <w:lang w:val="vi-VN"/>
+        </w:rPr>
+        <w:t>.</w:t>
+      </w:r>
+    </w:p>
+    <w:p>
+      <w:proofErr w:type="spellStart"/>
+      <w:r>
+        <w:t>Một</w:t>
+      </w:r>
+      <w:proofErr w:type="spellEnd"/>
+      <w:r>
+        <w:t xml:space="preserve"> file </w:t>
+      </w:r>
+      <w:proofErr w:type="spellStart"/>
+      <w:r>
+        <w:t>trong</w:t>
+      </w:r>
+      <w:proofErr w:type="spellEnd"/>
+      <w:r>
+        <w:t xml:space="preserve"> </w:t>
+      </w:r>
+      <w:proofErr w:type="gramStart"/>
+      <w:r>
+        <w:t>Unix</w:t>
+      </w:r>
+      <w:proofErr w:type="gramEnd"/>
+      <w:r>
+        <w:t xml:space="preserve"> </w:t>
+      </w:r>
+      <w:proofErr w:type="spellStart"/>
+      <w:r>
+        <w:t>đơn</w:t>
+      </w:r>
+      <w:proofErr w:type="spellEnd"/>
+      <w:r>
+        <w:t xml:space="preserve"> </w:t>
+      </w:r>
+      <w:proofErr w:type="spellStart"/>
+      <w:r>
+        <w:t>giản</w:t>
+      </w:r>
+      <w:proofErr w:type="spellEnd"/>
+      <w:r>
+        <w:t xml:space="preserve"> </w:t>
+      </w:r>
+      <w:proofErr w:type="spellStart"/>
+      <w:r>
+        <w:t>chỉ</w:t>
+      </w:r>
+      <w:proofErr w:type="spellEnd"/>
+      <w:r>
+        <w:t xml:space="preserve"> </w:t>
+      </w:r>
+      <w:proofErr w:type="spellStart"/>
+      <w:r>
+        <w:t>là</w:t>
+      </w:r>
+      <w:proofErr w:type="spellEnd"/>
+      <w:r>
+        <w:t xml:space="preserve"> 1 </w:t>
+      </w:r>
+      <w:proofErr w:type="spellStart"/>
+      <w:r>
+        <w:t>dãy</w:t>
+      </w:r>
+      <w:proofErr w:type="spellEnd"/>
+      <w:r>
+        <w:t xml:space="preserve"> byte. </w:t>
+      </w:r>
+      <w:proofErr w:type="spellStart"/>
+      <w:r>
+        <w:t>Trong</w:t>
+      </w:r>
+      <w:proofErr w:type="spellEnd"/>
+      <w:r>
+        <w:t xml:space="preserve"> Unix, </w:t>
+      </w:r>
+      <w:proofErr w:type="spellStart"/>
+      <w:r>
+        <w:t>mọi</w:t>
+      </w:r>
+      <w:proofErr w:type="spellEnd"/>
+      <w:r>
+        <w:t xml:space="preserve"> </w:t>
+      </w:r>
+      <w:proofErr w:type="spellStart"/>
+      <w:proofErr w:type="gramStart"/>
+      <w:r>
+        <w:t>thứ</w:t>
+      </w:r>
+      <w:proofErr w:type="spellEnd"/>
+      <w:r>
+        <w:t>(</w:t>
+      </w:r>
+      <w:proofErr w:type="gramEnd"/>
+      <w:r>
+        <w:rPr>
+          <w:rFonts w:ascii="Times New Roman" w:eastAsia="Times New Roman" w:hAnsi="Times New Roman" w:cs="Times New Roman"/>
+          <w:sz w:val="24"/>
+          <w:szCs w:val="24"/>
+        </w:rPr>
+        <w:t xml:space="preserve">File </w:t>
+      </w:r>
+      <w:proofErr w:type="spellStart"/>
+      <w:r>
+        <w:rPr>
+          <w:rFonts w:ascii="Times New Roman" w:eastAsia="Times New Roman" w:hAnsi="Times New Roman" w:cs="Times New Roman"/>
+          <w:sz w:val="24"/>
+          <w:szCs w:val="24"/>
+        </w:rPr>
+        <w:t>trên</w:t>
+      </w:r>
+      <w:proofErr w:type="spellEnd"/>
+      <w:r>
+        <w:rPr>
+          <w:rFonts w:ascii="Times New Roman" w:eastAsia="Times New Roman" w:hAnsi="Times New Roman" w:cs="Times New Roman"/>
+          <w:sz w:val="24"/>
+          <w:szCs w:val="24"/>
+        </w:rPr>
+        <w:t xml:space="preserve"> disk, Terminal, Socket </w:t>
+      </w:r>
+      <w:proofErr w:type="spellStart"/>
+      <w:r>
+        <w:rPr>
+          <w:rFonts w:ascii="Times New Roman" w:eastAsia="Times New Roman" w:hAnsi="Times New Roman" w:cs="Times New Roman"/>
+          <w:sz w:val="24"/>
+          <w:szCs w:val="24"/>
+        </w:rPr>
+        <w:t>mạng</w:t>
+      </w:r>
+      <w:proofErr w:type="spellEnd"/>
+      <w:r>
+        <w:rPr>
+          <w:rFonts w:ascii="Times New Roman" w:eastAsia="Times New Roman" w:hAnsi="Times New Roman" w:cs="Times New Roman"/>
+          <w:sz w:val="24"/>
+          <w:szCs w:val="24"/>
+        </w:rPr>
+        <w:t xml:space="preserve">, </w:t>
+      </w:r>
+      <w:r>
+        <w:rPr>
+          <w:rFonts w:ascii="Times New Roman" w:eastAsia="Times New Roman" w:hAnsi="Times New Roman" w:cs="Times New Roman"/>
+          <w:sz w:val="24"/>
+          <w:szCs w:val="24"/>
+        </w:rPr>
+        <w:t>Pipe</w:t>
+      </w:r>
+      <w:r>
+        <w:rPr>
+          <w:rFonts w:ascii="Times New Roman" w:eastAsia="Times New Roman" w:hAnsi="Times New Roman" w:cs="Times New Roman"/>
+          <w:sz w:val="24"/>
+          <w:szCs w:val="24"/>
+        </w:rPr>
+        <w:t>)</w:t>
+      </w:r>
+      <w:r>
+        <w:t xml:space="preserve"> </w:t>
+      </w:r>
+      <w:proofErr w:type="spellStart"/>
+      <w:r>
+        <w:t>được</w:t>
+      </w:r>
+      <w:proofErr w:type="spellEnd"/>
+      <w:r>
+        <w:t xml:space="preserve"> </w:t>
+      </w:r>
+      <w:proofErr w:type="spellStart"/>
+      <w:r>
+        <w:t>mô</w:t>
+      </w:r>
+      <w:proofErr w:type="spellEnd"/>
+      <w:r>
+        <w:t xml:space="preserve"> </w:t>
+      </w:r>
+      <w:proofErr w:type="spellStart"/>
+      <w:r>
+        <w:t>hình</w:t>
+      </w:r>
+      <w:proofErr w:type="spellEnd"/>
+      <w:r>
+        <w:t xml:space="preserve"> </w:t>
+      </w:r>
+      <w:proofErr w:type="spellStart"/>
+      <w:r>
+        <w:t>hóa</w:t>
+      </w:r>
+      <w:proofErr w:type="spellEnd"/>
+      <w:r>
+        <w:t xml:space="preserve"> </w:t>
+      </w:r>
+      <w:proofErr w:type="spellStart"/>
+      <w:r>
+        <w:t>bằng</w:t>
+      </w:r>
+      <w:proofErr w:type="spellEnd"/>
+      <w:r>
+        <w:t xml:space="preserve"> file.</w:t>
+      </w:r>
+    </w:p>
+    <w:p/>
+    <w:p>
+      <w:r>
+        <w:t xml:space="preserve">4 </w:t>
+      </w:r>
+      <w:proofErr w:type="spellStart"/>
+      <w:r>
+        <w:t>thao</w:t>
+      </w:r>
+      <w:proofErr w:type="spellEnd"/>
+      <w:r>
+        <w:t xml:space="preserve"> </w:t>
+      </w:r>
+      <w:proofErr w:type="spellStart"/>
+      <w:r>
+        <w:t>tác</w:t>
+      </w:r>
+      <w:proofErr w:type="spellEnd"/>
+      <w:r>
+        <w:t xml:space="preserve"> </w:t>
+      </w:r>
+      <w:proofErr w:type="spellStart"/>
+      <w:r>
+        <w:t>cơ</w:t>
+      </w:r>
+      <w:proofErr w:type="spellEnd"/>
+      <w:r>
+        <w:t xml:space="preserve"> </w:t>
+      </w:r>
+      <w:proofErr w:type="spellStart"/>
+      <w:r>
+        <w:t>bản</w:t>
+      </w:r>
+      <w:proofErr w:type="spellEnd"/>
+      <w:r>
+        <w:t xml:space="preserve"> </w:t>
+      </w:r>
+      <w:proofErr w:type="spellStart"/>
+      <w:r>
+        <w:t>của</w:t>
+      </w:r>
+      <w:proofErr w:type="spellEnd"/>
+      <w:r>
+        <w:t xml:space="preserve"> Unix I/O: </w:t>
+      </w:r>
+    </w:p>
+    <w:p>
+      <w:pPr>
+        <w:pStyle w:val="NormalWeb"/>
+        <w:rPr>
+          <w:bCs/>
+        </w:rPr>
+      </w:pPr>
+      <w:r>
+        <w:t xml:space="preserve">Open file: </w:t>
+      </w:r>
+      <w:proofErr w:type="spellStart"/>
+      <w:r>
+        <w:t>Ứng</w:t>
+      </w:r>
+      <w:proofErr w:type="spellEnd"/>
+      <w:r>
+        <w:t xml:space="preserve"> </w:t>
+      </w:r>
+      <w:proofErr w:type="spellStart"/>
+      <w:r>
+        <w:t>dụng</w:t>
+      </w:r>
+      <w:proofErr w:type="spellEnd"/>
+      <w:r>
+        <w:t xml:space="preserve"> </w:t>
+      </w:r>
+      <w:proofErr w:type="spellStart"/>
+      <w:r>
+        <w:t>yêu</w:t>
+      </w:r>
+      <w:proofErr w:type="spellEnd"/>
+      <w:r>
+        <w:t xml:space="preserve"> </w:t>
+      </w:r>
+      <w:proofErr w:type="spellStart"/>
+      <w:r>
+        <w:t>cầu</w:t>
+      </w:r>
+      <w:proofErr w:type="spellEnd"/>
+      <w:r>
+        <w:t xml:space="preserve"> kernel </w:t>
+      </w:r>
+      <w:proofErr w:type="spellStart"/>
+      <w:r>
+        <w:t>mở</w:t>
+      </w:r>
+      <w:proofErr w:type="spellEnd"/>
+      <w:r>
+        <w:t xml:space="preserve"> file</w:t>
+      </w:r>
+      <w:r>
+        <w:t xml:space="preserve"> </w:t>
+      </w:r>
+      <w:r>
+        <w:rPr>
+          <w:noProof/>
+        </w:rPr>
+        <w:drawing>
+          <wp:inline distT="0" distB="0" distL="0" distR="0" wp14:anchorId="169D235F" wp14:editId="57CB58DE">
+            <wp:extent cx="1171739" cy="323895"/>
+            <wp:effectExtent l="0" t="0" r="9525" b="0"/>
+            <wp:docPr id="1" name="Picture 1"/>
+            <wp:cNvGraphicFramePr>
+              <a:graphicFrameLocks xmlns:a="http://schemas.openxmlformats.org/drawingml/2006/main" noChangeAspect="1"/>
+            </wp:cNvGraphicFramePr>
+            <a:graphic xmlns:a="http://schemas.openxmlformats.org/drawingml/2006/main">
+              <a:graphicData uri="http://schemas.openxmlformats.org/drawingml/2006/picture">
+                <pic:pic xmlns:pic="http://schemas.openxmlformats.org/drawingml/2006/picture">
+                  <pic:nvPicPr>
+                    <pic:cNvPr id="1" name=""/>
+                    <pic:cNvPicPr/>
+                  </pic:nvPicPr>
+                  <pic:blipFill>
+                    <a:blip r:embed="rId6"/>
+                    <a:stretch>
+                      <a:fillRect/>
+                    </a:stretch>
+                  </pic:blipFill>
+                  <pic:spPr>
+                    <a:xfrm>
+                      <a:off x="0" y="0"/>
                       <a:ext cx="1171739" cy="323895"/>
                     </a:xfrm>
                     <a:prstGeom prst="rect">
@@ -365,7 +1567,87 @@
         </w:drawing>
       </w:r>
       <w:r>
-        <w:t>Kernel trả về một số nguyên nhỏ không âm gọi là:</w:t>
+        <w:t xml:space="preserve">Kernel </w:t>
+      </w:r>
+      <w:proofErr w:type="spellStart"/>
+      <w:r>
+        <w:t>trả</w:t>
+      </w:r>
+      <w:proofErr w:type="spellEnd"/>
+      <w:r>
+        <w:t xml:space="preserve"> </w:t>
+      </w:r>
+      <w:proofErr w:type="spellStart"/>
+      <w:r>
+        <w:t>về</w:t>
+      </w:r>
+      <w:proofErr w:type="spellEnd"/>
+      <w:r>
+        <w:t xml:space="preserve"> </w:t>
+      </w:r>
+      <w:proofErr w:type="spellStart"/>
+      <w:r>
+        <w:t>một</w:t>
+      </w:r>
+      <w:proofErr w:type="spellEnd"/>
+      <w:r>
+        <w:t xml:space="preserve"> </w:t>
+      </w:r>
+      <w:proofErr w:type="spellStart"/>
+      <w:r>
+        <w:t>số</w:t>
+      </w:r>
+      <w:proofErr w:type="spellEnd"/>
+      <w:r>
+        <w:t xml:space="preserve"> </w:t>
+      </w:r>
+      <w:proofErr w:type="spellStart"/>
+      <w:r>
+        <w:t>nguyên</w:t>
+      </w:r>
+      <w:proofErr w:type="spellEnd"/>
+      <w:r>
+        <w:t xml:space="preserve"> </w:t>
+      </w:r>
+      <w:proofErr w:type="spellStart"/>
+      <w:r>
+        <w:t>nhỏ</w:t>
+      </w:r>
+      <w:proofErr w:type="spellEnd"/>
+      <w:r>
+        <w:t xml:space="preserve"> </w:t>
+      </w:r>
+      <w:proofErr w:type="spellStart"/>
+      <w:r>
+        <w:t>không</w:t>
+      </w:r>
+      <w:proofErr w:type="spellEnd"/>
+      <w:r>
+        <w:t xml:space="preserve"> </w:t>
+      </w:r>
+      <w:proofErr w:type="spellStart"/>
+      <w:r>
+        <w:t>âm</w:t>
+      </w:r>
+      <w:proofErr w:type="spellEnd"/>
+      <w:r>
+        <w:t xml:space="preserve"> </w:t>
+      </w:r>
+      <w:proofErr w:type="spellStart"/>
+      <w:r>
+        <w:t>gọi</w:t>
+      </w:r>
+      <w:proofErr w:type="spellEnd"/>
+      <w:r>
+        <w:t xml:space="preserve"> </w:t>
+      </w:r>
+      <w:proofErr w:type="spellStart"/>
+      <w:r>
+        <w:t>là</w:t>
+      </w:r>
+      <w:proofErr w:type="spellEnd"/>
+      <w:r>
+        <w:t>:</w:t>
       </w:r>
       <w:r>
         <w:t xml:space="preserve"> </w:t>
@@ -375,27 +1657,239 @@
           <w:b/>
           <w:bCs/>
         </w:rPr>
-        <w:t>File Descriptor (fd)</w:t>
-      </w:r>
+        <w:t>File Descriptor (</w:t>
+      </w:r>
+      <w:proofErr w:type="spellStart"/>
+      <w:proofErr w:type="gramStart"/>
       <w:r>
         <w:rPr>
           <w:b/>
           <w:bCs/>
         </w:rPr>
+        <w:t>fd</w:t>
+      </w:r>
+      <w:proofErr w:type="spellEnd"/>
+      <w:proofErr w:type="gramEnd"/>
+      <w:r>
+        <w:rPr>
+          <w:b/>
+          <w:bCs/>
+        </w:rPr>
+        <w:t>)</w:t>
+      </w:r>
+      <w:r>
+        <w:rPr>
+          <w:b/>
+          <w:bCs/>
+        </w:rPr>
         <w:t xml:space="preserve">. </w:t>
       </w:r>
-      <w:r>
-        <w:rPr>
-          <w:bCs/>
-        </w:rPr>
-        <w:t>Từ đó về sau,</w:t>
-      </w:r>
-      <w:r>
-        <w:rPr>
-          <w:bCs/>
-        </w:rPr>
-        <w:t xml:space="preserve"> mọi thao tác đều dùng fd. Ứng dụng chỉ giữ </w:t>
-      </w:r>
+      <w:proofErr w:type="spellStart"/>
+      <w:r>
+        <w:rPr>
+          <w:bCs/>
+        </w:rPr>
+        <w:t>Từ</w:t>
+      </w:r>
+      <w:proofErr w:type="spellEnd"/>
+      <w:r>
+        <w:rPr>
+          <w:bCs/>
+        </w:rPr>
+        <w:t xml:space="preserve"> </w:t>
+      </w:r>
+      <w:proofErr w:type="spellStart"/>
+      <w:r>
+        <w:rPr>
+          <w:bCs/>
+        </w:rPr>
+        <w:t>đó</w:t>
+      </w:r>
+      <w:proofErr w:type="spellEnd"/>
+      <w:r>
+        <w:rPr>
+          <w:bCs/>
+        </w:rPr>
+        <w:t xml:space="preserve"> </w:t>
+      </w:r>
+      <w:proofErr w:type="spellStart"/>
+      <w:r>
+        <w:rPr>
+          <w:bCs/>
+        </w:rPr>
+        <w:t>về</w:t>
+      </w:r>
+      <w:proofErr w:type="spellEnd"/>
+      <w:r>
+        <w:rPr>
+          <w:bCs/>
+        </w:rPr>
+        <w:t xml:space="preserve"> </w:t>
+      </w:r>
+      <w:proofErr w:type="spellStart"/>
+      <w:r>
+        <w:rPr>
+          <w:bCs/>
+        </w:rPr>
+        <w:t>sau</w:t>
+      </w:r>
+      <w:proofErr w:type="spellEnd"/>
+      <w:r>
+        <w:rPr>
+          <w:bCs/>
+        </w:rPr>
+        <w:t>,</w:t>
+      </w:r>
+      <w:r>
+        <w:rPr>
+          <w:bCs/>
+        </w:rPr>
+        <w:t xml:space="preserve"> </w:t>
+      </w:r>
+      <w:proofErr w:type="spellStart"/>
+      <w:r>
+        <w:rPr>
+          <w:bCs/>
+        </w:rPr>
+        <w:t>mọi</w:t>
+      </w:r>
+      <w:proofErr w:type="spellEnd"/>
+      <w:r>
+        <w:rPr>
+          <w:bCs/>
+        </w:rPr>
+        <w:t xml:space="preserve"> </w:t>
+      </w:r>
+      <w:proofErr w:type="spellStart"/>
+      <w:r>
+        <w:rPr>
+          <w:bCs/>
+        </w:rPr>
+        <w:t>thao</w:t>
+      </w:r>
+      <w:proofErr w:type="spellEnd"/>
+      <w:r>
+        <w:rPr>
+          <w:bCs/>
+        </w:rPr>
+        <w:t xml:space="preserve"> </w:t>
+      </w:r>
+      <w:proofErr w:type="spellStart"/>
+      <w:r>
+        <w:rPr>
+          <w:bCs/>
+        </w:rPr>
+        <w:t>tác</w:t>
+      </w:r>
+      <w:proofErr w:type="spellEnd"/>
+      <w:r>
+        <w:rPr>
+          <w:bCs/>
+        </w:rPr>
+        <w:t xml:space="preserve"> </w:t>
+      </w:r>
+      <w:proofErr w:type="spellStart"/>
+      <w:r>
+        <w:rPr>
+          <w:bCs/>
+        </w:rPr>
+        <w:t>đều</w:t>
+      </w:r>
+      <w:proofErr w:type="spellEnd"/>
+      <w:r>
+        <w:rPr>
+          <w:bCs/>
+        </w:rPr>
+        <w:t xml:space="preserve"> </w:t>
+      </w:r>
+      <w:proofErr w:type="spellStart"/>
+      <w:r>
+        <w:rPr>
+          <w:bCs/>
+        </w:rPr>
+        <w:t>dùng</w:t>
+      </w:r>
+      <w:proofErr w:type="spellEnd"/>
+      <w:r>
+        <w:rPr>
+          <w:bCs/>
+        </w:rPr>
+        <w:t xml:space="preserve"> </w:t>
+      </w:r>
+      <w:proofErr w:type="spellStart"/>
+      <w:proofErr w:type="gramStart"/>
+      <w:r>
+        <w:rPr>
+          <w:bCs/>
+        </w:rPr>
+        <w:t>fd</w:t>
+      </w:r>
+      <w:proofErr w:type="spellEnd"/>
+      <w:proofErr w:type="gramEnd"/>
+      <w:r>
+        <w:rPr>
+          <w:bCs/>
+        </w:rPr>
+        <w:t xml:space="preserve">. </w:t>
+      </w:r>
+      <w:proofErr w:type="spellStart"/>
+      <w:r>
+        <w:rPr>
+          <w:bCs/>
+        </w:rPr>
+        <w:t>Ứng</w:t>
+      </w:r>
+      <w:proofErr w:type="spellEnd"/>
+      <w:r>
+        <w:rPr>
+          <w:bCs/>
+        </w:rPr>
+        <w:t xml:space="preserve"> </w:t>
+      </w:r>
+      <w:proofErr w:type="spellStart"/>
+      <w:r>
+        <w:rPr>
+          <w:bCs/>
+        </w:rPr>
+        <w:t>dụng</w:t>
+      </w:r>
+      <w:proofErr w:type="spellEnd"/>
+      <w:r>
+        <w:rPr>
+          <w:bCs/>
+        </w:rPr>
+        <w:t xml:space="preserve"> </w:t>
+      </w:r>
+      <w:proofErr w:type="spellStart"/>
+      <w:r>
+        <w:rPr>
+          <w:bCs/>
+        </w:rPr>
+        <w:t>chỉ</w:t>
+      </w:r>
+      <w:proofErr w:type="spellEnd"/>
+      <w:r>
+        <w:rPr>
+          <w:bCs/>
+        </w:rPr>
+        <w:t xml:space="preserve"> </w:t>
+      </w:r>
+      <w:proofErr w:type="spellStart"/>
+      <w:r>
+        <w:rPr>
+          <w:bCs/>
+        </w:rPr>
+        <w:t>giữ</w:t>
+      </w:r>
+      <w:proofErr w:type="spellEnd"/>
+      <w:r>
+        <w:rPr>
+          <w:bCs/>
+        </w:rPr>
+        <w:t xml:space="preserve"> </w:t>
+      </w:r>
+      <w:proofErr w:type="spellStart"/>
+      <w:proofErr w:type="gramStart"/>
       <w:r>
         <w:rPr>
           <w:b/>
@@ -403,6 +1897,8 @@
         </w:rPr>
         <w:t>fd</w:t>
       </w:r>
+      <w:proofErr w:type="spellEnd"/>
+      <w:proofErr w:type="gramEnd"/>
       <w:r>
         <w:rPr>
           <w:b/>
@@ -410,11 +1906,117 @@
         </w:rPr>
         <w:t xml:space="preserve"> </w:t>
       </w:r>
-      <w:r>
-        <w:rPr>
-          <w:bCs/>
-        </w:rPr>
-        <w:t>và kernel sẽ giữ toàn bộ thông tin còn lại.</w:t>
+      <w:proofErr w:type="spellStart"/>
+      <w:r>
+        <w:rPr>
+          <w:bCs/>
+        </w:rPr>
+        <w:t>và</w:t>
+      </w:r>
+      <w:proofErr w:type="spellEnd"/>
+      <w:r>
+        <w:rPr>
+          <w:bCs/>
+        </w:rPr>
+        <w:t xml:space="preserve"> kernel </w:t>
+      </w:r>
+      <w:proofErr w:type="spellStart"/>
+      <w:r>
+        <w:rPr>
+          <w:bCs/>
+        </w:rPr>
+        <w:t>sẽ</w:t>
+      </w:r>
+      <w:proofErr w:type="spellEnd"/>
+      <w:r>
+        <w:rPr>
+          <w:bCs/>
+        </w:rPr>
+        <w:t xml:space="preserve"> </w:t>
+      </w:r>
+      <w:proofErr w:type="spellStart"/>
+      <w:r>
+        <w:rPr>
+          <w:bCs/>
+        </w:rPr>
+        <w:t>giữ</w:t>
+      </w:r>
+      <w:proofErr w:type="spellEnd"/>
+      <w:r>
+        <w:rPr>
+          <w:bCs/>
+        </w:rPr>
+        <w:t xml:space="preserve"> </w:t>
+      </w:r>
+      <w:proofErr w:type="spellStart"/>
+      <w:r>
+        <w:rPr>
+          <w:bCs/>
+        </w:rPr>
+        <w:t>toàn</w:t>
+      </w:r>
+      <w:proofErr w:type="spellEnd"/>
+      <w:r>
+        <w:rPr>
+          <w:bCs/>
+        </w:rPr>
+        <w:t xml:space="preserve"> </w:t>
+      </w:r>
+      <w:proofErr w:type="spellStart"/>
+      <w:r>
+        <w:rPr>
+          <w:bCs/>
+        </w:rPr>
+        <w:t>bộ</w:t>
+      </w:r>
+      <w:proofErr w:type="spellEnd"/>
+      <w:r>
+        <w:rPr>
+          <w:bCs/>
+        </w:rPr>
+        <w:t xml:space="preserve"> </w:t>
+      </w:r>
+      <w:proofErr w:type="spellStart"/>
+      <w:r>
+        <w:rPr>
+          <w:bCs/>
+        </w:rPr>
+        <w:t>thông</w:t>
+      </w:r>
+      <w:proofErr w:type="spellEnd"/>
+      <w:r>
+        <w:rPr>
+          <w:bCs/>
+        </w:rPr>
+        <w:t xml:space="preserve"> tin </w:t>
+      </w:r>
+      <w:proofErr w:type="spellStart"/>
+      <w:r>
+        <w:rPr>
+          <w:bCs/>
+        </w:rPr>
+        <w:t>còn</w:t>
+      </w:r>
+      <w:proofErr w:type="spellEnd"/>
+      <w:r>
+        <w:rPr>
+          <w:bCs/>
+        </w:rPr>
+        <w:t xml:space="preserve"> </w:t>
+      </w:r>
+      <w:proofErr w:type="spellStart"/>
+      <w:r>
+        <w:rPr>
+          <w:bCs/>
+        </w:rPr>
+        <w:t>lại</w:t>
+      </w:r>
+      <w:proofErr w:type="spellEnd"/>
+      <w:r>
+        <w:rPr>
+          <w:bCs/>
+        </w:rPr>
+        <w:t>.</w:t>
       </w:r>
     </w:p>
     <w:p>
@@ -424,11 +2026,117 @@
           <w:bCs/>
         </w:rPr>
       </w:pPr>
-      <w:r>
-        <w:rPr>
-          <w:bCs/>
-        </w:rPr>
-        <w:t>Việc read/ write là kernel đọc/ghi tại vị trí k trong memory.</w:t>
+      <w:proofErr w:type="spellStart"/>
+      <w:r>
+        <w:rPr>
+          <w:bCs/>
+        </w:rPr>
+        <w:t>Việc</w:t>
+      </w:r>
+      <w:proofErr w:type="spellEnd"/>
+      <w:r>
+        <w:rPr>
+          <w:bCs/>
+        </w:rPr>
+        <w:t xml:space="preserve"> read/ write </w:t>
+      </w:r>
+      <w:proofErr w:type="spellStart"/>
+      <w:r>
+        <w:rPr>
+          <w:bCs/>
+        </w:rPr>
+        <w:t>là</w:t>
+      </w:r>
+      <w:proofErr w:type="spellEnd"/>
+      <w:r>
+        <w:rPr>
+          <w:bCs/>
+        </w:rPr>
+        <w:t xml:space="preserve"> kernel </w:t>
+      </w:r>
+      <w:proofErr w:type="spellStart"/>
+      <w:r>
+        <w:rPr>
+          <w:bCs/>
+        </w:rPr>
+        <w:t>đọc</w:t>
+      </w:r>
+      <w:proofErr w:type="spellEnd"/>
+      <w:r>
+        <w:rPr>
+          <w:bCs/>
+        </w:rPr>
+        <w:t>/</w:t>
+      </w:r>
+      <w:proofErr w:type="spellStart"/>
+      <w:r>
+        <w:rPr>
+          <w:bCs/>
+        </w:rPr>
+        <w:t>ghi</w:t>
+      </w:r>
+      <w:proofErr w:type="spellEnd"/>
+      <w:r>
+        <w:rPr>
+          <w:bCs/>
+        </w:rPr>
+        <w:t xml:space="preserve"> </w:t>
+      </w:r>
+      <w:proofErr w:type="spellStart"/>
+      <w:r>
+        <w:rPr>
+          <w:bCs/>
+        </w:rPr>
+        <w:t>tại</w:t>
+      </w:r>
+      <w:proofErr w:type="spellEnd"/>
+      <w:r>
+        <w:rPr>
+          <w:bCs/>
+        </w:rPr>
+        <w:t xml:space="preserve"> </w:t>
+      </w:r>
+      <w:proofErr w:type="spellStart"/>
+      <w:r>
+        <w:rPr>
+          <w:bCs/>
+        </w:rPr>
+        <w:t>vị</w:t>
+      </w:r>
+      <w:proofErr w:type="spellEnd"/>
+      <w:r>
+        <w:rPr>
+          <w:bCs/>
+        </w:rPr>
+        <w:t xml:space="preserve"> </w:t>
+      </w:r>
+      <w:proofErr w:type="spellStart"/>
+      <w:r>
+        <w:rPr>
+          <w:bCs/>
+        </w:rPr>
+        <w:t>trí</w:t>
+      </w:r>
+      <w:proofErr w:type="spellEnd"/>
+      <w:r>
+        <w:rPr>
+          <w:bCs/>
+        </w:rPr>
+        <w:t xml:space="preserve"> k </w:t>
+      </w:r>
+      <w:proofErr w:type="spellStart"/>
+      <w:r>
+        <w:rPr>
+          <w:bCs/>
+        </w:rPr>
+        <w:t>trong</w:t>
+      </w:r>
+      <w:proofErr w:type="spellEnd"/>
+      <w:r>
+        <w:rPr>
+          <w:bCs/>
+        </w:rPr>
+        <w:t xml:space="preserve"> memory.</w:t>
       </w:r>
     </w:p>
     <w:p>
@@ -448,31 +2156,281 @@
         <w:rPr>
           <w:lang w:val="en-GB"/>
         </w:rPr>
-        <w:t>Kernel sẽ:</w:t>
-      </w:r>
+        <w:t xml:space="preserve">Kernel </w:t>
+      </w:r>
+      <w:proofErr w:type="spellStart"/>
       <w:r>
         <w:rPr>
           <w:lang w:val="en-GB"/>
         </w:rPr>
-        <w:t xml:space="preserve"> </w:t>
-      </w:r>
+        <w:t>sẽ</w:t>
+      </w:r>
+      <w:proofErr w:type="spellEnd"/>
       <w:r>
         <w:rPr>
           <w:lang w:val="en-GB"/>
         </w:rPr>
-        <w:t>giải phóng các cấu trúc dữ liệu liên quan</w:t>
+        <w:t>:</w:t>
       </w:r>
       <w:r>
         <w:rPr>
           <w:lang w:val="en-GB"/>
         </w:rPr>
+        <w:t xml:space="preserve"> </w:t>
+      </w:r>
+      <w:proofErr w:type="spellStart"/>
+      <w:r>
+        <w:rPr>
+          <w:lang w:val="en-GB"/>
+        </w:rPr>
+        <w:t>giải</w:t>
+      </w:r>
+      <w:proofErr w:type="spellEnd"/>
+      <w:r>
+        <w:rPr>
+          <w:lang w:val="en-GB"/>
+        </w:rPr>
+        <w:t xml:space="preserve"> </w:t>
+      </w:r>
+      <w:proofErr w:type="spellStart"/>
+      <w:r>
+        <w:rPr>
+          <w:lang w:val="en-GB"/>
+        </w:rPr>
+        <w:t>phóng</w:t>
+      </w:r>
+      <w:proofErr w:type="spellEnd"/>
+      <w:r>
+        <w:rPr>
+          <w:lang w:val="en-GB"/>
+        </w:rPr>
+        <w:t xml:space="preserve"> </w:t>
+      </w:r>
+      <w:proofErr w:type="spellStart"/>
+      <w:r>
+        <w:rPr>
+          <w:lang w:val="en-GB"/>
+        </w:rPr>
+        <w:t>các</w:t>
+      </w:r>
+      <w:proofErr w:type="spellEnd"/>
+      <w:r>
+        <w:rPr>
+          <w:lang w:val="en-GB"/>
+        </w:rPr>
+        <w:t xml:space="preserve"> </w:t>
+      </w:r>
+      <w:proofErr w:type="spellStart"/>
+      <w:r>
+        <w:rPr>
+          <w:lang w:val="en-GB"/>
+        </w:rPr>
+        <w:t>cấu</w:t>
+      </w:r>
+      <w:proofErr w:type="spellEnd"/>
+      <w:r>
+        <w:rPr>
+          <w:lang w:val="en-GB"/>
+        </w:rPr>
+        <w:t xml:space="preserve"> </w:t>
+      </w:r>
+      <w:proofErr w:type="spellStart"/>
+      <w:r>
+        <w:rPr>
+          <w:lang w:val="en-GB"/>
+        </w:rPr>
+        <w:t>trúc</w:t>
+      </w:r>
+      <w:proofErr w:type="spellEnd"/>
+      <w:r>
+        <w:rPr>
+          <w:lang w:val="en-GB"/>
+        </w:rPr>
+        <w:t xml:space="preserve"> </w:t>
+      </w:r>
+      <w:proofErr w:type="spellStart"/>
+      <w:r>
+        <w:rPr>
+          <w:lang w:val="en-GB"/>
+        </w:rPr>
+        <w:t>dữ</w:t>
+      </w:r>
+      <w:proofErr w:type="spellEnd"/>
+      <w:r>
+        <w:rPr>
+          <w:lang w:val="en-GB"/>
+        </w:rPr>
+        <w:t xml:space="preserve"> </w:t>
+      </w:r>
+      <w:proofErr w:type="spellStart"/>
+      <w:r>
+        <w:rPr>
+          <w:lang w:val="en-GB"/>
+        </w:rPr>
+        <w:t>liệu</w:t>
+      </w:r>
+      <w:proofErr w:type="spellEnd"/>
+      <w:r>
+        <w:rPr>
+          <w:lang w:val="en-GB"/>
+        </w:rPr>
+        <w:t xml:space="preserve"> </w:t>
+      </w:r>
+      <w:proofErr w:type="spellStart"/>
+      <w:r>
+        <w:rPr>
+          <w:lang w:val="en-GB"/>
+        </w:rPr>
+        <w:t>liên</w:t>
+      </w:r>
+      <w:proofErr w:type="spellEnd"/>
+      <w:r>
+        <w:rPr>
+          <w:lang w:val="en-GB"/>
+        </w:rPr>
+        <w:t xml:space="preserve"> </w:t>
+      </w:r>
+      <w:proofErr w:type="spellStart"/>
+      <w:r>
+        <w:rPr>
+          <w:lang w:val="en-GB"/>
+        </w:rPr>
+        <w:t>quan</w:t>
+      </w:r>
+      <w:proofErr w:type="spellEnd"/>
+      <w:r>
+        <w:rPr>
+          <w:lang w:val="en-GB"/>
+        </w:rPr>
         <w:t xml:space="preserve">, </w:t>
       </w:r>
+      <w:proofErr w:type="spellStart"/>
       <w:r>
         <w:rPr>
           <w:lang w:val="en-GB"/>
         </w:rPr>
-        <w:t xml:space="preserve">đưa fd trở lại danh sách fd có thể </w:t>
+        <w:t>đưa</w:t>
+      </w:r>
+      <w:proofErr w:type="spellEnd"/>
+      <w:r>
+        <w:rPr>
+          <w:lang w:val="en-GB"/>
+        </w:rPr>
+        <w:t xml:space="preserve"> </w:t>
+      </w:r>
+      <w:proofErr w:type="spellStart"/>
+      <w:proofErr w:type="gramStart"/>
+      <w:r>
+        <w:rPr>
+          <w:lang w:val="en-GB"/>
+        </w:rPr>
+        <w:t>fd</w:t>
+      </w:r>
+      <w:proofErr w:type="spellEnd"/>
+      <w:proofErr w:type="gramEnd"/>
+      <w:r>
+        <w:rPr>
+          <w:lang w:val="en-GB"/>
+        </w:rPr>
+        <w:t xml:space="preserve"> </w:t>
+      </w:r>
+      <w:proofErr w:type="spellStart"/>
+      <w:r>
+        <w:rPr>
+          <w:lang w:val="en-GB"/>
+        </w:rPr>
+        <w:t>trở</w:t>
+      </w:r>
+      <w:proofErr w:type="spellEnd"/>
+      <w:r>
+        <w:rPr>
+          <w:lang w:val="en-GB"/>
+        </w:rPr>
+        <w:t xml:space="preserve"> </w:t>
+      </w:r>
+      <w:proofErr w:type="spellStart"/>
+      <w:r>
+        <w:rPr>
+          <w:lang w:val="en-GB"/>
+        </w:rPr>
+        <w:t>lại</w:t>
+      </w:r>
+      <w:proofErr w:type="spellEnd"/>
+      <w:r>
+        <w:rPr>
+          <w:lang w:val="en-GB"/>
+        </w:rPr>
+        <w:t xml:space="preserve"> </w:t>
+      </w:r>
+      <w:proofErr w:type="spellStart"/>
+      <w:r>
+        <w:rPr>
+          <w:lang w:val="en-GB"/>
+        </w:rPr>
+        <w:t>danh</w:t>
+      </w:r>
+      <w:proofErr w:type="spellEnd"/>
+      <w:r>
+        <w:rPr>
+          <w:lang w:val="en-GB"/>
+        </w:rPr>
+        <w:t xml:space="preserve"> </w:t>
+      </w:r>
+      <w:proofErr w:type="spellStart"/>
+      <w:r>
+        <w:rPr>
+          <w:lang w:val="en-GB"/>
+        </w:rPr>
+        <w:t>sách</w:t>
+      </w:r>
+      <w:proofErr w:type="spellEnd"/>
+      <w:r>
+        <w:rPr>
+          <w:lang w:val="en-GB"/>
+        </w:rPr>
+        <w:t xml:space="preserve"> </w:t>
+      </w:r>
+      <w:proofErr w:type="spellStart"/>
+      <w:r>
+        <w:rPr>
+          <w:lang w:val="en-GB"/>
+        </w:rPr>
+        <w:t>fd</w:t>
+      </w:r>
+      <w:proofErr w:type="spellEnd"/>
+      <w:r>
+        <w:rPr>
+          <w:lang w:val="en-GB"/>
+        </w:rPr>
+        <w:t xml:space="preserve"> </w:t>
+      </w:r>
+      <w:proofErr w:type="spellStart"/>
+      <w:r>
+        <w:rPr>
+          <w:lang w:val="en-GB"/>
+        </w:rPr>
+        <w:t>có</w:t>
+      </w:r>
+      <w:proofErr w:type="spellEnd"/>
+      <w:r>
+        <w:rPr>
+          <w:lang w:val="en-GB"/>
+        </w:rPr>
+        <w:t xml:space="preserve"> </w:t>
+      </w:r>
+      <w:proofErr w:type="spellStart"/>
+      <w:r>
+        <w:rPr>
+          <w:lang w:val="en-GB"/>
+        </w:rPr>
+        <w:t>thể</w:t>
+      </w:r>
+      <w:proofErr w:type="spellEnd"/>
+      <w:r>
+        <w:rPr>
+          <w:lang w:val="en-GB"/>
+        </w:rPr>
+        <w:t xml:space="preserve"> </w:t>
       </w:r>
       <w:r>
         <w:rPr>
@@ -503,6 +2461,7 @@
           <w:sz w:val="32"/>
           <w:szCs w:val="32"/>
         </w:rPr>
+        <w:lastRenderedPageBreak/>
         <w:t>Opening and Closing Files</w:t>
       </w:r>
     </w:p>
@@ -518,6 +2477,7 @@
           <w:lang w:val="en-GB"/>
         </w:rPr>
       </w:pPr>
+      <w:proofErr w:type="spellStart"/>
       <w:r>
         <w:rPr>
           <w:sz w:val="27"/>
@@ -532,8 +2492,36 @@
           <w:szCs w:val="27"/>
           <w:lang w:val="en-GB" w:eastAsia="en-GB"/>
         </w:rPr>
-        <w:t xml:space="preserve">ở file bằng </w:t>
-      </w:r>
+        <w:t>ở</w:t>
+      </w:r>
+      <w:proofErr w:type="spellEnd"/>
+      <w:r>
+        <w:rPr>
+          <w:sz w:val="27"/>
+          <w:szCs w:val="27"/>
+          <w:lang w:val="en-GB" w:eastAsia="en-GB"/>
+        </w:rPr>
+        <w:t xml:space="preserve"> file </w:t>
+      </w:r>
+      <w:proofErr w:type="spellStart"/>
+      <w:r>
+        <w:rPr>
+          <w:sz w:val="27"/>
+          <w:szCs w:val="27"/>
+          <w:lang w:val="en-GB" w:eastAsia="en-GB"/>
+        </w:rPr>
+        <w:t>bằng</w:t>
+      </w:r>
+      <w:proofErr w:type="spellEnd"/>
+      <w:r>
+        <w:rPr>
+          <w:sz w:val="27"/>
+          <w:szCs w:val="27"/>
+          <w:lang w:val="en-GB" w:eastAsia="en-GB"/>
+        </w:rPr>
+        <w:t xml:space="preserve"> </w:t>
+      </w:r>
+      <w:proofErr w:type="gramStart"/>
       <w:r>
         <w:rPr>
           <w:rFonts w:ascii="Courier New" w:hAnsi="Courier New" w:cs="Courier New"/>
@@ -541,8 +2529,9 @@
           <w:szCs w:val="20"/>
           <w:lang w:val="en-GB" w:eastAsia="en-GB"/>
         </w:rPr>
-        <w:t>open()</w:t>
-      </w:r>
+        <w:t>open(</w:t>
+      </w:r>
+      <w:proofErr w:type="gramEnd"/>
       <w:r>
         <w:rPr>
           <w:rFonts w:ascii="Courier New" w:hAnsi="Courier New" w:cs="Courier New"/>
@@ -550,8 +2539,9 @@
           <w:szCs w:val="20"/>
           <w:lang w:val="en-GB" w:eastAsia="en-GB"/>
         </w:rPr>
-        <w:t xml:space="preserve">để mở file đã tồn tại hoạt tạo file mới nếu chưa có. Trả về giá trị </w:t>
-      </w:r>
+        <w:t>)</w:t>
+      </w:r>
+      <w:proofErr w:type="spellStart"/>
       <w:r>
         <w:rPr>
           <w:rFonts w:ascii="Courier New" w:hAnsi="Courier New" w:cs="Courier New"/>
@@ -559,7 +2549,377 @@
           <w:szCs w:val="20"/>
           <w:lang w:val="en-GB" w:eastAsia="en-GB"/>
         </w:rPr>
-        <w:t>Giá trị trả về:</w:t>
+        <w:t>để</w:t>
+      </w:r>
+      <w:proofErr w:type="spellEnd"/>
+      <w:r>
+        <w:rPr>
+          <w:rFonts w:ascii="Courier New" w:hAnsi="Courier New" w:cs="Courier New"/>
+          <w:sz w:val="20"/>
+          <w:szCs w:val="20"/>
+          <w:lang w:val="en-GB" w:eastAsia="en-GB"/>
+        </w:rPr>
+        <w:t xml:space="preserve"> </w:t>
+      </w:r>
+      <w:proofErr w:type="spellStart"/>
+      <w:r>
+        <w:rPr>
+          <w:rFonts w:ascii="Courier New" w:hAnsi="Courier New" w:cs="Courier New"/>
+          <w:sz w:val="20"/>
+          <w:szCs w:val="20"/>
+          <w:lang w:val="en-GB" w:eastAsia="en-GB"/>
+        </w:rPr>
+        <w:t>mở</w:t>
+      </w:r>
+      <w:proofErr w:type="spellEnd"/>
+      <w:r>
+        <w:rPr>
+          <w:rFonts w:ascii="Courier New" w:hAnsi="Courier New" w:cs="Courier New"/>
+          <w:sz w:val="20"/>
+          <w:szCs w:val="20"/>
+          <w:lang w:val="en-GB" w:eastAsia="en-GB"/>
+        </w:rPr>
+        <w:t xml:space="preserve"> file </w:t>
+      </w:r>
+      <w:proofErr w:type="spellStart"/>
+      <w:r>
+        <w:rPr>
+          <w:rFonts w:ascii="Courier New" w:hAnsi="Courier New" w:cs="Courier New"/>
+          <w:sz w:val="20"/>
+          <w:szCs w:val="20"/>
+          <w:lang w:val="en-GB" w:eastAsia="en-GB"/>
+        </w:rPr>
+        <w:t>đã</w:t>
+      </w:r>
+      <w:proofErr w:type="spellEnd"/>
+      <w:r>
+        <w:rPr>
+          <w:rFonts w:ascii="Courier New" w:hAnsi="Courier New" w:cs="Courier New"/>
+          <w:sz w:val="20"/>
+          <w:szCs w:val="20"/>
+          <w:lang w:val="en-GB" w:eastAsia="en-GB"/>
+        </w:rPr>
+        <w:t xml:space="preserve"> </w:t>
+      </w:r>
+      <w:proofErr w:type="spellStart"/>
+      <w:r>
+        <w:rPr>
+          <w:rFonts w:ascii="Courier New" w:hAnsi="Courier New" w:cs="Courier New"/>
+          <w:sz w:val="20"/>
+          <w:szCs w:val="20"/>
+          <w:lang w:val="en-GB" w:eastAsia="en-GB"/>
+        </w:rPr>
+        <w:t>tồn</w:t>
+      </w:r>
+      <w:proofErr w:type="spellEnd"/>
+      <w:r>
+        <w:rPr>
+          <w:rFonts w:ascii="Courier New" w:hAnsi="Courier New" w:cs="Courier New"/>
+          <w:sz w:val="20"/>
+          <w:szCs w:val="20"/>
+          <w:lang w:val="en-GB" w:eastAsia="en-GB"/>
+        </w:rPr>
+        <w:t xml:space="preserve"> </w:t>
+      </w:r>
+      <w:proofErr w:type="spellStart"/>
+      <w:r>
+        <w:rPr>
+          <w:rFonts w:ascii="Courier New" w:hAnsi="Courier New" w:cs="Courier New"/>
+          <w:sz w:val="20"/>
+          <w:szCs w:val="20"/>
+          <w:lang w:val="en-GB" w:eastAsia="en-GB"/>
+        </w:rPr>
+        <w:t>tại</w:t>
+      </w:r>
+      <w:proofErr w:type="spellEnd"/>
+      <w:r>
+        <w:rPr>
+          <w:rFonts w:ascii="Courier New" w:hAnsi="Courier New" w:cs="Courier New"/>
+          <w:sz w:val="20"/>
+          <w:szCs w:val="20"/>
+          <w:lang w:val="en-GB" w:eastAsia="en-GB"/>
+        </w:rPr>
+        <w:t xml:space="preserve"> </w:t>
+      </w:r>
+      <w:proofErr w:type="spellStart"/>
+      <w:r>
+        <w:rPr>
+          <w:rFonts w:ascii="Courier New" w:hAnsi="Courier New" w:cs="Courier New"/>
+          <w:sz w:val="20"/>
+          <w:szCs w:val="20"/>
+          <w:lang w:val="en-GB" w:eastAsia="en-GB"/>
+        </w:rPr>
+        <w:t>hoạt</w:t>
+      </w:r>
+      <w:proofErr w:type="spellEnd"/>
+      <w:r>
+        <w:rPr>
+          <w:rFonts w:ascii="Courier New" w:hAnsi="Courier New" w:cs="Courier New"/>
+          <w:sz w:val="20"/>
+          <w:szCs w:val="20"/>
+          <w:lang w:val="en-GB" w:eastAsia="en-GB"/>
+        </w:rPr>
+        <w:t xml:space="preserve"> </w:t>
+      </w:r>
+      <w:proofErr w:type="spellStart"/>
+      <w:r>
+        <w:rPr>
+          <w:rFonts w:ascii="Courier New" w:hAnsi="Courier New" w:cs="Courier New"/>
+          <w:sz w:val="20"/>
+          <w:szCs w:val="20"/>
+          <w:lang w:val="en-GB" w:eastAsia="en-GB"/>
+        </w:rPr>
+        <w:t>tạo</w:t>
+      </w:r>
+      <w:proofErr w:type="spellEnd"/>
+      <w:r>
+        <w:rPr>
+          <w:rFonts w:ascii="Courier New" w:hAnsi="Courier New" w:cs="Courier New"/>
+          <w:sz w:val="20"/>
+          <w:szCs w:val="20"/>
+          <w:lang w:val="en-GB" w:eastAsia="en-GB"/>
+        </w:rPr>
+        <w:t xml:space="preserve"> file </w:t>
+      </w:r>
+      <w:proofErr w:type="spellStart"/>
+      <w:r>
+        <w:rPr>
+          <w:rFonts w:ascii="Courier New" w:hAnsi="Courier New" w:cs="Courier New"/>
+          <w:sz w:val="20"/>
+          <w:szCs w:val="20"/>
+          <w:lang w:val="en-GB" w:eastAsia="en-GB"/>
+        </w:rPr>
+        <w:t>mới</w:t>
+      </w:r>
+      <w:proofErr w:type="spellEnd"/>
+      <w:r>
+        <w:rPr>
+          <w:rFonts w:ascii="Courier New" w:hAnsi="Courier New" w:cs="Courier New"/>
+          <w:sz w:val="20"/>
+          <w:szCs w:val="20"/>
+          <w:lang w:val="en-GB" w:eastAsia="en-GB"/>
+        </w:rPr>
+        <w:t xml:space="preserve"> </w:t>
+      </w:r>
+      <w:proofErr w:type="spellStart"/>
+      <w:r>
+        <w:rPr>
+          <w:rFonts w:ascii="Courier New" w:hAnsi="Courier New" w:cs="Courier New"/>
+          <w:sz w:val="20"/>
+          <w:szCs w:val="20"/>
+          <w:lang w:val="en-GB" w:eastAsia="en-GB"/>
+        </w:rPr>
+        <w:t>nếu</w:t>
+      </w:r>
+      <w:proofErr w:type="spellEnd"/>
+      <w:r>
+        <w:rPr>
+          <w:rFonts w:ascii="Courier New" w:hAnsi="Courier New" w:cs="Courier New"/>
+          <w:sz w:val="20"/>
+          <w:szCs w:val="20"/>
+          <w:lang w:val="en-GB" w:eastAsia="en-GB"/>
+        </w:rPr>
+        <w:t xml:space="preserve"> </w:t>
+      </w:r>
+      <w:proofErr w:type="spellStart"/>
+      <w:r>
+        <w:rPr>
+          <w:rFonts w:ascii="Courier New" w:hAnsi="Courier New" w:cs="Courier New"/>
+          <w:sz w:val="20"/>
+          <w:szCs w:val="20"/>
+          <w:lang w:val="en-GB" w:eastAsia="en-GB"/>
+        </w:rPr>
+        <w:t>chưa</w:t>
+      </w:r>
+      <w:proofErr w:type="spellEnd"/>
+      <w:r>
+        <w:rPr>
+          <w:rFonts w:ascii="Courier New" w:hAnsi="Courier New" w:cs="Courier New"/>
+          <w:sz w:val="20"/>
+          <w:szCs w:val="20"/>
+          <w:lang w:val="en-GB" w:eastAsia="en-GB"/>
+        </w:rPr>
+        <w:t xml:space="preserve"> </w:t>
+      </w:r>
+      <w:proofErr w:type="spellStart"/>
+      <w:r>
+        <w:rPr>
+          <w:rFonts w:ascii="Courier New" w:hAnsi="Courier New" w:cs="Courier New"/>
+          <w:sz w:val="20"/>
+          <w:szCs w:val="20"/>
+          <w:lang w:val="en-GB" w:eastAsia="en-GB"/>
+        </w:rPr>
+        <w:t>có</w:t>
+      </w:r>
+      <w:proofErr w:type="spellEnd"/>
+      <w:r>
+        <w:rPr>
+          <w:rFonts w:ascii="Courier New" w:hAnsi="Courier New" w:cs="Courier New"/>
+          <w:sz w:val="20"/>
+          <w:szCs w:val="20"/>
+          <w:lang w:val="en-GB" w:eastAsia="en-GB"/>
+        </w:rPr>
+        <w:t xml:space="preserve">. </w:t>
+      </w:r>
+      <w:proofErr w:type="spellStart"/>
+      <w:r>
+        <w:rPr>
+          <w:rFonts w:ascii="Courier New" w:hAnsi="Courier New" w:cs="Courier New"/>
+          <w:sz w:val="20"/>
+          <w:szCs w:val="20"/>
+          <w:lang w:val="en-GB" w:eastAsia="en-GB"/>
+        </w:rPr>
+        <w:t>Trả</w:t>
+      </w:r>
+      <w:proofErr w:type="spellEnd"/>
+      <w:r>
+        <w:rPr>
+          <w:rFonts w:ascii="Courier New" w:hAnsi="Courier New" w:cs="Courier New"/>
+          <w:sz w:val="20"/>
+          <w:szCs w:val="20"/>
+          <w:lang w:val="en-GB" w:eastAsia="en-GB"/>
+        </w:rPr>
+        <w:t xml:space="preserve"> </w:t>
+      </w:r>
+      <w:proofErr w:type="spellStart"/>
+      <w:r>
+        <w:rPr>
+          <w:rFonts w:ascii="Courier New" w:hAnsi="Courier New" w:cs="Courier New"/>
+          <w:sz w:val="20"/>
+          <w:szCs w:val="20"/>
+          <w:lang w:val="en-GB" w:eastAsia="en-GB"/>
+        </w:rPr>
+        <w:t>về</w:t>
+      </w:r>
+      <w:proofErr w:type="spellEnd"/>
+      <w:r>
+        <w:rPr>
+          <w:rFonts w:ascii="Courier New" w:hAnsi="Courier New" w:cs="Courier New"/>
+          <w:sz w:val="20"/>
+          <w:szCs w:val="20"/>
+          <w:lang w:val="en-GB" w:eastAsia="en-GB"/>
+        </w:rPr>
+        <w:t xml:space="preserve"> </w:t>
+      </w:r>
+      <w:proofErr w:type="spellStart"/>
+      <w:r>
+        <w:rPr>
+          <w:rFonts w:ascii="Courier New" w:hAnsi="Courier New" w:cs="Courier New"/>
+          <w:sz w:val="20"/>
+          <w:szCs w:val="20"/>
+          <w:lang w:val="en-GB" w:eastAsia="en-GB"/>
+        </w:rPr>
+        <w:t>giá</w:t>
+      </w:r>
+      <w:proofErr w:type="spellEnd"/>
+      <w:r>
+        <w:rPr>
+          <w:rFonts w:ascii="Courier New" w:hAnsi="Courier New" w:cs="Courier New"/>
+          <w:sz w:val="20"/>
+          <w:szCs w:val="20"/>
+          <w:lang w:val="en-GB" w:eastAsia="en-GB"/>
+        </w:rPr>
+        <w:t xml:space="preserve"> </w:t>
+      </w:r>
+      <w:proofErr w:type="spellStart"/>
+      <w:r>
+        <w:rPr>
+          <w:rFonts w:ascii="Courier New" w:hAnsi="Courier New" w:cs="Courier New"/>
+          <w:sz w:val="20"/>
+          <w:szCs w:val="20"/>
+          <w:lang w:val="en-GB" w:eastAsia="en-GB"/>
+        </w:rPr>
+        <w:t>trị</w:t>
+      </w:r>
+      <w:proofErr w:type="spellEnd"/>
+      <w:r>
+        <w:rPr>
+          <w:rFonts w:ascii="Courier New" w:hAnsi="Courier New" w:cs="Courier New"/>
+          <w:sz w:val="20"/>
+          <w:szCs w:val="20"/>
+          <w:lang w:val="en-GB" w:eastAsia="en-GB"/>
+        </w:rPr>
+        <w:t xml:space="preserve"> </w:t>
+      </w:r>
+      <w:proofErr w:type="spellStart"/>
+      <w:r>
+        <w:rPr>
+          <w:rFonts w:ascii="Courier New" w:hAnsi="Courier New" w:cs="Courier New"/>
+          <w:sz w:val="20"/>
+          <w:szCs w:val="20"/>
+          <w:lang w:val="en-GB" w:eastAsia="en-GB"/>
+        </w:rPr>
+        <w:t>Giá</w:t>
+      </w:r>
+      <w:proofErr w:type="spellEnd"/>
+      <w:r>
+        <w:rPr>
+          <w:rFonts w:ascii="Courier New" w:hAnsi="Courier New" w:cs="Courier New"/>
+          <w:sz w:val="20"/>
+          <w:szCs w:val="20"/>
+          <w:lang w:val="en-GB" w:eastAsia="en-GB"/>
+        </w:rPr>
+        <w:t xml:space="preserve"> </w:t>
+      </w:r>
+      <w:proofErr w:type="spellStart"/>
+      <w:r>
+        <w:rPr>
+          <w:rFonts w:ascii="Courier New" w:hAnsi="Courier New" w:cs="Courier New"/>
+          <w:sz w:val="20"/>
+          <w:szCs w:val="20"/>
+          <w:lang w:val="en-GB" w:eastAsia="en-GB"/>
+        </w:rPr>
+        <w:t>trị</w:t>
+      </w:r>
+      <w:proofErr w:type="spellEnd"/>
+      <w:r>
+        <w:rPr>
+          <w:rFonts w:ascii="Courier New" w:hAnsi="Courier New" w:cs="Courier New"/>
+          <w:sz w:val="20"/>
+          <w:szCs w:val="20"/>
+          <w:lang w:val="en-GB" w:eastAsia="en-GB"/>
+        </w:rPr>
+        <w:t xml:space="preserve"> </w:t>
+      </w:r>
+      <w:proofErr w:type="spellStart"/>
+      <w:r>
+        <w:rPr>
+          <w:rFonts w:ascii="Courier New" w:hAnsi="Courier New" w:cs="Courier New"/>
+          <w:sz w:val="20"/>
+          <w:szCs w:val="20"/>
+          <w:lang w:val="en-GB" w:eastAsia="en-GB"/>
+        </w:rPr>
+        <w:t>trả</w:t>
+      </w:r>
+      <w:proofErr w:type="spellEnd"/>
+      <w:r>
+        <w:rPr>
+          <w:rFonts w:ascii="Courier New" w:hAnsi="Courier New" w:cs="Courier New"/>
+          <w:sz w:val="20"/>
+          <w:szCs w:val="20"/>
+          <w:lang w:val="en-GB" w:eastAsia="en-GB"/>
+        </w:rPr>
+        <w:t xml:space="preserve"> </w:t>
+      </w:r>
+      <w:proofErr w:type="spellStart"/>
+      <w:r>
+        <w:rPr>
+          <w:rFonts w:ascii="Courier New" w:hAnsi="Courier New" w:cs="Courier New"/>
+          <w:sz w:val="20"/>
+          <w:szCs w:val="20"/>
+          <w:lang w:val="en-GB" w:eastAsia="en-GB"/>
+        </w:rPr>
+        <w:t>về</w:t>
+      </w:r>
+      <w:proofErr w:type="spellEnd"/>
+      <w:r>
+        <w:rPr>
+          <w:rFonts w:ascii="Courier New" w:hAnsi="Courier New" w:cs="Courier New"/>
+          <w:sz w:val="20"/>
+          <w:szCs w:val="20"/>
+          <w:lang w:val="en-GB" w:eastAsia="en-GB"/>
+        </w:rPr>
+        <w:t>:</w:t>
       </w:r>
     </w:p>
     <w:p>
@@ -577,6 +2937,7 @@
           <w:lang w:val="en-GB" w:eastAsia="en-GB"/>
         </w:rPr>
       </w:pPr>
+      <w:proofErr w:type="spellStart"/>
       <w:r>
         <w:rPr>
           <w:rFonts w:ascii="Courier New" w:eastAsia="Times New Roman" w:hAnsi="Courier New" w:cs="Courier New"/>
@@ -584,7 +2945,57 @@
           <w:szCs w:val="20"/>
           <w:lang w:val="en-GB" w:eastAsia="en-GB"/>
         </w:rPr>
-        <w:t xml:space="preserve">fd &gt;= 0: thành công (file descriptor) </w:t>
+        <w:t>fd</w:t>
+      </w:r>
+      <w:proofErr w:type="spellEnd"/>
+      <w:r>
+        <w:rPr>
+          <w:rFonts w:ascii="Courier New" w:eastAsia="Times New Roman" w:hAnsi="Courier New" w:cs="Courier New"/>
+          <w:sz w:val="20"/>
+          <w:szCs w:val="20"/>
+          <w:lang w:val="en-GB" w:eastAsia="en-GB"/>
+        </w:rPr>
+        <w:t xml:space="preserve"> &gt;= 0: </w:t>
+      </w:r>
+      <w:proofErr w:type="spellStart"/>
+      <w:r>
+        <w:rPr>
+          <w:rFonts w:ascii="Courier New" w:eastAsia="Times New Roman" w:hAnsi="Courier New" w:cs="Courier New"/>
+          <w:sz w:val="20"/>
+          <w:szCs w:val="20"/>
+          <w:lang w:val="en-GB" w:eastAsia="en-GB"/>
+        </w:rPr>
+        <w:t>thành</w:t>
+      </w:r>
+      <w:proofErr w:type="spellEnd"/>
+      <w:r>
+        <w:rPr>
+          <w:rFonts w:ascii="Courier New" w:eastAsia="Times New Roman" w:hAnsi="Courier New" w:cs="Courier New"/>
+          <w:sz w:val="20"/>
+          <w:szCs w:val="20"/>
+          <w:lang w:val="en-GB" w:eastAsia="en-GB"/>
+        </w:rPr>
+        <w:t xml:space="preserve"> </w:t>
+      </w:r>
+      <w:proofErr w:type="spellStart"/>
+      <w:r>
+        <w:rPr>
+          <w:rFonts w:ascii="Courier New" w:eastAsia="Times New Roman" w:hAnsi="Courier New" w:cs="Courier New"/>
+          <w:sz w:val="20"/>
+          <w:szCs w:val="20"/>
+          <w:lang w:val="en-GB" w:eastAsia="en-GB"/>
+        </w:rPr>
+        <w:t>công</w:t>
+      </w:r>
+      <w:proofErr w:type="spellEnd"/>
+      <w:r>
+        <w:rPr>
+          <w:rFonts w:ascii="Courier New" w:eastAsia="Times New Roman" w:hAnsi="Courier New" w:cs="Courier New"/>
+          <w:sz w:val="20"/>
+          <w:szCs w:val="20"/>
+          <w:lang w:val="en-GB" w:eastAsia="en-GB"/>
+        </w:rPr>
+        <w:t xml:space="preserve"> (file descriptor) </w:t>
       </w:r>
     </w:p>
     <w:p>
@@ -609,8 +3020,19 @@
           <w:szCs w:val="20"/>
           <w:lang w:val="en-GB" w:eastAsia="en-GB"/>
         </w:rPr>
-        <w:t>-1: lỗi</w:t>
-      </w:r>
+        <w:t xml:space="preserve">-1: </w:t>
+      </w:r>
+      <w:proofErr w:type="spellStart"/>
+      <w:r>
+        <w:rPr>
+          <w:rFonts w:ascii="Courier New" w:eastAsia="Times New Roman" w:hAnsi="Courier New" w:cs="Courier New"/>
+          <w:sz w:val="20"/>
+          <w:szCs w:val="20"/>
+          <w:lang w:val="en-GB" w:eastAsia="en-GB"/>
+        </w:rPr>
+        <w:t>lỗi</w:t>
+      </w:r>
+      <w:proofErr w:type="spellEnd"/>
     </w:p>
     <w:p>
       <w:pPr>
@@ -633,7 +3055,127 @@
           <w:szCs w:val="27"/>
           <w:lang w:val="en-GB" w:eastAsia="en-GB"/>
         </w:rPr>
-        <w:t>File Descriptor được cấp như thế nào?</w:t>
+        <w:t xml:space="preserve">File Descriptor </w:t>
+      </w:r>
+      <w:proofErr w:type="spellStart"/>
+      <w:r>
+        <w:rPr>
+          <w:rFonts w:ascii="Times New Roman" w:eastAsia="Times New Roman" w:hAnsi="Times New Roman" w:cs="Times New Roman"/>
+          <w:b/>
+          <w:bCs/>
+          <w:sz w:val="27"/>
+          <w:szCs w:val="27"/>
+          <w:lang w:val="en-GB" w:eastAsia="en-GB"/>
+        </w:rPr>
+        <w:t>được</w:t>
+      </w:r>
+      <w:proofErr w:type="spellEnd"/>
+      <w:r>
+        <w:rPr>
+          <w:rFonts w:ascii="Times New Roman" w:eastAsia="Times New Roman" w:hAnsi="Times New Roman" w:cs="Times New Roman"/>
+          <w:b/>
+          <w:bCs/>
+          <w:sz w:val="27"/>
+          <w:szCs w:val="27"/>
+          <w:lang w:val="en-GB" w:eastAsia="en-GB"/>
+        </w:rPr>
+        <w:t xml:space="preserve"> </w:t>
+      </w:r>
+      <w:proofErr w:type="spellStart"/>
+      <w:r>
+        <w:rPr>
+          <w:rFonts w:ascii="Times New Roman" w:eastAsia="Times New Roman" w:hAnsi="Times New Roman" w:cs="Times New Roman"/>
+          <w:b/>
+          <w:bCs/>
+          <w:sz w:val="27"/>
+          <w:szCs w:val="27"/>
+          <w:lang w:val="en-GB" w:eastAsia="en-GB"/>
+        </w:rPr>
+        <w:t>cấp</w:t>
+      </w:r>
+      <w:proofErr w:type="spellEnd"/>
+      <w:r>
+        <w:rPr>
+          <w:rFonts w:ascii="Times New Roman" w:eastAsia="Times New Roman" w:hAnsi="Times New Roman" w:cs="Times New Roman"/>
+          <w:b/>
+          <w:bCs/>
+          <w:sz w:val="27"/>
+          <w:szCs w:val="27"/>
+          <w:lang w:val="en-GB" w:eastAsia="en-GB"/>
+        </w:rPr>
+        <w:t xml:space="preserve"> </w:t>
+      </w:r>
+      <w:proofErr w:type="spellStart"/>
+      <w:r>
+        <w:rPr>
+          <w:rFonts w:ascii="Times New Roman" w:eastAsia="Times New Roman" w:hAnsi="Times New Roman" w:cs="Times New Roman"/>
+          <w:b/>
+          <w:bCs/>
+          <w:sz w:val="27"/>
+          <w:szCs w:val="27"/>
+          <w:lang w:val="en-GB" w:eastAsia="en-GB"/>
+        </w:rPr>
+        <w:t>như</w:t>
+      </w:r>
+      <w:proofErr w:type="spellEnd"/>
+      <w:r>
+        <w:rPr>
+          <w:rFonts w:ascii="Times New Roman" w:eastAsia="Times New Roman" w:hAnsi="Times New Roman" w:cs="Times New Roman"/>
+          <w:b/>
+          <w:bCs/>
+          <w:sz w:val="27"/>
+          <w:szCs w:val="27"/>
+          <w:lang w:val="en-GB" w:eastAsia="en-GB"/>
+        </w:rPr>
+        <w:t xml:space="preserve"> </w:t>
+      </w:r>
+      <w:proofErr w:type="spellStart"/>
+      <w:r>
+        <w:rPr>
+          <w:rFonts w:ascii="Times New Roman" w:eastAsia="Times New Roman" w:hAnsi="Times New Roman" w:cs="Times New Roman"/>
+          <w:b/>
+          <w:bCs/>
+          <w:sz w:val="27"/>
+          <w:szCs w:val="27"/>
+          <w:lang w:val="en-GB" w:eastAsia="en-GB"/>
+        </w:rPr>
+        <w:t>thế</w:t>
+      </w:r>
+      <w:proofErr w:type="spellEnd"/>
+      <w:r>
+        <w:rPr>
+          <w:rFonts w:ascii="Times New Roman" w:eastAsia="Times New Roman" w:hAnsi="Times New Roman" w:cs="Times New Roman"/>
+          <w:b/>
+          <w:bCs/>
+          <w:sz w:val="27"/>
+          <w:szCs w:val="27"/>
+          <w:lang w:val="en-GB" w:eastAsia="en-GB"/>
+        </w:rPr>
+        <w:t xml:space="preserve"> </w:t>
+      </w:r>
+      <w:proofErr w:type="spellStart"/>
+      <w:r>
+        <w:rPr>
+          <w:rFonts w:ascii="Times New Roman" w:eastAsia="Times New Roman" w:hAnsi="Times New Roman" w:cs="Times New Roman"/>
+          <w:b/>
+          <w:bCs/>
+          <w:sz w:val="27"/>
+          <w:szCs w:val="27"/>
+          <w:lang w:val="en-GB" w:eastAsia="en-GB"/>
+        </w:rPr>
+        <w:t>nào</w:t>
+      </w:r>
+      <w:proofErr w:type="spellEnd"/>
+      <w:r>
+        <w:rPr>
+          <w:rFonts w:ascii="Times New Roman" w:eastAsia="Times New Roman" w:hAnsi="Times New Roman" w:cs="Times New Roman"/>
+          <w:b/>
+          <w:bCs/>
+          <w:sz w:val="27"/>
+          <w:szCs w:val="27"/>
+          <w:lang w:val="en-GB" w:eastAsia="en-GB"/>
+        </w:rPr>
+        <w:t>?</w:t>
       </w:r>
     </w:p>
     <w:p>
@@ -658,7 +3200,67 @@
           <w:szCs w:val="24"/>
           <w:lang w:val="en-GB" w:eastAsia="en-GB"/>
         </w:rPr>
-        <w:t>Kernel luôn trả về:</w:t>
+        <w:t xml:space="preserve">Kernel </w:t>
+      </w:r>
+      <w:proofErr w:type="spellStart"/>
+      <w:r>
+        <w:rPr>
+          <w:rFonts w:ascii="Times New Roman" w:eastAsia="Times New Roman" w:hAnsi="Times New Roman" w:cs="Times New Roman"/>
+          <w:sz w:val="24"/>
+          <w:szCs w:val="24"/>
+          <w:lang w:val="en-GB" w:eastAsia="en-GB"/>
+        </w:rPr>
+        <w:t>luôn</w:t>
+      </w:r>
+      <w:proofErr w:type="spellEnd"/>
+      <w:r>
+        <w:rPr>
+          <w:rFonts w:ascii="Times New Roman" w:eastAsia="Times New Roman" w:hAnsi="Times New Roman" w:cs="Times New Roman"/>
+          <w:sz w:val="24"/>
+          <w:szCs w:val="24"/>
+          <w:lang w:val="en-GB" w:eastAsia="en-GB"/>
+        </w:rPr>
+        <w:t xml:space="preserve"> </w:t>
+      </w:r>
+      <w:proofErr w:type="spellStart"/>
+      <w:r>
+        <w:rPr>
+          <w:rFonts w:ascii="Times New Roman" w:eastAsia="Times New Roman" w:hAnsi="Times New Roman" w:cs="Times New Roman"/>
+          <w:sz w:val="24"/>
+          <w:szCs w:val="24"/>
+          <w:lang w:val="en-GB" w:eastAsia="en-GB"/>
+        </w:rPr>
+        <w:t>trả</w:t>
+      </w:r>
+      <w:proofErr w:type="spellEnd"/>
+      <w:r>
+        <w:rPr>
+          <w:rFonts w:ascii="Times New Roman" w:eastAsia="Times New Roman" w:hAnsi="Times New Roman" w:cs="Times New Roman"/>
+          <w:sz w:val="24"/>
+          <w:szCs w:val="24"/>
+          <w:lang w:val="en-GB" w:eastAsia="en-GB"/>
+        </w:rPr>
+        <w:t xml:space="preserve"> </w:t>
+      </w:r>
+      <w:proofErr w:type="spellStart"/>
+      <w:r>
+        <w:rPr>
+          <w:rFonts w:ascii="Times New Roman" w:eastAsia="Times New Roman" w:hAnsi="Times New Roman" w:cs="Times New Roman"/>
+          <w:sz w:val="24"/>
+          <w:szCs w:val="24"/>
+          <w:lang w:val="en-GB" w:eastAsia="en-GB"/>
+        </w:rPr>
+        <w:t>về</w:t>
+      </w:r>
+      <w:proofErr w:type="spellEnd"/>
+      <w:r>
+        <w:rPr>
+          <w:rFonts w:ascii="Times New Roman" w:eastAsia="Times New Roman" w:hAnsi="Times New Roman" w:cs="Times New Roman"/>
+          <w:sz w:val="24"/>
+          <w:szCs w:val="24"/>
+          <w:lang w:val="en-GB" w:eastAsia="en-GB"/>
+        </w:rPr>
+        <w:t>:</w:t>
       </w:r>
     </w:p>
     <w:p>
@@ -676,14 +3278,165 @@
           <w:lang w:val="en-GB" w:eastAsia="en-GB"/>
         </w:rPr>
       </w:pPr>
-      <w:r>
-        <w:rPr>
-          <w:rFonts w:ascii="Times New Roman" w:eastAsia="Times New Roman" w:hAnsi="Times New Roman" w:cs="Times New Roman"/>
-          <w:sz w:val="24"/>
-          <w:szCs w:val="24"/>
-          <w:lang w:val="en-GB" w:eastAsia="en-GB"/>
-        </w:rPr>
-        <w:t>fd nhỏ nhất chưa được sử dụng trong process</w:t>
+      <w:proofErr w:type="spellStart"/>
+      <w:r>
+        <w:rPr>
+          <w:rFonts w:ascii="Times New Roman" w:eastAsia="Times New Roman" w:hAnsi="Times New Roman" w:cs="Times New Roman"/>
+          <w:sz w:val="24"/>
+          <w:szCs w:val="24"/>
+          <w:lang w:val="en-GB" w:eastAsia="en-GB"/>
+        </w:rPr>
+        <w:t>fd</w:t>
+      </w:r>
+      <w:proofErr w:type="spellEnd"/>
+      <w:r>
+        <w:rPr>
+          <w:rFonts w:ascii="Times New Roman" w:eastAsia="Times New Roman" w:hAnsi="Times New Roman" w:cs="Times New Roman"/>
+          <w:sz w:val="24"/>
+          <w:szCs w:val="24"/>
+          <w:lang w:val="en-GB" w:eastAsia="en-GB"/>
+        </w:rPr>
+        <w:t xml:space="preserve"> </w:t>
+      </w:r>
+      <w:proofErr w:type="spellStart"/>
+      <w:r>
+        <w:rPr>
+          <w:rFonts w:ascii="Times New Roman" w:eastAsia="Times New Roman" w:hAnsi="Times New Roman" w:cs="Times New Roman"/>
+          <w:sz w:val="24"/>
+          <w:szCs w:val="24"/>
+          <w:lang w:val="en-GB" w:eastAsia="en-GB"/>
+        </w:rPr>
+        <w:t>nhỏ</w:t>
+      </w:r>
+      <w:proofErr w:type="spellEnd"/>
+      <w:r>
+        <w:rPr>
+          <w:rFonts w:ascii="Times New Roman" w:eastAsia="Times New Roman" w:hAnsi="Times New Roman" w:cs="Times New Roman"/>
+          <w:sz w:val="24"/>
+          <w:szCs w:val="24"/>
+          <w:lang w:val="en-GB" w:eastAsia="en-GB"/>
+        </w:rPr>
+        <w:t xml:space="preserve"> </w:t>
+      </w:r>
+      <w:proofErr w:type="spellStart"/>
+      <w:r>
+        <w:rPr>
+          <w:rFonts w:ascii="Times New Roman" w:eastAsia="Times New Roman" w:hAnsi="Times New Roman" w:cs="Times New Roman"/>
+          <w:sz w:val="24"/>
+          <w:szCs w:val="24"/>
+          <w:lang w:val="en-GB" w:eastAsia="en-GB"/>
+        </w:rPr>
+        <w:t>nhất</w:t>
+      </w:r>
+      <w:proofErr w:type="spellEnd"/>
+      <w:r>
+        <w:rPr>
+          <w:rFonts w:ascii="Times New Roman" w:eastAsia="Times New Roman" w:hAnsi="Times New Roman" w:cs="Times New Roman"/>
+          <w:sz w:val="24"/>
+          <w:szCs w:val="24"/>
+          <w:lang w:val="en-GB" w:eastAsia="en-GB"/>
+        </w:rPr>
+        <w:t xml:space="preserve"> </w:t>
+      </w:r>
+      <w:proofErr w:type="spellStart"/>
+      <w:r>
+        <w:rPr>
+          <w:rFonts w:ascii="Times New Roman" w:eastAsia="Times New Roman" w:hAnsi="Times New Roman" w:cs="Times New Roman"/>
+          <w:sz w:val="24"/>
+          <w:szCs w:val="24"/>
+          <w:lang w:val="en-GB" w:eastAsia="en-GB"/>
+        </w:rPr>
+        <w:t>chưa</w:t>
+      </w:r>
+      <w:proofErr w:type="spellEnd"/>
+      <w:r>
+        <w:rPr>
+          <w:rFonts w:ascii="Times New Roman" w:eastAsia="Times New Roman" w:hAnsi="Times New Roman" w:cs="Times New Roman"/>
+          <w:sz w:val="24"/>
+          <w:szCs w:val="24"/>
+          <w:lang w:val="en-GB" w:eastAsia="en-GB"/>
+        </w:rPr>
+        <w:t xml:space="preserve"> </w:t>
+      </w:r>
+      <w:proofErr w:type="spellStart"/>
+      <w:r>
+        <w:rPr>
+          <w:rFonts w:ascii="Times New Roman" w:eastAsia="Times New Roman" w:hAnsi="Times New Roman" w:cs="Times New Roman"/>
+          <w:sz w:val="24"/>
+          <w:szCs w:val="24"/>
+          <w:lang w:val="en-GB" w:eastAsia="en-GB"/>
+        </w:rPr>
+        <w:t>được</w:t>
+      </w:r>
+      <w:proofErr w:type="spellEnd"/>
+      <w:r>
+        <w:rPr>
+          <w:rFonts w:ascii="Times New Roman" w:eastAsia="Times New Roman" w:hAnsi="Times New Roman" w:cs="Times New Roman"/>
+          <w:sz w:val="24"/>
+          <w:szCs w:val="24"/>
+          <w:lang w:val="en-GB" w:eastAsia="en-GB"/>
+        </w:rPr>
+        <w:t xml:space="preserve"> </w:t>
+      </w:r>
+      <w:proofErr w:type="spellStart"/>
+      <w:r>
+        <w:rPr>
+          <w:rFonts w:ascii="Times New Roman" w:eastAsia="Times New Roman" w:hAnsi="Times New Roman" w:cs="Times New Roman"/>
+          <w:sz w:val="24"/>
+          <w:szCs w:val="24"/>
+          <w:lang w:val="en-GB" w:eastAsia="en-GB"/>
+        </w:rPr>
+        <w:t>sử</w:t>
+      </w:r>
+      <w:proofErr w:type="spellEnd"/>
+      <w:r>
+        <w:rPr>
+          <w:rFonts w:ascii="Times New Roman" w:eastAsia="Times New Roman" w:hAnsi="Times New Roman" w:cs="Times New Roman"/>
+          <w:sz w:val="24"/>
+          <w:szCs w:val="24"/>
+          <w:lang w:val="en-GB" w:eastAsia="en-GB"/>
+        </w:rPr>
+        <w:t xml:space="preserve"> </w:t>
+      </w:r>
+      <w:proofErr w:type="spellStart"/>
+      <w:r>
+        <w:rPr>
+          <w:rFonts w:ascii="Times New Roman" w:eastAsia="Times New Roman" w:hAnsi="Times New Roman" w:cs="Times New Roman"/>
+          <w:sz w:val="24"/>
+          <w:szCs w:val="24"/>
+          <w:lang w:val="en-GB" w:eastAsia="en-GB"/>
+        </w:rPr>
+        <w:t>dụng</w:t>
+      </w:r>
+      <w:proofErr w:type="spellEnd"/>
+      <w:r>
+        <w:rPr>
+          <w:rFonts w:ascii="Times New Roman" w:eastAsia="Times New Roman" w:hAnsi="Times New Roman" w:cs="Times New Roman"/>
+          <w:sz w:val="24"/>
+          <w:szCs w:val="24"/>
+          <w:lang w:val="en-GB" w:eastAsia="en-GB"/>
+        </w:rPr>
+        <w:t xml:space="preserve"> </w:t>
+      </w:r>
+      <w:proofErr w:type="spellStart"/>
+      <w:r>
+        <w:rPr>
+          <w:rFonts w:ascii="Times New Roman" w:eastAsia="Times New Roman" w:hAnsi="Times New Roman" w:cs="Times New Roman"/>
+          <w:sz w:val="24"/>
+          <w:szCs w:val="24"/>
+          <w:lang w:val="en-GB" w:eastAsia="en-GB"/>
+        </w:rPr>
+        <w:t>trong</w:t>
+      </w:r>
+      <w:proofErr w:type="spellEnd"/>
+      <w:r>
+        <w:rPr>
+          <w:rFonts w:ascii="Times New Roman" w:eastAsia="Times New Roman" w:hAnsi="Times New Roman" w:cs="Times New Roman"/>
+          <w:sz w:val="24"/>
+          <w:szCs w:val="24"/>
+          <w:lang w:val="en-GB" w:eastAsia="en-GB"/>
+        </w:rPr>
+        <w:t xml:space="preserve"> process</w:t>
       </w:r>
     </w:p>
     <w:p>
@@ -700,11 +3453,10 @@
       <w:r>
         <w:rPr>
           <w:rFonts w:ascii="Times New Roman" w:eastAsia="Times New Roman" w:hAnsi="Times New Roman" w:cs="Times New Roman"/>
-          <w:sz w:val="24"/>
-          <w:szCs w:val="24"/>
-          <w:lang w:val="en-GB" w:eastAsia="en-GB"/>
-        </w:rPr>
-        <w:lastRenderedPageBreak/>
+          <w:noProof/>
+          <w:sz w:val="24"/>
+          <w:szCs w:val="24"/>
+        </w:rPr>
         <w:drawing>
           <wp:inline distT="0" distB="0" distL="0" distR="0" wp14:anchorId="1F6A46B5" wp14:editId="0A10C6E9">
             <wp:extent cx="1668780" cy="2256291"/>
@@ -721,7 +3473,7 @@
                     <pic:cNvPicPr/>
                   </pic:nvPicPr>
                   <pic:blipFill>
-                    <a:blip r:embed="rId6"/>
+                    <a:blip r:embed="rId7"/>
                     <a:stretch>
                       <a:fillRect/>
                     </a:stretch>
@@ -756,9 +3508,9 @@
       <w:r>
         <w:rPr>
           <w:rFonts w:ascii="Times New Roman" w:eastAsia="Times New Roman" w:hAnsi="Times New Roman" w:cs="Times New Roman"/>
-          <w:sz w:val="24"/>
-          <w:szCs w:val="24"/>
-          <w:lang w:val="en-GB" w:eastAsia="en-GB"/>
+          <w:noProof/>
+          <w:sz w:val="24"/>
+          <w:szCs w:val="24"/>
         </w:rPr>
         <w:drawing>
           <wp:inline distT="0" distB="0" distL="0" distR="0" wp14:anchorId="0B4E9D79" wp14:editId="61FBD943">
@@ -776,7 +3528,7 @@
                     <pic:cNvPicPr/>
                   </pic:nvPicPr>
                   <pic:blipFill>
-                    <a:blip r:embed="rId7"/>
+                    <a:blip r:embed="rId8"/>
                     <a:stretch>
                       <a:fillRect/>
                     </a:stretch>
@@ -811,9 +3563,9 @@
       <w:r>
         <w:rPr>
           <w:rFonts w:ascii="Times New Roman" w:eastAsia="Times New Roman" w:hAnsi="Times New Roman" w:cs="Times New Roman"/>
-          <w:sz w:val="24"/>
-          <w:szCs w:val="24"/>
-          <w:lang w:val="en-GB" w:eastAsia="en-GB"/>
+          <w:noProof/>
+          <w:sz w:val="24"/>
+          <w:szCs w:val="24"/>
         </w:rPr>
         <w:drawing>
           <wp:inline distT="0" distB="0" distL="0" distR="0" wp14:anchorId="77F31B80" wp14:editId="4472F7DC">
@@ -831,7 +3583,7 @@
                     <pic:cNvPicPr/>
                   </pic:nvPicPr>
                   <pic:blipFill>
-                    <a:blip r:embed="rId8"/>
+                    <a:blip r:embed="rId9"/>
                     <a:stretch>
                       <a:fillRect/>
                     </a:stretch>
@@ -856,19 +3608,20 @@
       <w:pPr>
         <w:pStyle w:val="ListParagraph"/>
         <w:spacing w:before="100" w:beforeAutospacing="1" w:after="100" w:afterAutospacing="1" w:line="240" w:lineRule="auto"/>
-        <w:rPr>
-          <w:rFonts w:ascii="Times New Roman" w:eastAsia="Times New Roman" w:hAnsi="Times New Roman" w:cs="Times New Roman"/>
-          <w:sz w:val="24"/>
-          <w:szCs w:val="24"/>
-          <w:lang w:val="en-GB" w:eastAsia="en-GB"/>
-        </w:rPr>
-      </w:pPr>
-      <w:r>
-        <w:rPr>
-          <w:rFonts w:ascii="Times New Roman" w:eastAsia="Times New Roman" w:hAnsi="Times New Roman" w:cs="Times New Roman"/>
-          <w:sz w:val="24"/>
-          <w:szCs w:val="24"/>
-          <w:lang w:val="en-GB" w:eastAsia="en-GB"/>
+        <w:jc w:val="center"/>
+        <w:rPr>
+          <w:rFonts w:ascii="Times New Roman" w:eastAsia="Times New Roman" w:hAnsi="Times New Roman" w:cs="Times New Roman"/>
+          <w:sz w:val="24"/>
+          <w:szCs w:val="24"/>
+          <w:lang w:val="en-GB" w:eastAsia="en-GB"/>
+        </w:rPr>
+      </w:pPr>
+      <w:r>
+        <w:rPr>
+          <w:rFonts w:ascii="Times New Roman" w:eastAsia="Times New Roman" w:hAnsi="Times New Roman" w:cs="Times New Roman"/>
+          <w:noProof/>
+          <w:sz w:val="24"/>
+          <w:szCs w:val="24"/>
         </w:rPr>
         <w:drawing>
           <wp:inline distT="0" distB="0" distL="0" distR="0" wp14:anchorId="2E152CF0" wp14:editId="149AAAEE">
@@ -886,7 +3639,7 @@
                     <pic:cNvPicPr/>
                   </pic:nvPicPr>
                   <pic:blipFill>
-                    <a:blip r:embed="rId9"/>
+                    <a:blip r:embed="rId10"/>
                     <a:stretch>
                       <a:fillRect/>
                     </a:stretch>
@@ -911,20 +3664,22 @@
       <w:pPr>
         <w:pStyle w:val="ListParagraph"/>
         <w:spacing w:before="100" w:beforeAutospacing="1" w:after="100" w:afterAutospacing="1" w:line="240" w:lineRule="auto"/>
-        <w:rPr>
-          <w:rFonts w:ascii="Times New Roman" w:eastAsia="Times New Roman" w:hAnsi="Times New Roman" w:cs="Times New Roman"/>
-          <w:sz w:val="24"/>
-          <w:szCs w:val="24"/>
-          <w:lang w:val="en-GB" w:eastAsia="en-GB"/>
-        </w:rPr>
-      </w:pPr>
-      <w:r>
-        <w:rPr>
-          <w:rFonts w:ascii="Times New Roman" w:eastAsia="Times New Roman" w:hAnsi="Times New Roman" w:cs="Times New Roman"/>
-          <w:sz w:val="24"/>
-          <w:szCs w:val="24"/>
-          <w:lang w:val="en-GB" w:eastAsia="en-GB"/>
-        </w:rPr>
+        <w:jc w:val="center"/>
+        <w:rPr>
+          <w:rFonts w:ascii="Times New Roman" w:eastAsia="Times New Roman" w:hAnsi="Times New Roman" w:cs="Times New Roman"/>
+          <w:sz w:val="24"/>
+          <w:szCs w:val="24"/>
+          <w:lang w:val="en-GB" w:eastAsia="en-GB"/>
+        </w:rPr>
+      </w:pPr>
+      <w:r>
+        <w:rPr>
+          <w:rFonts w:ascii="Times New Roman" w:eastAsia="Times New Roman" w:hAnsi="Times New Roman" w:cs="Times New Roman"/>
+          <w:noProof/>
+          <w:sz w:val="24"/>
+          <w:szCs w:val="24"/>
+        </w:rPr>
+        <w:lastRenderedPageBreak/>
         <w:drawing>
           <wp:inline distT="0" distB="0" distL="0" distR="0" wp14:anchorId="2563E292" wp14:editId="3557AB28">
             <wp:extent cx="3840480" cy="1507524"/>
@@ -941,7 +3696,7 @@
                     <pic:cNvPicPr/>
                   </pic:nvPicPr>
                   <pic:blipFill>
-                    <a:blip r:embed="rId10"/>
+                    <a:blip r:embed="rId11"/>
                     <a:stretch>
                       <a:fillRect/>
                     </a:stretch>
@@ -964,46 +3719,3444 @@
     </w:p>
     <w:p>
       <w:pPr>
+        <w:pStyle w:val="ListParagraph"/>
+        <w:spacing w:before="100" w:beforeAutospacing="1" w:after="100" w:afterAutospacing="1" w:line="240" w:lineRule="auto"/>
+        <w:jc w:val="center"/>
+        <w:rPr>
+          <w:rFonts w:ascii="Times New Roman" w:eastAsia="Times New Roman" w:hAnsi="Times New Roman" w:cs="Times New Roman"/>
+          <w:sz w:val="24"/>
+          <w:szCs w:val="24"/>
+          <w:lang w:val="en-GB" w:eastAsia="en-GB"/>
+        </w:rPr>
+      </w:pPr>
+      <w:r>
+        <w:rPr>
+          <w:rFonts w:ascii="Times New Roman" w:eastAsia="Times New Roman" w:hAnsi="Times New Roman" w:cs="Times New Roman"/>
+          <w:noProof/>
+          <w:sz w:val="24"/>
+          <w:szCs w:val="24"/>
+        </w:rPr>
+        <w:drawing>
+          <wp:inline distT="0" distB="0" distL="0" distR="0" wp14:anchorId="74DC35CC" wp14:editId="6BE797B8">
+            <wp:extent cx="3309582" cy="969185"/>
+            <wp:effectExtent l="0" t="0" r="5715" b="2540"/>
+            <wp:docPr id="2" name="Picture 2"/>
+            <wp:cNvGraphicFramePr>
+              <a:graphicFrameLocks xmlns:a="http://schemas.openxmlformats.org/drawingml/2006/main" noChangeAspect="1"/>
+            </wp:cNvGraphicFramePr>
+            <a:graphic xmlns:a="http://schemas.openxmlformats.org/drawingml/2006/main">
+              <a:graphicData uri="http://schemas.openxmlformats.org/drawingml/2006/picture">
+                <pic:pic xmlns:pic="http://schemas.openxmlformats.org/drawingml/2006/picture">
+                  <pic:nvPicPr>
+                    <pic:cNvPr id="1" name=""/>
+                    <pic:cNvPicPr/>
+                  </pic:nvPicPr>
+                  <pic:blipFill>
+                    <a:blip r:embed="rId12"/>
+                    <a:stretch>
+                      <a:fillRect/>
+                    </a:stretch>
+                  </pic:blipFill>
+                  <pic:spPr>
+                    <a:xfrm>
+                      <a:off x="0" y="0"/>
+                      <a:ext cx="3334713" cy="976544"/>
+                    </a:xfrm>
+                    <a:prstGeom prst="rect">
+                      <a:avLst/>
+                    </a:prstGeom>
+                  </pic:spPr>
+                </pic:pic>
+              </a:graphicData>
+            </a:graphic>
+          </wp:inline>
+        </w:drawing>
+      </w:r>
+    </w:p>
+    <w:p>
+      <w:pPr>
+        <w:pStyle w:val="ListParagraph"/>
+        <w:spacing w:before="100" w:beforeAutospacing="1" w:after="100" w:afterAutospacing="1" w:line="240" w:lineRule="auto"/>
+        <w:jc w:val="center"/>
+        <w:rPr>
+          <w:rFonts w:ascii="Times New Roman" w:eastAsia="Times New Roman" w:hAnsi="Times New Roman" w:cs="Times New Roman"/>
+          <w:sz w:val="24"/>
+          <w:szCs w:val="24"/>
+          <w:lang w:val="vi-VN" w:eastAsia="en-GB"/>
+        </w:rPr>
+      </w:pPr>
+      <w:r>
+        <w:rPr>
+          <w:rFonts w:ascii="Times New Roman" w:eastAsia="Times New Roman" w:hAnsi="Times New Roman" w:cs="Times New Roman"/>
+          <w:noProof/>
+          <w:sz w:val="24"/>
+          <w:szCs w:val="24"/>
+        </w:rPr>
+        <w:drawing>
+          <wp:inline distT="0" distB="0" distL="0" distR="0" wp14:anchorId="57A78240" wp14:editId="5962BA68">
+            <wp:extent cx="3070746" cy="2559851"/>
+            <wp:effectExtent l="0" t="0" r="0" b="0"/>
+            <wp:docPr id="3" name="Picture 3"/>
+            <wp:cNvGraphicFramePr>
+              <a:graphicFrameLocks xmlns:a="http://schemas.openxmlformats.org/drawingml/2006/main" noChangeAspect="1"/>
+            </wp:cNvGraphicFramePr>
+            <a:graphic xmlns:a="http://schemas.openxmlformats.org/drawingml/2006/main">
+              <a:graphicData uri="http://schemas.openxmlformats.org/drawingml/2006/picture">
+                <pic:pic xmlns:pic="http://schemas.openxmlformats.org/drawingml/2006/picture">
+                  <pic:nvPicPr>
+                    <pic:cNvPr id="1" name=""/>
+                    <pic:cNvPicPr/>
+                  </pic:nvPicPr>
+                  <pic:blipFill>
+                    <a:blip r:embed="rId13"/>
+                    <a:stretch>
+                      <a:fillRect/>
+                    </a:stretch>
+                  </pic:blipFill>
+                  <pic:spPr>
+                    <a:xfrm>
+                      <a:off x="0" y="0"/>
+                      <a:ext cx="3083440" cy="2570433"/>
+                    </a:xfrm>
+                    <a:prstGeom prst="rect">
+                      <a:avLst/>
+                    </a:prstGeom>
+                  </pic:spPr>
+                </pic:pic>
+              </a:graphicData>
+            </a:graphic>
+          </wp:inline>
+        </w:drawing>
+      </w:r>
+    </w:p>
+    <w:p>
+      <w:pPr>
+        <w:pStyle w:val="ListParagraph"/>
+        <w:spacing w:before="100" w:beforeAutospacing="1" w:after="100" w:afterAutospacing="1" w:line="240" w:lineRule="auto"/>
+        <w:jc w:val="center"/>
+        <w:rPr>
+          <w:rFonts w:ascii="Times New Roman" w:eastAsia="Times New Roman" w:hAnsi="Times New Roman" w:cs="Times New Roman"/>
+          <w:sz w:val="24"/>
+          <w:szCs w:val="24"/>
+          <w:lang w:val="vi-VN" w:eastAsia="en-GB"/>
+        </w:rPr>
+      </w:pPr>
+      <w:r>
+        <w:rPr>
+          <w:rFonts w:ascii="Times New Roman" w:eastAsia="Times New Roman" w:hAnsi="Times New Roman" w:cs="Times New Roman"/>
+          <w:noProof/>
+          <w:sz w:val="24"/>
+          <w:szCs w:val="24"/>
+        </w:rPr>
+        <w:drawing>
+          <wp:inline distT="0" distB="0" distL="0" distR="0" wp14:anchorId="0881A0CD" wp14:editId="174B88CE">
+            <wp:extent cx="3568890" cy="2784192"/>
+            <wp:effectExtent l="0" t="0" r="0" b="0"/>
+            <wp:docPr id="4" name="Picture 4"/>
+            <wp:cNvGraphicFramePr>
+              <a:graphicFrameLocks xmlns:a="http://schemas.openxmlformats.org/drawingml/2006/main" noChangeAspect="1"/>
+            </wp:cNvGraphicFramePr>
+            <a:graphic xmlns:a="http://schemas.openxmlformats.org/drawingml/2006/main">
+              <a:graphicData uri="http://schemas.openxmlformats.org/drawingml/2006/picture">
+                <pic:pic xmlns:pic="http://schemas.openxmlformats.org/drawingml/2006/picture">
+                  <pic:nvPicPr>
+                    <pic:cNvPr id="1" name=""/>
+                    <pic:cNvPicPr/>
+                  </pic:nvPicPr>
+                  <pic:blipFill>
+                    <a:blip r:embed="rId14"/>
+                    <a:stretch>
+                      <a:fillRect/>
+                    </a:stretch>
+                  </pic:blipFill>
+                  <pic:spPr>
+                    <a:xfrm>
+                      <a:off x="0" y="0"/>
+                      <a:ext cx="3575285" cy="2789181"/>
+                    </a:xfrm>
+                    <a:prstGeom prst="rect">
+                      <a:avLst/>
+                    </a:prstGeom>
+                  </pic:spPr>
+                </pic:pic>
+              </a:graphicData>
+            </a:graphic>
+          </wp:inline>
+        </w:drawing>
+      </w:r>
+    </w:p>
+    <w:p>
+      <w:pPr>
         <w:pStyle w:val="NormalWeb"/>
+        <w:numPr>
+          <w:ilvl w:val="0"/>
+          <w:numId w:val="4"/>
+        </w:numPr>
         <w:rPr>
           <w:b/>
           <w:bCs/>
           <w:sz w:val="32"/>
           <w:szCs w:val="32"/>
-          <w:lang w:val="en-GB"/>
-        </w:rPr>
-      </w:pPr>
+          <w:lang w:val="vi-VN"/>
+        </w:rPr>
+      </w:pPr>
+      <w:r>
+        <w:rPr>
+          <w:b/>
+          <w:sz w:val="32"/>
+          <w:szCs w:val="32"/>
+        </w:rPr>
+        <w:lastRenderedPageBreak/>
+        <w:t>Sharing Files</w:t>
+      </w:r>
+      <w:r>
+        <w:rPr>
+          <w:b/>
+          <w:sz w:val="32"/>
+          <w:szCs w:val="32"/>
+          <w:lang w:val="vi-VN"/>
+        </w:rPr>
+        <w:t>:</w:t>
+      </w:r>
     </w:p>
     <w:p>
       <w:pPr>
-        <w:pStyle w:val="NormalWeb"/>
-      </w:pPr>
+        <w:spacing w:before="100" w:beforeAutospacing="1" w:after="100" w:afterAutospacing="1" w:line="240" w:lineRule="auto"/>
+        <w:rPr>
+          <w:rFonts w:ascii="Times New Roman" w:eastAsia="Times New Roman" w:hAnsi="Times New Roman" w:cs="Times New Roman"/>
+          <w:sz w:val="24"/>
+          <w:szCs w:val="24"/>
+          <w:lang w:val="vi-VN"/>
+        </w:rPr>
+      </w:pPr>
+      <w:r>
+        <w:rPr>
+          <w:rFonts w:ascii="Times New Roman" w:eastAsia="Times New Roman" w:hAnsi="Times New Roman" w:cs="Times New Roman"/>
+          <w:b/>
+          <w:sz w:val="24"/>
+          <w:szCs w:val="24"/>
+          <w:lang w:val="vi-VN"/>
+        </w:rPr>
+        <w:t>Kernel biểu diễn tệp</w:t>
+      </w:r>
+      <w:r>
+        <w:rPr>
+          <w:rFonts w:ascii="Times New Roman" w:eastAsia="Times New Roman" w:hAnsi="Times New Roman" w:cs="Times New Roman"/>
+          <w:sz w:val="24"/>
+          <w:szCs w:val="24"/>
+          <w:lang w:val="vi-VN"/>
+        </w:rPr>
+        <w:t xml:space="preserve"> đang mở theo 3 cấu trúc dữ liệu có liên quan với nhau</w:t>
+      </w:r>
+      <w:r>
+        <w:rPr>
+          <w:rFonts w:ascii="Times New Roman" w:eastAsia="Times New Roman" w:hAnsi="Times New Roman" w:cs="Times New Roman"/>
+          <w:sz w:val="24"/>
+          <w:szCs w:val="24"/>
+          <w:lang w:val="vi-VN"/>
+        </w:rPr>
+        <w:t>.</w:t>
+      </w:r>
+      <w:r>
+        <w:rPr>
+          <w:rFonts w:ascii="Times New Roman" w:eastAsia="Times New Roman" w:hAnsi="Times New Roman" w:cs="Times New Roman"/>
+          <w:sz w:val="24"/>
+          <w:szCs w:val="24"/>
+          <w:lang w:val="vi-VN"/>
+        </w:rPr>
+        <w:t xml:space="preserve"> </w:t>
+      </w:r>
+      <w:r>
+        <w:rPr>
+          <w:rFonts w:ascii="Times New Roman" w:eastAsia="Times New Roman" w:hAnsi="Times New Roman" w:cs="Times New Roman"/>
+          <w:b/>
+          <w:sz w:val="24"/>
+          <w:szCs w:val="24"/>
+          <w:lang w:val="vi-VN"/>
+        </w:rPr>
+        <w:t>Kernel đều nắm giứ 3 file này nha.</w:t>
+      </w:r>
+    </w:p>
+    <w:p>
+      <w:pPr>
+        <w:spacing w:before="100" w:beforeAutospacing="1" w:after="100" w:afterAutospacing="1" w:line="240" w:lineRule="auto"/>
+        <w:jc w:val="center"/>
+        <w:rPr>
+          <w:rFonts w:ascii="Times New Roman" w:eastAsia="Times New Roman" w:hAnsi="Times New Roman" w:cs="Times New Roman"/>
+          <w:sz w:val="24"/>
+          <w:szCs w:val="24"/>
+          <w:lang w:val="vi-VN"/>
+        </w:rPr>
+      </w:pPr>
+      <w:r>
+        <w:rPr>
+          <w:rFonts w:ascii="Times New Roman" w:eastAsia="Times New Roman" w:hAnsi="Times New Roman" w:cs="Times New Roman"/>
+          <w:noProof/>
+          <w:sz w:val="24"/>
+          <w:szCs w:val="24"/>
+        </w:rPr>
+        <w:drawing>
+          <wp:inline distT="0" distB="0" distL="0" distR="0" wp14:anchorId="1F654966" wp14:editId="7066C88B">
+            <wp:extent cx="4415051" cy="1874982"/>
+            <wp:effectExtent l="0" t="0" r="5080" b="0"/>
+            <wp:docPr id="5" name="Picture 5"/>
+            <wp:cNvGraphicFramePr>
+              <a:graphicFrameLocks xmlns:a="http://schemas.openxmlformats.org/drawingml/2006/main" noChangeAspect="1"/>
+            </wp:cNvGraphicFramePr>
+            <a:graphic xmlns:a="http://schemas.openxmlformats.org/drawingml/2006/main">
+              <a:graphicData uri="http://schemas.openxmlformats.org/drawingml/2006/picture">
+                <pic:pic xmlns:pic="http://schemas.openxmlformats.org/drawingml/2006/picture">
+                  <pic:nvPicPr>
+                    <pic:cNvPr id="1" name=""/>
+                    <pic:cNvPicPr/>
+                  </pic:nvPicPr>
+                  <pic:blipFill>
+                    <a:blip r:embed="rId15"/>
+                    <a:stretch>
+                      <a:fillRect/>
+                    </a:stretch>
+                  </pic:blipFill>
+                  <pic:spPr>
+                    <a:xfrm>
+                      <a:off x="0" y="0"/>
+                      <a:ext cx="4421328" cy="1877648"/>
+                    </a:xfrm>
+                    <a:prstGeom prst="rect">
+                      <a:avLst/>
+                    </a:prstGeom>
+                  </pic:spPr>
+                </pic:pic>
+              </a:graphicData>
+            </a:graphic>
+          </wp:inline>
+        </w:drawing>
+      </w:r>
+    </w:p>
+    <w:p>
+      <w:pPr>
+        <w:spacing w:before="100" w:beforeAutospacing="1" w:after="100" w:afterAutospacing="1" w:line="240" w:lineRule="auto"/>
+        <w:jc w:val="center"/>
+        <w:rPr>
+          <w:rFonts w:ascii="Times New Roman" w:eastAsia="Times New Roman" w:hAnsi="Times New Roman" w:cs="Times New Roman"/>
+          <w:sz w:val="24"/>
+          <w:szCs w:val="24"/>
+          <w:lang w:val="vi-VN"/>
+        </w:rPr>
+      </w:pPr>
+      <w:r>
+        <w:rPr>
+          <w:rFonts w:ascii="Times New Roman" w:eastAsia="Times New Roman" w:hAnsi="Times New Roman" w:cs="Times New Roman"/>
+          <w:noProof/>
+          <w:sz w:val="24"/>
+          <w:szCs w:val="24"/>
+        </w:rPr>
+        <w:drawing>
+          <wp:inline distT="0" distB="0" distL="0" distR="0" wp14:anchorId="5884009C" wp14:editId="4A06E48E">
+            <wp:extent cx="4237630" cy="1619445"/>
+            <wp:effectExtent l="0" t="0" r="0" b="0"/>
+            <wp:docPr id="10" name="Picture 10"/>
+            <wp:cNvGraphicFramePr>
+              <a:graphicFrameLocks xmlns:a="http://schemas.openxmlformats.org/drawingml/2006/main" noChangeAspect="1"/>
+            </wp:cNvGraphicFramePr>
+            <a:graphic xmlns:a="http://schemas.openxmlformats.org/drawingml/2006/main">
+              <a:graphicData uri="http://schemas.openxmlformats.org/drawingml/2006/picture">
+                <pic:pic xmlns:pic="http://schemas.openxmlformats.org/drawingml/2006/picture">
+                  <pic:nvPicPr>
+                    <pic:cNvPr id="1" name=""/>
+                    <pic:cNvPicPr/>
+                  </pic:nvPicPr>
+                  <pic:blipFill>
+                    <a:blip r:embed="rId16"/>
+                    <a:stretch>
+                      <a:fillRect/>
+                    </a:stretch>
+                  </pic:blipFill>
+                  <pic:spPr>
+                    <a:xfrm>
+                      <a:off x="0" y="0"/>
+                      <a:ext cx="4246442" cy="1622812"/>
+                    </a:xfrm>
+                    <a:prstGeom prst="rect">
+                      <a:avLst/>
+                    </a:prstGeom>
+                  </pic:spPr>
+                </pic:pic>
+              </a:graphicData>
+            </a:graphic>
+          </wp:inline>
+        </w:drawing>
+      </w:r>
+    </w:p>
+    <w:p>
+      <w:pPr>
+        <w:spacing w:before="100" w:beforeAutospacing="1" w:after="100" w:afterAutospacing="1" w:line="240" w:lineRule="auto"/>
+        <w:jc w:val="center"/>
+        <w:rPr>
+          <w:rFonts w:ascii="Times New Roman" w:eastAsia="Times New Roman" w:hAnsi="Times New Roman" w:cs="Times New Roman"/>
+          <w:sz w:val="24"/>
+          <w:szCs w:val="24"/>
+          <w:lang w:val="vi-VN"/>
+        </w:rPr>
+      </w:pPr>
+      <w:r>
+        <w:rPr>
+          <w:rFonts w:ascii="Times New Roman" w:eastAsia="Times New Roman" w:hAnsi="Times New Roman" w:cs="Times New Roman"/>
+          <w:noProof/>
+          <w:sz w:val="24"/>
+          <w:szCs w:val="24"/>
+        </w:rPr>
+        <w:drawing>
+          <wp:inline distT="0" distB="0" distL="0" distR="0" wp14:anchorId="49B2400C" wp14:editId="0A8B8785">
+            <wp:extent cx="4234925" cy="1828800"/>
+            <wp:effectExtent l="0" t="0" r="0" b="0"/>
+            <wp:docPr id="11" name="Picture 11"/>
+            <wp:cNvGraphicFramePr>
+              <a:graphicFrameLocks xmlns:a="http://schemas.openxmlformats.org/drawingml/2006/main" noChangeAspect="1"/>
+            </wp:cNvGraphicFramePr>
+            <a:graphic xmlns:a="http://schemas.openxmlformats.org/drawingml/2006/main">
+              <a:graphicData uri="http://schemas.openxmlformats.org/drawingml/2006/picture">
+                <pic:pic xmlns:pic="http://schemas.openxmlformats.org/drawingml/2006/picture">
+                  <pic:nvPicPr>
+                    <pic:cNvPr id="1" name=""/>
+                    <pic:cNvPicPr/>
+                  </pic:nvPicPr>
+                  <pic:blipFill>
+                    <a:blip r:embed="rId17"/>
+                    <a:stretch>
+                      <a:fillRect/>
+                    </a:stretch>
+                  </pic:blipFill>
+                  <pic:spPr>
+                    <a:xfrm>
+                      <a:off x="0" y="0"/>
+                      <a:ext cx="4282828" cy="1849486"/>
+                    </a:xfrm>
+                    <a:prstGeom prst="rect">
+                      <a:avLst/>
+                    </a:prstGeom>
+                  </pic:spPr>
+                </pic:pic>
+              </a:graphicData>
+            </a:graphic>
+          </wp:inline>
+        </w:drawing>
+      </w:r>
     </w:p>
     <w:p>
       <w:pPr>
         <w:pStyle w:val="ListParagraph"/>
         <w:numPr>
           <w:ilvl w:val="0"/>
-          <w:numId w:val="2"/>
+          <w:numId w:val="6"/>
         </w:numPr>
-        <w:rPr>
-          <w:rFonts w:ascii="Times New Roman" w:eastAsia="Times New Roman" w:hAnsi="Times New Roman" w:cs="Times New Roman"/>
-          <w:sz w:val="24"/>
-          <w:szCs w:val="24"/>
-        </w:rPr>
-      </w:pPr>
+        <w:spacing w:before="100" w:beforeAutospacing="1" w:after="100" w:afterAutospacing="1" w:line="240" w:lineRule="auto"/>
+        <w:rPr>
+          <w:rFonts w:ascii="Times New Roman" w:eastAsia="Times New Roman" w:hAnsi="Times New Roman" w:cs="Times New Roman"/>
+          <w:sz w:val="24"/>
+          <w:szCs w:val="24"/>
+          <w:lang w:val="vi-VN"/>
+        </w:rPr>
+      </w:pPr>
+      <w:r>
+        <w:rPr>
+          <w:rFonts w:ascii="Times New Roman" w:eastAsia="Times New Roman" w:hAnsi="Times New Roman" w:cs="Times New Roman"/>
+          <w:b/>
+          <w:sz w:val="24"/>
+          <w:szCs w:val="24"/>
+          <w:lang w:val="vi-VN"/>
+        </w:rPr>
+        <w:t>Descriptor table</w:t>
+      </w:r>
+      <w:r>
+        <w:rPr>
+          <w:rFonts w:ascii="Times New Roman" w:eastAsia="Times New Roman" w:hAnsi="Times New Roman" w:cs="Times New Roman"/>
+          <w:sz w:val="24"/>
+          <w:szCs w:val="24"/>
+          <w:lang w:val="vi-VN"/>
+        </w:rPr>
+        <w:t>: đầu tiên ta nhắc đến f</w:t>
+      </w:r>
+      <w:r>
+        <w:rPr>
+          <w:rFonts w:ascii="Times New Roman" w:eastAsia="Times New Roman" w:hAnsi="Times New Roman" w:cs="Times New Roman"/>
+          <w:sz w:val="24"/>
+          <w:szCs w:val="24"/>
+          <w:lang w:val="vi-VN"/>
+        </w:rPr>
+        <w:t xml:space="preserve">ile descriptor, đây là số nguyên nhỏ không âm và </w:t>
+      </w:r>
+      <w:r>
+        <w:rPr>
+          <w:rFonts w:ascii="Times New Roman" w:eastAsia="Times New Roman" w:hAnsi="Times New Roman" w:cs="Times New Roman"/>
+          <w:sz w:val="24"/>
+          <w:szCs w:val="24"/>
+          <w:lang w:val="vi-VN"/>
+        </w:rPr>
+        <w:t xml:space="preserve">chứa </w:t>
+      </w:r>
+      <w:r>
+        <w:rPr>
+          <w:rFonts w:ascii="Times New Roman" w:eastAsia="Times New Roman" w:hAnsi="Times New Roman" w:cs="Times New Roman"/>
+          <w:sz w:val="24"/>
+          <w:szCs w:val="24"/>
+          <w:lang w:val="vi-VN"/>
+        </w:rPr>
+        <w:t>trỏ đến 1 một mục( hay gọi 1 file trong</w:t>
+      </w:r>
+      <w:r>
+        <w:rPr>
+          <w:rFonts w:ascii="Times New Roman" w:eastAsia="Times New Roman" w:hAnsi="Times New Roman" w:cs="Times New Roman"/>
+          <w:sz w:val="24"/>
+          <w:szCs w:val="24"/>
+          <w:lang w:val="vi-VN"/>
+        </w:rPr>
+        <w:t xml:space="preserve"> file table)</w:t>
+      </w:r>
+      <w:r>
+        <w:rPr>
+          <w:rFonts w:ascii="Times New Roman" w:eastAsia="Times New Roman" w:hAnsi="Times New Roman" w:cs="Times New Roman"/>
+          <w:sz w:val="24"/>
+          <w:szCs w:val="24"/>
+          <w:lang w:val="vi-VN"/>
+        </w:rPr>
+        <w:t xml:space="preserve">, </w:t>
+      </w:r>
+      <w:proofErr w:type="spellStart"/>
+      <w:r>
+        <w:t>m</w:t>
+      </w:r>
+      <w:r>
+        <w:t>ột</w:t>
+      </w:r>
+      <w:proofErr w:type="spellEnd"/>
+      <w:r>
+        <w:t xml:space="preserve"> </w:t>
+      </w:r>
+      <w:proofErr w:type="spellStart"/>
+      <w:r>
+        <w:t>tập</w:t>
+      </w:r>
+      <w:proofErr w:type="spellEnd"/>
+      <w:r>
+        <w:t xml:space="preserve"> </w:t>
+      </w:r>
+      <w:proofErr w:type="spellStart"/>
+      <w:r>
+        <w:t>các</w:t>
+      </w:r>
+      <w:proofErr w:type="spellEnd"/>
+      <w:r>
+        <w:t xml:space="preserve"> </w:t>
+      </w:r>
+      <w:proofErr w:type="spellStart"/>
+      <w:r>
+        <w:t>cờ</w:t>
+      </w:r>
+      <w:proofErr w:type="spellEnd"/>
+      <w:r>
+        <w:t xml:space="preserve"> (</w:t>
+      </w:r>
+      <w:r>
+        <w:rPr>
+          <w:rStyle w:val="Emphasis"/>
+        </w:rPr>
+        <w:t>flags</w:t>
+      </w:r>
+      <w:r>
+        <w:t xml:space="preserve">) </w:t>
+      </w:r>
+      <w:proofErr w:type="spellStart"/>
+      <w:r>
+        <w:t>điều</w:t>
+      </w:r>
+      <w:proofErr w:type="spellEnd"/>
+      <w:r>
+        <w:t xml:space="preserve"> </w:t>
+      </w:r>
+      <w:proofErr w:type="spellStart"/>
+      <w:r>
+        <w:t>khiển</w:t>
+      </w:r>
+      <w:proofErr w:type="spellEnd"/>
+      <w:r>
+        <w:t xml:space="preserve"> </w:t>
+      </w:r>
+      <w:proofErr w:type="spellStart"/>
+      <w:r>
+        <w:t>hoạt</w:t>
+      </w:r>
+      <w:proofErr w:type="spellEnd"/>
+      <w:r>
+        <w:t xml:space="preserve"> </w:t>
+      </w:r>
+      <w:proofErr w:type="spellStart"/>
+      <w:r>
+        <w:t>động</w:t>
+      </w:r>
+      <w:proofErr w:type="spellEnd"/>
+      <w:r>
+        <w:t xml:space="preserve"> </w:t>
+      </w:r>
+      <w:proofErr w:type="spellStart"/>
+      <w:r>
+        <w:t>củ</w:t>
+      </w:r>
+      <w:r>
+        <w:t>a</w:t>
+      </w:r>
+      <w:proofErr w:type="spellEnd"/>
+      <w:r>
+        <w:t xml:space="preserve"> file descriptor</w:t>
+      </w:r>
+      <w:r>
+        <w:rPr>
+          <w:rFonts w:ascii="Times New Roman" w:eastAsia="Times New Roman" w:hAnsi="Times New Roman" w:cs="Times New Roman"/>
+          <w:sz w:val="24"/>
+          <w:szCs w:val="24"/>
+          <w:lang w:val="vi-VN"/>
+        </w:rPr>
+        <w:t>. Mỗi process có</w:t>
+      </w:r>
+      <w:r>
+        <w:rPr>
+          <w:rFonts w:ascii="Times New Roman" w:eastAsia="Times New Roman" w:hAnsi="Times New Roman" w:cs="Times New Roman"/>
+          <w:sz w:val="24"/>
+          <w:szCs w:val="24"/>
+          <w:lang w:val="vi-VN"/>
+        </w:rPr>
+        <w:t xml:space="preserve"> 1 descriptor table chứa tất cả các file descriptor mà process đang mở.</w:t>
+      </w:r>
+      <w:r>
+        <w:rPr>
+          <w:rFonts w:ascii="Times New Roman" w:eastAsia="Times New Roman" w:hAnsi="Times New Roman" w:cs="Times New Roman"/>
+          <w:sz w:val="24"/>
+          <w:szCs w:val="24"/>
+          <w:lang w:val="vi-VN"/>
+        </w:rPr>
+        <w:t xml:space="preserve"> Kernel tạo ra file này. </w:t>
+      </w:r>
     </w:p>
     <w:p>
       <w:pPr>
+        <w:pStyle w:val="NormalWeb"/>
+        <w:numPr>
+          <w:ilvl w:val="0"/>
+          <w:numId w:val="6"/>
+        </w:numPr>
+        <w:rPr>
+          <w:lang w:val="vi-VN"/>
+        </w:rPr>
+      </w:pPr>
+      <w:r>
+        <w:rPr>
+          <w:b/>
+        </w:rPr>
+        <w:t>File table</w:t>
+      </w:r>
+      <w:r>
+        <w:rPr>
+          <w:lang w:val="vi-VN"/>
+        </w:rPr>
+        <w:t>:</w:t>
+      </w:r>
+      <w:r>
+        <w:rPr>
+          <w:lang w:val="vi-VN"/>
+        </w:rPr>
+        <w:t xml:space="preserve"> </w:t>
+      </w:r>
+      <w:r>
+        <w:rPr>
+          <w:lang w:val="vi-VN"/>
+        </w:rPr>
+        <w:t xml:space="preserve">được tạo </w:t>
+      </w:r>
+      <w:r>
+        <w:rPr>
+          <w:lang w:val="vi-VN"/>
+        </w:rPr>
+        <w:t>ở</w:t>
+      </w:r>
+      <w:r>
+        <w:rPr>
+          <w:lang w:val="vi-VN"/>
+        </w:rPr>
+        <w:t xml:space="preserve"> Kernel được chia sẻ cho tất cả các process</w:t>
+      </w:r>
+      <w:r>
+        <w:rPr>
+          <w:lang w:val="vi-VN"/>
+        </w:rPr>
+        <w:t xml:space="preserve">, chia ra thành các mục file khác nhau, mỗi mục file sẽ chứa: vị trí byte mà đang được file đọc, số lượng file descriptor (ref cnt) đang trỏ tới, con trỏ trỏ tới </w:t>
+      </w:r>
+      <w:proofErr w:type="spellStart"/>
+      <w:r>
+        <w:t>một</w:t>
+      </w:r>
+      <w:proofErr w:type="spellEnd"/>
+      <w:r>
+        <w:t xml:space="preserve"> </w:t>
+      </w:r>
+      <w:proofErr w:type="spellStart"/>
+      <w:r>
+        <w:t>mục</w:t>
+      </w:r>
+      <w:proofErr w:type="spellEnd"/>
+      <w:r>
+        <w:t xml:space="preserve"> </w:t>
+      </w:r>
+      <w:proofErr w:type="spellStart"/>
+      <w:r>
+        <w:t>trong</w:t>
+      </w:r>
+      <w:proofErr w:type="spellEnd"/>
+      <w:r>
+        <w:t xml:space="preserve"> </w:t>
+      </w:r>
+      <w:proofErr w:type="spellStart"/>
+      <w:r>
+        <w:t>bảng</w:t>
+      </w:r>
+      <w:proofErr w:type="spellEnd"/>
+      <w:r>
+        <w:t xml:space="preserve"> v-</w:t>
+      </w:r>
+      <w:proofErr w:type="gramStart"/>
+      <w:r>
+        <w:t>node</w:t>
+      </w:r>
+      <w:r>
+        <w:rPr>
+          <w:lang w:val="vi-VN"/>
+        </w:rPr>
+        <w:t>(</w:t>
+      </w:r>
+      <w:proofErr w:type="spellStart"/>
+      <w:proofErr w:type="gramEnd"/>
+      <w:r>
+        <w:t>i</w:t>
+      </w:r>
+      <w:proofErr w:type="spellEnd"/>
+      <w:r>
+        <w:t>-node</w:t>
+      </w:r>
+      <w:r>
+        <w:rPr>
+          <w:lang w:val="vi-VN"/>
+        </w:rPr>
+        <w:t xml:space="preserve">), </w:t>
+      </w:r>
+      <w:proofErr w:type="spellStart"/>
+      <w:r>
+        <w:t>Các</w:t>
+      </w:r>
+      <w:proofErr w:type="spellEnd"/>
+      <w:r>
+        <w:t xml:space="preserve"> status flags </w:t>
+      </w:r>
+      <w:proofErr w:type="spellStart"/>
+      <w:r>
+        <w:t>được</w:t>
+      </w:r>
+      <w:proofErr w:type="spellEnd"/>
+      <w:r>
+        <w:t xml:space="preserve"> </w:t>
+      </w:r>
+      <w:proofErr w:type="spellStart"/>
+      <w:r>
+        <w:t>chỉ</w:t>
+      </w:r>
+      <w:proofErr w:type="spellEnd"/>
+      <w:r>
+        <w:t xml:space="preserve"> </w:t>
+      </w:r>
+      <w:proofErr w:type="spellStart"/>
+      <w:r>
+        <w:t>định</w:t>
+      </w:r>
+      <w:proofErr w:type="spellEnd"/>
+      <w:r>
+        <w:t xml:space="preserve"> </w:t>
+      </w:r>
+      <w:proofErr w:type="spellStart"/>
+      <w:r>
+        <w:t>khi</w:t>
+      </w:r>
+      <w:proofErr w:type="spellEnd"/>
+      <w:r>
+        <w:t xml:space="preserve"> </w:t>
+      </w:r>
+      <w:proofErr w:type="spellStart"/>
+      <w:r>
+        <w:t>mở</w:t>
+      </w:r>
+      <w:proofErr w:type="spellEnd"/>
+      <w:r>
+        <w:t xml:space="preserve"> file</w:t>
+      </w:r>
+      <w:r>
+        <w:rPr>
+          <w:lang w:val="vi-VN"/>
+        </w:rPr>
+        <w:t xml:space="preserve">, </w:t>
+      </w:r>
+      <w:proofErr w:type="spellStart"/>
+      <w:r>
+        <w:t>Chế</w:t>
+      </w:r>
+      <w:proofErr w:type="spellEnd"/>
+      <w:r>
+        <w:t xml:space="preserve"> </w:t>
+      </w:r>
+      <w:proofErr w:type="spellStart"/>
+      <w:r>
+        <w:t>độ</w:t>
+      </w:r>
+      <w:proofErr w:type="spellEnd"/>
+      <w:r>
+        <w:t xml:space="preserve"> </w:t>
+      </w:r>
+      <w:proofErr w:type="spellStart"/>
+      <w:r>
+        <w:t>truy</w:t>
+      </w:r>
+      <w:proofErr w:type="spellEnd"/>
+      <w:r>
+        <w:t xml:space="preserve"> </w:t>
+      </w:r>
+      <w:proofErr w:type="spellStart"/>
+      <w:r>
+        <w:t>cập</w:t>
+      </w:r>
+      <w:proofErr w:type="spellEnd"/>
+      <w:r>
+        <w:t xml:space="preserve"> file (</w:t>
+      </w:r>
+      <w:r>
+        <w:rPr>
+          <w:i/>
+          <w:iCs/>
+          <w:lang w:val="vi-VN"/>
+        </w:rPr>
+        <w:t>RO, WO, RW</w:t>
+      </w:r>
+      <w:r>
+        <w:t>)</w:t>
+      </w:r>
+      <w:r>
+        <w:rPr>
+          <w:lang w:val="vi-VN"/>
+        </w:rPr>
+        <w:t>.</w:t>
+      </w:r>
+    </w:p>
+    <w:p>
+      <w:pPr>
+        <w:pStyle w:val="ListParagraph"/>
+        <w:numPr>
+          <w:ilvl w:val="0"/>
+          <w:numId w:val="6"/>
+        </w:numPr>
         <w:spacing w:before="100" w:beforeAutospacing="1" w:after="100" w:afterAutospacing="1" w:line="240" w:lineRule="auto"/>
         <w:rPr>
           <w:rFonts w:ascii="Times New Roman" w:eastAsia="Times New Roman" w:hAnsi="Times New Roman" w:cs="Times New Roman"/>
           <w:sz w:val="24"/>
           <w:szCs w:val="24"/>
-        </w:rPr>
-      </w:pPr>
+          <w:lang w:val="vi-VN"/>
+        </w:rPr>
+      </w:pPr>
+      <w:proofErr w:type="gramStart"/>
+      <w:r>
+        <w:rPr>
+          <w:b/>
+        </w:rPr>
+        <w:lastRenderedPageBreak/>
+        <w:t>v-node</w:t>
+      </w:r>
+      <w:proofErr w:type="gramEnd"/>
+      <w:r>
+        <w:rPr>
+          <w:b/>
+          <w:lang w:val="vi-VN"/>
+        </w:rPr>
+        <w:t xml:space="preserve"> table</w:t>
+      </w:r>
+      <w:r>
+        <w:rPr>
+          <w:lang w:val="vi-VN"/>
+        </w:rPr>
+        <w:t>: chứa metadata</w:t>
+      </w:r>
+      <w:r>
+        <w:rPr>
+          <w:lang w:val="vi-VN"/>
+        </w:rPr>
+        <w:t>(loại file cùng với quyền truy cập,)</w:t>
+      </w:r>
+      <w:bookmarkStart w:id="0" w:name="_GoBack"/>
+      <w:bookmarkEnd w:id="0"/>
+      <w:r>
+        <w:rPr>
+          <w:lang w:val="vi-VN"/>
+        </w:rPr>
+        <w:t xml:space="preserve"> của tất cả các file đang được mở. Này được tạo ở kernel và được chia sẻ cho tất cả các process.</w:t>
+      </w:r>
     </w:p>
-    <w:p/>
+    <w:p>
+      <w:pPr>
+        <w:spacing w:before="100" w:beforeAutospacing="1" w:after="100" w:afterAutospacing="1" w:line="240" w:lineRule="auto"/>
+        <w:ind w:left="360"/>
+        <w:rPr>
+          <w:rFonts w:ascii="Times New Roman" w:eastAsia="Times New Roman" w:hAnsi="Times New Roman" w:cs="Times New Roman"/>
+          <w:sz w:val="24"/>
+          <w:szCs w:val="24"/>
+        </w:rPr>
+      </w:pPr>
+      <w:proofErr w:type="spellStart"/>
+      <w:r>
+        <w:rPr>
+          <w:rFonts w:ascii="Times New Roman" w:eastAsia="Times New Roman" w:hAnsi="Times New Roman" w:cs="Times New Roman"/>
+          <w:sz w:val="24"/>
+          <w:szCs w:val="24"/>
+        </w:rPr>
+        <w:t>Giả</w:t>
+      </w:r>
+      <w:proofErr w:type="spellEnd"/>
+      <w:r>
+        <w:rPr>
+          <w:rFonts w:ascii="Times New Roman" w:eastAsia="Times New Roman" w:hAnsi="Times New Roman" w:cs="Times New Roman"/>
+          <w:sz w:val="24"/>
+          <w:szCs w:val="24"/>
+        </w:rPr>
+        <w:t xml:space="preserve"> </w:t>
+      </w:r>
+      <w:proofErr w:type="spellStart"/>
+      <w:r>
+        <w:rPr>
+          <w:rFonts w:ascii="Times New Roman" w:eastAsia="Times New Roman" w:hAnsi="Times New Roman" w:cs="Times New Roman"/>
+          <w:sz w:val="24"/>
+          <w:szCs w:val="24"/>
+        </w:rPr>
+        <w:t>sử</w:t>
+      </w:r>
+      <w:proofErr w:type="spellEnd"/>
+      <w:r>
+        <w:rPr>
+          <w:rFonts w:ascii="Times New Roman" w:eastAsia="Times New Roman" w:hAnsi="Times New Roman" w:cs="Times New Roman"/>
+          <w:sz w:val="24"/>
+          <w:szCs w:val="24"/>
+        </w:rPr>
+        <w:t xml:space="preserve"> </w:t>
+      </w:r>
+      <w:proofErr w:type="spellStart"/>
+      <w:r>
+        <w:rPr>
+          <w:rFonts w:ascii="Times New Roman" w:eastAsia="Times New Roman" w:hAnsi="Times New Roman" w:cs="Times New Roman"/>
+          <w:sz w:val="24"/>
+          <w:szCs w:val="24"/>
+        </w:rPr>
+        <w:t>trước</w:t>
+      </w:r>
+      <w:proofErr w:type="spellEnd"/>
+      <w:r>
+        <w:rPr>
+          <w:rFonts w:ascii="Times New Roman" w:eastAsia="Times New Roman" w:hAnsi="Times New Roman" w:cs="Times New Roman"/>
+          <w:sz w:val="24"/>
+          <w:szCs w:val="24"/>
+        </w:rPr>
+        <w:t xml:space="preserve"> </w:t>
+      </w:r>
+      <w:proofErr w:type="spellStart"/>
+      <w:r>
+        <w:rPr>
+          <w:rFonts w:ascii="Times New Roman" w:eastAsia="Times New Roman" w:hAnsi="Times New Roman" w:cs="Times New Roman"/>
+          <w:sz w:val="24"/>
+          <w:szCs w:val="24"/>
+        </w:rPr>
+        <w:t>khi</w:t>
+      </w:r>
+      <w:proofErr w:type="spellEnd"/>
+      <w:r>
+        <w:rPr>
+          <w:rFonts w:ascii="Times New Roman" w:eastAsia="Times New Roman" w:hAnsi="Times New Roman" w:cs="Times New Roman"/>
+          <w:sz w:val="24"/>
+          <w:szCs w:val="24"/>
+        </w:rPr>
+        <w:t xml:space="preserve"> </w:t>
+      </w:r>
+      <w:proofErr w:type="spellStart"/>
+      <w:r>
+        <w:rPr>
+          <w:rFonts w:ascii="Times New Roman" w:eastAsia="Times New Roman" w:hAnsi="Times New Roman" w:cs="Times New Roman"/>
+          <w:sz w:val="24"/>
+          <w:szCs w:val="24"/>
+        </w:rPr>
+        <w:t>gọi</w:t>
+      </w:r>
+      <w:proofErr w:type="spellEnd"/>
+      <w:r>
+        <w:rPr>
+          <w:rFonts w:ascii="Times New Roman" w:eastAsia="Times New Roman" w:hAnsi="Times New Roman" w:cs="Times New Roman"/>
+          <w:sz w:val="24"/>
+          <w:szCs w:val="24"/>
+        </w:rPr>
+        <w:t xml:space="preserve"> </w:t>
+      </w:r>
+      <w:r>
+        <w:rPr>
+          <w:rFonts w:ascii="Courier New" w:eastAsia="Times New Roman" w:hAnsi="Courier New" w:cs="Courier New"/>
+          <w:sz w:val="20"/>
+          <w:szCs w:val="20"/>
+        </w:rPr>
+        <w:t>fork</w:t>
+      </w:r>
+      <w:r>
+        <w:rPr>
+          <w:rFonts w:ascii="Times New Roman" w:eastAsia="Times New Roman" w:hAnsi="Times New Roman" w:cs="Times New Roman"/>
+          <w:sz w:val="24"/>
+          <w:szCs w:val="24"/>
+        </w:rPr>
+        <w:t xml:space="preserve">, </w:t>
+      </w:r>
+      <w:proofErr w:type="spellStart"/>
+      <w:r>
+        <w:rPr>
+          <w:rFonts w:ascii="Times New Roman" w:eastAsia="Times New Roman" w:hAnsi="Times New Roman" w:cs="Times New Roman"/>
+          <w:sz w:val="24"/>
+          <w:szCs w:val="24"/>
+        </w:rPr>
+        <w:t>tiến</w:t>
+      </w:r>
+      <w:proofErr w:type="spellEnd"/>
+      <w:r>
+        <w:rPr>
+          <w:rFonts w:ascii="Times New Roman" w:eastAsia="Times New Roman" w:hAnsi="Times New Roman" w:cs="Times New Roman"/>
+          <w:sz w:val="24"/>
+          <w:szCs w:val="24"/>
+        </w:rPr>
+        <w:t xml:space="preserve"> </w:t>
+      </w:r>
+      <w:proofErr w:type="spellStart"/>
+      <w:r>
+        <w:rPr>
+          <w:rFonts w:ascii="Times New Roman" w:eastAsia="Times New Roman" w:hAnsi="Times New Roman" w:cs="Times New Roman"/>
+          <w:sz w:val="24"/>
+          <w:szCs w:val="24"/>
+        </w:rPr>
+        <w:t>trình</w:t>
+      </w:r>
+      <w:proofErr w:type="spellEnd"/>
+      <w:r>
+        <w:rPr>
+          <w:rFonts w:ascii="Times New Roman" w:eastAsia="Times New Roman" w:hAnsi="Times New Roman" w:cs="Times New Roman"/>
+          <w:sz w:val="24"/>
+          <w:szCs w:val="24"/>
+        </w:rPr>
+        <w:t xml:space="preserve"> cha </w:t>
+      </w:r>
+      <w:proofErr w:type="spellStart"/>
+      <w:r>
+        <w:rPr>
+          <w:rFonts w:ascii="Times New Roman" w:eastAsia="Times New Roman" w:hAnsi="Times New Roman" w:cs="Times New Roman"/>
+          <w:sz w:val="24"/>
+          <w:szCs w:val="24"/>
+        </w:rPr>
+        <w:t>có</w:t>
+      </w:r>
+      <w:proofErr w:type="spellEnd"/>
+      <w:r>
+        <w:rPr>
+          <w:rFonts w:ascii="Times New Roman" w:eastAsia="Times New Roman" w:hAnsi="Times New Roman" w:cs="Times New Roman"/>
+          <w:sz w:val="24"/>
+          <w:szCs w:val="24"/>
+        </w:rPr>
+        <w:t xml:space="preserve"> </w:t>
+      </w:r>
+      <w:proofErr w:type="spellStart"/>
+      <w:r>
+        <w:rPr>
+          <w:rFonts w:ascii="Times New Roman" w:eastAsia="Times New Roman" w:hAnsi="Times New Roman" w:cs="Times New Roman"/>
+          <w:sz w:val="24"/>
+          <w:szCs w:val="24"/>
+        </w:rPr>
+        <w:t>các</w:t>
+      </w:r>
+      <w:proofErr w:type="spellEnd"/>
+      <w:r>
+        <w:rPr>
+          <w:rFonts w:ascii="Times New Roman" w:eastAsia="Times New Roman" w:hAnsi="Times New Roman" w:cs="Times New Roman"/>
+          <w:sz w:val="24"/>
+          <w:szCs w:val="24"/>
+        </w:rPr>
+        <w:t xml:space="preserve"> </w:t>
+      </w:r>
+      <w:proofErr w:type="spellStart"/>
+      <w:r>
+        <w:rPr>
+          <w:rFonts w:ascii="Times New Roman" w:eastAsia="Times New Roman" w:hAnsi="Times New Roman" w:cs="Times New Roman"/>
+          <w:sz w:val="24"/>
+          <w:szCs w:val="24"/>
+        </w:rPr>
+        <w:t>tệp</w:t>
+      </w:r>
+      <w:proofErr w:type="spellEnd"/>
+      <w:r>
+        <w:rPr>
+          <w:rFonts w:ascii="Times New Roman" w:eastAsia="Times New Roman" w:hAnsi="Times New Roman" w:cs="Times New Roman"/>
+          <w:sz w:val="24"/>
+          <w:szCs w:val="24"/>
+        </w:rPr>
+        <w:t xml:space="preserve"> </w:t>
+      </w:r>
+      <w:proofErr w:type="spellStart"/>
+      <w:r>
+        <w:rPr>
+          <w:rFonts w:ascii="Times New Roman" w:eastAsia="Times New Roman" w:hAnsi="Times New Roman" w:cs="Times New Roman"/>
+          <w:sz w:val="24"/>
+          <w:szCs w:val="24"/>
+        </w:rPr>
+        <w:t>đang</w:t>
+      </w:r>
+      <w:proofErr w:type="spellEnd"/>
+      <w:r>
+        <w:rPr>
+          <w:rFonts w:ascii="Times New Roman" w:eastAsia="Times New Roman" w:hAnsi="Times New Roman" w:cs="Times New Roman"/>
+          <w:sz w:val="24"/>
+          <w:szCs w:val="24"/>
+        </w:rPr>
+        <w:t xml:space="preserve"> </w:t>
+      </w:r>
+      <w:proofErr w:type="spellStart"/>
+      <w:r>
+        <w:rPr>
+          <w:rFonts w:ascii="Times New Roman" w:eastAsia="Times New Roman" w:hAnsi="Times New Roman" w:cs="Times New Roman"/>
+          <w:sz w:val="24"/>
+          <w:szCs w:val="24"/>
+        </w:rPr>
+        <w:t>mở</w:t>
+      </w:r>
+      <w:proofErr w:type="spellEnd"/>
+      <w:r>
+        <w:rPr>
+          <w:rFonts w:ascii="Times New Roman" w:eastAsia="Times New Roman" w:hAnsi="Times New Roman" w:cs="Times New Roman"/>
+          <w:sz w:val="24"/>
+          <w:szCs w:val="24"/>
+        </w:rPr>
+        <w:t xml:space="preserve"> </w:t>
+      </w:r>
+      <w:proofErr w:type="spellStart"/>
+      <w:r>
+        <w:rPr>
+          <w:rFonts w:ascii="Times New Roman" w:eastAsia="Times New Roman" w:hAnsi="Times New Roman" w:cs="Times New Roman"/>
+          <w:sz w:val="24"/>
+          <w:szCs w:val="24"/>
+        </w:rPr>
+        <w:t>như</w:t>
+      </w:r>
+      <w:proofErr w:type="spellEnd"/>
+      <w:r>
+        <w:rPr>
+          <w:rFonts w:ascii="Times New Roman" w:eastAsia="Times New Roman" w:hAnsi="Times New Roman" w:cs="Times New Roman"/>
+          <w:sz w:val="24"/>
+          <w:szCs w:val="24"/>
+        </w:rPr>
+        <w:t xml:space="preserve"> </w:t>
+      </w:r>
+      <w:proofErr w:type="spellStart"/>
+      <w:r>
+        <w:rPr>
+          <w:rFonts w:ascii="Times New Roman" w:eastAsia="Times New Roman" w:hAnsi="Times New Roman" w:cs="Times New Roman"/>
+          <w:sz w:val="24"/>
+          <w:szCs w:val="24"/>
+        </w:rPr>
+        <w:t>được</w:t>
+      </w:r>
+      <w:proofErr w:type="spellEnd"/>
+      <w:r>
+        <w:rPr>
+          <w:rFonts w:ascii="Times New Roman" w:eastAsia="Times New Roman" w:hAnsi="Times New Roman" w:cs="Times New Roman"/>
+          <w:sz w:val="24"/>
+          <w:szCs w:val="24"/>
+        </w:rPr>
+        <w:t xml:space="preserve"> minh </w:t>
+      </w:r>
+      <w:proofErr w:type="spellStart"/>
+      <w:r>
+        <w:rPr>
+          <w:rFonts w:ascii="Times New Roman" w:eastAsia="Times New Roman" w:hAnsi="Times New Roman" w:cs="Times New Roman"/>
+          <w:sz w:val="24"/>
+          <w:szCs w:val="24"/>
+        </w:rPr>
+        <w:t>họa</w:t>
+      </w:r>
+      <w:proofErr w:type="spellEnd"/>
+      <w:r>
+        <w:rPr>
+          <w:rFonts w:ascii="Times New Roman" w:eastAsia="Times New Roman" w:hAnsi="Times New Roman" w:cs="Times New Roman"/>
+          <w:sz w:val="24"/>
+          <w:szCs w:val="24"/>
+        </w:rPr>
+        <w:t xml:space="preserve"> </w:t>
+      </w:r>
+      <w:proofErr w:type="spellStart"/>
+      <w:r>
+        <w:rPr>
+          <w:rFonts w:ascii="Times New Roman" w:eastAsia="Times New Roman" w:hAnsi="Times New Roman" w:cs="Times New Roman"/>
+          <w:sz w:val="24"/>
+          <w:szCs w:val="24"/>
+        </w:rPr>
+        <w:t>trong</w:t>
+      </w:r>
+      <w:proofErr w:type="spellEnd"/>
+      <w:r>
+        <w:rPr>
+          <w:rFonts w:ascii="Times New Roman" w:eastAsia="Times New Roman" w:hAnsi="Times New Roman" w:cs="Times New Roman"/>
+          <w:sz w:val="24"/>
+          <w:szCs w:val="24"/>
+        </w:rPr>
+        <w:t xml:space="preserve"> </w:t>
+      </w:r>
+      <w:proofErr w:type="spellStart"/>
+      <w:r>
+        <w:rPr>
+          <w:rFonts w:ascii="Times New Roman" w:eastAsia="Times New Roman" w:hAnsi="Times New Roman" w:cs="Times New Roman"/>
+          <w:sz w:val="24"/>
+          <w:szCs w:val="24"/>
+        </w:rPr>
+        <w:t>Hình</w:t>
+      </w:r>
+      <w:proofErr w:type="spellEnd"/>
+      <w:r>
+        <w:rPr>
+          <w:rFonts w:ascii="Times New Roman" w:eastAsia="Times New Roman" w:hAnsi="Times New Roman" w:cs="Times New Roman"/>
+          <w:sz w:val="24"/>
+          <w:szCs w:val="24"/>
+        </w:rPr>
+        <w:t xml:space="preserve"> 10.11. </w:t>
+      </w:r>
+      <w:proofErr w:type="spellStart"/>
+      <w:r>
+        <w:rPr>
+          <w:rFonts w:ascii="Times New Roman" w:eastAsia="Times New Roman" w:hAnsi="Times New Roman" w:cs="Times New Roman"/>
+          <w:sz w:val="24"/>
+          <w:szCs w:val="24"/>
+        </w:rPr>
+        <w:t>Khi</w:t>
+      </w:r>
+      <w:proofErr w:type="spellEnd"/>
+      <w:r>
+        <w:rPr>
+          <w:rFonts w:ascii="Times New Roman" w:eastAsia="Times New Roman" w:hAnsi="Times New Roman" w:cs="Times New Roman"/>
+          <w:sz w:val="24"/>
+          <w:szCs w:val="24"/>
+        </w:rPr>
+        <w:t xml:space="preserve"> </w:t>
+      </w:r>
+      <w:proofErr w:type="spellStart"/>
+      <w:r>
+        <w:rPr>
+          <w:rFonts w:ascii="Times New Roman" w:eastAsia="Times New Roman" w:hAnsi="Times New Roman" w:cs="Times New Roman"/>
+          <w:sz w:val="24"/>
+          <w:szCs w:val="24"/>
+        </w:rPr>
+        <w:t>đó</w:t>
+      </w:r>
+      <w:proofErr w:type="spellEnd"/>
+      <w:r>
+        <w:rPr>
+          <w:rFonts w:ascii="Times New Roman" w:eastAsia="Times New Roman" w:hAnsi="Times New Roman" w:cs="Times New Roman"/>
+          <w:sz w:val="24"/>
+          <w:szCs w:val="24"/>
+        </w:rPr>
+        <w:t xml:space="preserve">, </w:t>
+      </w:r>
+      <w:proofErr w:type="spellStart"/>
+      <w:r>
+        <w:rPr>
+          <w:rFonts w:ascii="Times New Roman" w:eastAsia="Times New Roman" w:hAnsi="Times New Roman" w:cs="Times New Roman"/>
+          <w:sz w:val="24"/>
+          <w:szCs w:val="24"/>
+        </w:rPr>
+        <w:t>Hình</w:t>
+      </w:r>
+      <w:proofErr w:type="spellEnd"/>
+      <w:r>
+        <w:rPr>
+          <w:rFonts w:ascii="Times New Roman" w:eastAsia="Times New Roman" w:hAnsi="Times New Roman" w:cs="Times New Roman"/>
+          <w:sz w:val="24"/>
+          <w:szCs w:val="24"/>
+        </w:rPr>
+        <w:t xml:space="preserve"> 10.13 </w:t>
+      </w:r>
+      <w:proofErr w:type="spellStart"/>
+      <w:r>
+        <w:rPr>
+          <w:rFonts w:ascii="Times New Roman" w:eastAsia="Times New Roman" w:hAnsi="Times New Roman" w:cs="Times New Roman"/>
+          <w:sz w:val="24"/>
+          <w:szCs w:val="24"/>
+        </w:rPr>
+        <w:t>cho</w:t>
+      </w:r>
+      <w:proofErr w:type="spellEnd"/>
+      <w:r>
+        <w:rPr>
+          <w:rFonts w:ascii="Times New Roman" w:eastAsia="Times New Roman" w:hAnsi="Times New Roman" w:cs="Times New Roman"/>
+          <w:sz w:val="24"/>
+          <w:szCs w:val="24"/>
+        </w:rPr>
+        <w:t xml:space="preserve"> </w:t>
+      </w:r>
+      <w:proofErr w:type="spellStart"/>
+      <w:r>
+        <w:rPr>
+          <w:rFonts w:ascii="Times New Roman" w:eastAsia="Times New Roman" w:hAnsi="Times New Roman" w:cs="Times New Roman"/>
+          <w:sz w:val="24"/>
+          <w:szCs w:val="24"/>
+        </w:rPr>
+        <w:t>thấy</w:t>
+      </w:r>
+      <w:proofErr w:type="spellEnd"/>
+      <w:r>
+        <w:rPr>
+          <w:rFonts w:ascii="Times New Roman" w:eastAsia="Times New Roman" w:hAnsi="Times New Roman" w:cs="Times New Roman"/>
+          <w:sz w:val="24"/>
+          <w:szCs w:val="24"/>
+        </w:rPr>
+        <w:t xml:space="preserve"> </w:t>
+      </w:r>
+      <w:proofErr w:type="spellStart"/>
+      <w:r>
+        <w:rPr>
+          <w:rFonts w:ascii="Times New Roman" w:eastAsia="Times New Roman" w:hAnsi="Times New Roman" w:cs="Times New Roman"/>
+          <w:sz w:val="24"/>
+          <w:szCs w:val="24"/>
+        </w:rPr>
+        <w:t>tình</w:t>
+      </w:r>
+      <w:proofErr w:type="spellEnd"/>
+      <w:r>
+        <w:rPr>
+          <w:rFonts w:ascii="Times New Roman" w:eastAsia="Times New Roman" w:hAnsi="Times New Roman" w:cs="Times New Roman"/>
+          <w:sz w:val="24"/>
+          <w:szCs w:val="24"/>
+        </w:rPr>
+        <w:t xml:space="preserve"> </w:t>
+      </w:r>
+      <w:proofErr w:type="spellStart"/>
+      <w:r>
+        <w:rPr>
+          <w:rFonts w:ascii="Times New Roman" w:eastAsia="Times New Roman" w:hAnsi="Times New Roman" w:cs="Times New Roman"/>
+          <w:sz w:val="24"/>
+          <w:szCs w:val="24"/>
+        </w:rPr>
+        <w:t>trạng</w:t>
+      </w:r>
+      <w:proofErr w:type="spellEnd"/>
+      <w:r>
+        <w:rPr>
+          <w:rFonts w:ascii="Times New Roman" w:eastAsia="Times New Roman" w:hAnsi="Times New Roman" w:cs="Times New Roman"/>
+          <w:sz w:val="24"/>
+          <w:szCs w:val="24"/>
+        </w:rPr>
+        <w:t xml:space="preserve"> </w:t>
+      </w:r>
+      <w:proofErr w:type="spellStart"/>
+      <w:r>
+        <w:rPr>
+          <w:rFonts w:ascii="Times New Roman" w:eastAsia="Times New Roman" w:hAnsi="Times New Roman" w:cs="Times New Roman"/>
+          <w:sz w:val="24"/>
+          <w:szCs w:val="24"/>
+        </w:rPr>
+        <w:t>sau</w:t>
+      </w:r>
+      <w:proofErr w:type="spellEnd"/>
+      <w:r>
+        <w:rPr>
+          <w:rFonts w:ascii="Times New Roman" w:eastAsia="Times New Roman" w:hAnsi="Times New Roman" w:cs="Times New Roman"/>
+          <w:sz w:val="24"/>
+          <w:szCs w:val="24"/>
+        </w:rPr>
+        <w:t xml:space="preserve"> </w:t>
+      </w:r>
+      <w:proofErr w:type="spellStart"/>
+      <w:r>
+        <w:rPr>
+          <w:rFonts w:ascii="Times New Roman" w:eastAsia="Times New Roman" w:hAnsi="Times New Roman" w:cs="Times New Roman"/>
+          <w:sz w:val="24"/>
+          <w:szCs w:val="24"/>
+        </w:rPr>
+        <w:t>khi</w:t>
+      </w:r>
+      <w:proofErr w:type="spellEnd"/>
+      <w:r>
+        <w:rPr>
+          <w:rFonts w:ascii="Times New Roman" w:eastAsia="Times New Roman" w:hAnsi="Times New Roman" w:cs="Times New Roman"/>
+          <w:sz w:val="24"/>
+          <w:szCs w:val="24"/>
+        </w:rPr>
+        <w:t xml:space="preserve"> </w:t>
+      </w:r>
+      <w:proofErr w:type="spellStart"/>
+      <w:r>
+        <w:rPr>
+          <w:rFonts w:ascii="Times New Roman" w:eastAsia="Times New Roman" w:hAnsi="Times New Roman" w:cs="Times New Roman"/>
+          <w:sz w:val="24"/>
+          <w:szCs w:val="24"/>
+        </w:rPr>
+        <w:t>gọi</w:t>
+      </w:r>
+      <w:proofErr w:type="spellEnd"/>
+      <w:r>
+        <w:rPr>
+          <w:rFonts w:ascii="Times New Roman" w:eastAsia="Times New Roman" w:hAnsi="Times New Roman" w:cs="Times New Roman"/>
+          <w:sz w:val="24"/>
+          <w:szCs w:val="24"/>
+        </w:rPr>
+        <w:t xml:space="preserve"> </w:t>
+      </w:r>
+      <w:r>
+        <w:rPr>
+          <w:rFonts w:ascii="Courier New" w:eastAsia="Times New Roman" w:hAnsi="Courier New" w:cs="Courier New"/>
+          <w:sz w:val="20"/>
+          <w:szCs w:val="20"/>
+        </w:rPr>
+        <w:t>fork</w:t>
+      </w:r>
+      <w:r>
+        <w:rPr>
+          <w:rFonts w:ascii="Times New Roman" w:eastAsia="Times New Roman" w:hAnsi="Times New Roman" w:cs="Times New Roman"/>
+          <w:sz w:val="24"/>
+          <w:szCs w:val="24"/>
+        </w:rPr>
+        <w:t>.</w:t>
+      </w:r>
+    </w:p>
+    <w:p>
+      <w:pPr>
+        <w:pStyle w:val="ListParagraph"/>
+        <w:numPr>
+          <w:ilvl w:val="0"/>
+          <w:numId w:val="6"/>
+        </w:numPr>
+        <w:spacing w:before="100" w:beforeAutospacing="1" w:after="100" w:afterAutospacing="1" w:line="240" w:lineRule="auto"/>
+        <w:rPr>
+          <w:rFonts w:ascii="Times New Roman" w:eastAsia="Times New Roman" w:hAnsi="Times New Roman" w:cs="Times New Roman"/>
+          <w:sz w:val="24"/>
+          <w:szCs w:val="24"/>
+        </w:rPr>
+      </w:pPr>
+      <w:proofErr w:type="spellStart"/>
+      <w:r>
+        <w:rPr>
+          <w:rFonts w:ascii="Times New Roman" w:eastAsia="Times New Roman" w:hAnsi="Times New Roman" w:cs="Times New Roman"/>
+          <w:sz w:val="24"/>
+          <w:szCs w:val="24"/>
+        </w:rPr>
+        <w:t>Tiến</w:t>
+      </w:r>
+      <w:proofErr w:type="spellEnd"/>
+      <w:r>
+        <w:rPr>
+          <w:rFonts w:ascii="Times New Roman" w:eastAsia="Times New Roman" w:hAnsi="Times New Roman" w:cs="Times New Roman"/>
+          <w:sz w:val="24"/>
+          <w:szCs w:val="24"/>
+        </w:rPr>
+        <w:t xml:space="preserve"> </w:t>
+      </w:r>
+      <w:proofErr w:type="spellStart"/>
+      <w:r>
+        <w:rPr>
+          <w:rFonts w:ascii="Times New Roman" w:eastAsia="Times New Roman" w:hAnsi="Times New Roman" w:cs="Times New Roman"/>
+          <w:sz w:val="24"/>
+          <w:szCs w:val="24"/>
+        </w:rPr>
+        <w:t>trình</w:t>
+      </w:r>
+      <w:proofErr w:type="spellEnd"/>
+      <w:r>
+        <w:rPr>
+          <w:rFonts w:ascii="Times New Roman" w:eastAsia="Times New Roman" w:hAnsi="Times New Roman" w:cs="Times New Roman"/>
+          <w:sz w:val="24"/>
+          <w:szCs w:val="24"/>
+        </w:rPr>
+        <w:t xml:space="preserve"> con </w:t>
+      </w:r>
+      <w:proofErr w:type="spellStart"/>
+      <w:r>
+        <w:rPr>
+          <w:rFonts w:ascii="Times New Roman" w:eastAsia="Times New Roman" w:hAnsi="Times New Roman" w:cs="Times New Roman"/>
+          <w:sz w:val="24"/>
+          <w:szCs w:val="24"/>
+        </w:rPr>
+        <w:t>nhận</w:t>
+      </w:r>
+      <w:proofErr w:type="spellEnd"/>
+      <w:r>
+        <w:rPr>
+          <w:rFonts w:ascii="Times New Roman" w:eastAsia="Times New Roman" w:hAnsi="Times New Roman" w:cs="Times New Roman"/>
+          <w:sz w:val="24"/>
+          <w:szCs w:val="24"/>
+        </w:rPr>
+        <w:t xml:space="preserve"> </w:t>
+      </w:r>
+      <w:proofErr w:type="spellStart"/>
+      <w:r>
+        <w:rPr>
+          <w:rFonts w:ascii="Times New Roman" w:eastAsia="Times New Roman" w:hAnsi="Times New Roman" w:cs="Times New Roman"/>
+          <w:sz w:val="24"/>
+          <w:szCs w:val="24"/>
+        </w:rPr>
+        <w:t>được</w:t>
+      </w:r>
+      <w:proofErr w:type="spellEnd"/>
+      <w:r>
+        <w:rPr>
+          <w:rFonts w:ascii="Times New Roman" w:eastAsia="Times New Roman" w:hAnsi="Times New Roman" w:cs="Times New Roman"/>
+          <w:sz w:val="24"/>
+          <w:szCs w:val="24"/>
+        </w:rPr>
+        <w:t xml:space="preserve"> </w:t>
+      </w:r>
+      <w:proofErr w:type="spellStart"/>
+      <w:r>
+        <w:rPr>
+          <w:rFonts w:ascii="Times New Roman" w:eastAsia="Times New Roman" w:hAnsi="Times New Roman" w:cs="Times New Roman"/>
+          <w:sz w:val="24"/>
+          <w:szCs w:val="24"/>
+        </w:rPr>
+        <w:t>một</w:t>
+      </w:r>
+      <w:proofErr w:type="spellEnd"/>
+      <w:r>
+        <w:rPr>
+          <w:rFonts w:ascii="Times New Roman" w:eastAsia="Times New Roman" w:hAnsi="Times New Roman" w:cs="Times New Roman"/>
+          <w:sz w:val="24"/>
+          <w:szCs w:val="24"/>
+        </w:rPr>
+        <w:t xml:space="preserve"> </w:t>
+      </w:r>
+      <w:proofErr w:type="spellStart"/>
+      <w:r>
+        <w:rPr>
+          <w:rFonts w:ascii="Times New Roman" w:eastAsia="Times New Roman" w:hAnsi="Times New Roman" w:cs="Times New Roman"/>
+          <w:sz w:val="24"/>
+          <w:szCs w:val="24"/>
+        </w:rPr>
+        <w:t>bản</w:t>
+      </w:r>
+      <w:proofErr w:type="spellEnd"/>
+      <w:r>
+        <w:rPr>
+          <w:rFonts w:ascii="Times New Roman" w:eastAsia="Times New Roman" w:hAnsi="Times New Roman" w:cs="Times New Roman"/>
+          <w:sz w:val="24"/>
+          <w:szCs w:val="24"/>
+        </w:rPr>
+        <w:t xml:space="preserve"> </w:t>
+      </w:r>
+      <w:proofErr w:type="spellStart"/>
+      <w:r>
+        <w:rPr>
+          <w:rFonts w:ascii="Times New Roman" w:eastAsia="Times New Roman" w:hAnsi="Times New Roman" w:cs="Times New Roman"/>
+          <w:sz w:val="24"/>
+          <w:szCs w:val="24"/>
+        </w:rPr>
+        <w:t>sao</w:t>
+      </w:r>
+      <w:proofErr w:type="spellEnd"/>
+      <w:r>
+        <w:rPr>
+          <w:rFonts w:ascii="Times New Roman" w:eastAsia="Times New Roman" w:hAnsi="Times New Roman" w:cs="Times New Roman"/>
+          <w:sz w:val="24"/>
+          <w:szCs w:val="24"/>
+        </w:rPr>
+        <w:t xml:space="preserve"> </w:t>
+      </w:r>
+      <w:proofErr w:type="spellStart"/>
+      <w:r>
+        <w:rPr>
+          <w:rFonts w:ascii="Times New Roman" w:eastAsia="Times New Roman" w:hAnsi="Times New Roman" w:cs="Times New Roman"/>
+          <w:sz w:val="24"/>
+          <w:szCs w:val="24"/>
+        </w:rPr>
+        <w:t>riêng</w:t>
+      </w:r>
+      <w:proofErr w:type="spellEnd"/>
+      <w:r>
+        <w:rPr>
+          <w:rFonts w:ascii="Times New Roman" w:eastAsia="Times New Roman" w:hAnsi="Times New Roman" w:cs="Times New Roman"/>
+          <w:sz w:val="24"/>
+          <w:szCs w:val="24"/>
+        </w:rPr>
+        <w:t xml:space="preserve"> </w:t>
+      </w:r>
+      <w:proofErr w:type="spellStart"/>
+      <w:r>
+        <w:rPr>
+          <w:rFonts w:ascii="Times New Roman" w:eastAsia="Times New Roman" w:hAnsi="Times New Roman" w:cs="Times New Roman"/>
+          <w:sz w:val="24"/>
+          <w:szCs w:val="24"/>
+        </w:rPr>
+        <w:t>của</w:t>
+      </w:r>
+      <w:proofErr w:type="spellEnd"/>
+      <w:r>
+        <w:rPr>
+          <w:rFonts w:ascii="Times New Roman" w:eastAsia="Times New Roman" w:hAnsi="Times New Roman" w:cs="Times New Roman"/>
+          <w:sz w:val="24"/>
+          <w:szCs w:val="24"/>
+        </w:rPr>
+        <w:t xml:space="preserve"> descriptor table</w:t>
+      </w:r>
+      <w:r>
+        <w:rPr>
+          <w:rFonts w:ascii="Times New Roman" w:eastAsia="Times New Roman" w:hAnsi="Times New Roman" w:cs="Times New Roman"/>
+          <w:sz w:val="24"/>
+          <w:szCs w:val="24"/>
+        </w:rPr>
+        <w:t xml:space="preserve"> </w:t>
+      </w:r>
+      <w:proofErr w:type="spellStart"/>
+      <w:r>
+        <w:rPr>
+          <w:rFonts w:ascii="Times New Roman" w:eastAsia="Times New Roman" w:hAnsi="Times New Roman" w:cs="Times New Roman"/>
+          <w:sz w:val="24"/>
+          <w:szCs w:val="24"/>
+        </w:rPr>
+        <w:t>của</w:t>
+      </w:r>
+      <w:proofErr w:type="spellEnd"/>
+      <w:r>
+        <w:rPr>
+          <w:rFonts w:ascii="Times New Roman" w:eastAsia="Times New Roman" w:hAnsi="Times New Roman" w:cs="Times New Roman"/>
+          <w:sz w:val="24"/>
+          <w:szCs w:val="24"/>
+        </w:rPr>
+        <w:t xml:space="preserve"> </w:t>
+      </w:r>
+      <w:proofErr w:type="spellStart"/>
+      <w:r>
+        <w:rPr>
+          <w:rFonts w:ascii="Times New Roman" w:eastAsia="Times New Roman" w:hAnsi="Times New Roman" w:cs="Times New Roman"/>
+          <w:sz w:val="24"/>
+          <w:szCs w:val="24"/>
+        </w:rPr>
+        <w:t>tiến</w:t>
+      </w:r>
+      <w:proofErr w:type="spellEnd"/>
+      <w:r>
+        <w:rPr>
+          <w:rFonts w:ascii="Times New Roman" w:eastAsia="Times New Roman" w:hAnsi="Times New Roman" w:cs="Times New Roman"/>
+          <w:sz w:val="24"/>
+          <w:szCs w:val="24"/>
+        </w:rPr>
+        <w:t xml:space="preserve"> </w:t>
+      </w:r>
+      <w:proofErr w:type="spellStart"/>
+      <w:r>
+        <w:rPr>
+          <w:rFonts w:ascii="Times New Roman" w:eastAsia="Times New Roman" w:hAnsi="Times New Roman" w:cs="Times New Roman"/>
+          <w:sz w:val="24"/>
+          <w:szCs w:val="24"/>
+        </w:rPr>
+        <w:t>trình</w:t>
+      </w:r>
+      <w:proofErr w:type="spellEnd"/>
+      <w:r>
+        <w:rPr>
+          <w:rFonts w:ascii="Times New Roman" w:eastAsia="Times New Roman" w:hAnsi="Times New Roman" w:cs="Times New Roman"/>
+          <w:sz w:val="24"/>
+          <w:szCs w:val="24"/>
+        </w:rPr>
+        <w:t xml:space="preserve"> cha.</w:t>
+      </w:r>
+    </w:p>
+    <w:p>
+      <w:pPr>
+        <w:pStyle w:val="ListParagraph"/>
+        <w:numPr>
+          <w:ilvl w:val="0"/>
+          <w:numId w:val="6"/>
+        </w:numPr>
+        <w:spacing w:before="100" w:beforeAutospacing="1" w:after="100" w:afterAutospacing="1" w:line="240" w:lineRule="auto"/>
+        <w:rPr>
+          <w:rFonts w:ascii="Times New Roman" w:eastAsia="Times New Roman" w:hAnsi="Times New Roman" w:cs="Times New Roman"/>
+          <w:sz w:val="24"/>
+          <w:szCs w:val="24"/>
+        </w:rPr>
+      </w:pPr>
+      <w:r>
+        <w:rPr>
+          <w:rFonts w:ascii="Times New Roman" w:eastAsia="Times New Roman" w:hAnsi="Times New Roman" w:cs="Times New Roman"/>
+          <w:sz w:val="24"/>
+          <w:szCs w:val="24"/>
+          <w:lang w:val="vi-VN"/>
+        </w:rPr>
+        <w:t>Nhưng t</w:t>
+      </w:r>
+      <w:proofErr w:type="spellStart"/>
+      <w:r>
+        <w:rPr>
+          <w:rFonts w:ascii="Times New Roman" w:eastAsia="Times New Roman" w:hAnsi="Times New Roman" w:cs="Times New Roman"/>
+          <w:sz w:val="24"/>
+          <w:szCs w:val="24"/>
+        </w:rPr>
+        <w:t>iến</w:t>
+      </w:r>
+      <w:proofErr w:type="spellEnd"/>
+      <w:r>
+        <w:rPr>
+          <w:rFonts w:ascii="Times New Roman" w:eastAsia="Times New Roman" w:hAnsi="Times New Roman" w:cs="Times New Roman"/>
+          <w:sz w:val="24"/>
+          <w:szCs w:val="24"/>
+        </w:rPr>
+        <w:t xml:space="preserve"> </w:t>
+      </w:r>
+      <w:proofErr w:type="spellStart"/>
+      <w:r>
+        <w:rPr>
+          <w:rFonts w:ascii="Times New Roman" w:eastAsia="Times New Roman" w:hAnsi="Times New Roman" w:cs="Times New Roman"/>
+          <w:sz w:val="24"/>
+          <w:szCs w:val="24"/>
+        </w:rPr>
+        <w:t>trình</w:t>
+      </w:r>
+      <w:proofErr w:type="spellEnd"/>
+      <w:r>
+        <w:rPr>
+          <w:rFonts w:ascii="Times New Roman" w:eastAsia="Times New Roman" w:hAnsi="Times New Roman" w:cs="Times New Roman"/>
+          <w:sz w:val="24"/>
+          <w:szCs w:val="24"/>
+        </w:rPr>
+        <w:t xml:space="preserve"> cha </w:t>
+      </w:r>
+      <w:proofErr w:type="spellStart"/>
+      <w:r>
+        <w:rPr>
+          <w:rFonts w:ascii="Times New Roman" w:eastAsia="Times New Roman" w:hAnsi="Times New Roman" w:cs="Times New Roman"/>
+          <w:sz w:val="24"/>
+          <w:szCs w:val="24"/>
+        </w:rPr>
+        <w:t>và</w:t>
+      </w:r>
+      <w:proofErr w:type="spellEnd"/>
+      <w:r>
+        <w:rPr>
+          <w:rFonts w:ascii="Times New Roman" w:eastAsia="Times New Roman" w:hAnsi="Times New Roman" w:cs="Times New Roman"/>
+          <w:sz w:val="24"/>
+          <w:szCs w:val="24"/>
+        </w:rPr>
+        <w:t xml:space="preserve"> </w:t>
+      </w:r>
+      <w:proofErr w:type="spellStart"/>
+      <w:r>
+        <w:rPr>
+          <w:rFonts w:ascii="Times New Roman" w:eastAsia="Times New Roman" w:hAnsi="Times New Roman" w:cs="Times New Roman"/>
+          <w:sz w:val="24"/>
+          <w:szCs w:val="24"/>
+        </w:rPr>
+        <w:t>tiến</w:t>
+      </w:r>
+      <w:proofErr w:type="spellEnd"/>
+      <w:r>
+        <w:rPr>
+          <w:rFonts w:ascii="Times New Roman" w:eastAsia="Times New Roman" w:hAnsi="Times New Roman" w:cs="Times New Roman"/>
+          <w:sz w:val="24"/>
+          <w:szCs w:val="24"/>
+        </w:rPr>
+        <w:t xml:space="preserve"> </w:t>
+      </w:r>
+      <w:proofErr w:type="spellStart"/>
+      <w:r>
+        <w:rPr>
+          <w:rFonts w:ascii="Times New Roman" w:eastAsia="Times New Roman" w:hAnsi="Times New Roman" w:cs="Times New Roman"/>
+          <w:sz w:val="24"/>
+          <w:szCs w:val="24"/>
+        </w:rPr>
+        <w:t>trình</w:t>
+      </w:r>
+      <w:proofErr w:type="spellEnd"/>
+      <w:r>
+        <w:rPr>
+          <w:rFonts w:ascii="Times New Roman" w:eastAsia="Times New Roman" w:hAnsi="Times New Roman" w:cs="Times New Roman"/>
+          <w:sz w:val="24"/>
+          <w:szCs w:val="24"/>
+        </w:rPr>
+        <w:t xml:space="preserve"> con</w:t>
+      </w:r>
+      <w:r>
+        <w:rPr>
+          <w:rFonts w:ascii="Times New Roman" w:eastAsia="Times New Roman" w:hAnsi="Times New Roman" w:cs="Times New Roman"/>
+          <w:sz w:val="24"/>
+          <w:szCs w:val="24"/>
+          <w:lang w:val="vi-VN"/>
+        </w:rPr>
+        <w:t xml:space="preserve"> lại</w:t>
+      </w:r>
+      <w:r>
+        <w:rPr>
+          <w:rFonts w:ascii="Times New Roman" w:eastAsia="Times New Roman" w:hAnsi="Times New Roman" w:cs="Times New Roman"/>
+          <w:sz w:val="24"/>
+          <w:szCs w:val="24"/>
+        </w:rPr>
+        <w:t xml:space="preserve"> </w:t>
+      </w:r>
+      <w:proofErr w:type="spellStart"/>
+      <w:r>
+        <w:rPr>
+          <w:rFonts w:ascii="Times New Roman" w:eastAsia="Times New Roman" w:hAnsi="Times New Roman" w:cs="Times New Roman"/>
+          <w:sz w:val="24"/>
+          <w:szCs w:val="24"/>
+        </w:rPr>
+        <w:t>cùng</w:t>
+      </w:r>
+      <w:proofErr w:type="spellEnd"/>
+      <w:r>
+        <w:rPr>
+          <w:rFonts w:ascii="Times New Roman" w:eastAsia="Times New Roman" w:hAnsi="Times New Roman" w:cs="Times New Roman"/>
+          <w:sz w:val="24"/>
+          <w:szCs w:val="24"/>
+        </w:rPr>
+        <w:t xml:space="preserve"> </w:t>
+      </w:r>
+      <w:proofErr w:type="spellStart"/>
+      <w:r>
+        <w:rPr>
+          <w:rFonts w:ascii="Times New Roman" w:eastAsia="Times New Roman" w:hAnsi="Times New Roman" w:cs="Times New Roman"/>
+          <w:sz w:val="24"/>
+          <w:szCs w:val="24"/>
+        </w:rPr>
+        <w:t>dùng</w:t>
+      </w:r>
+      <w:proofErr w:type="spellEnd"/>
+      <w:r>
+        <w:rPr>
+          <w:rFonts w:ascii="Times New Roman" w:eastAsia="Times New Roman" w:hAnsi="Times New Roman" w:cs="Times New Roman"/>
+          <w:sz w:val="24"/>
+          <w:szCs w:val="24"/>
+        </w:rPr>
+        <w:t xml:space="preserve"> </w:t>
+      </w:r>
+      <w:proofErr w:type="spellStart"/>
+      <w:r>
+        <w:rPr>
+          <w:rFonts w:ascii="Times New Roman" w:eastAsia="Times New Roman" w:hAnsi="Times New Roman" w:cs="Times New Roman"/>
+          <w:sz w:val="24"/>
+          <w:szCs w:val="24"/>
+        </w:rPr>
+        <w:t>các</w:t>
+      </w:r>
+      <w:proofErr w:type="spellEnd"/>
+      <w:r>
+        <w:rPr>
+          <w:rFonts w:ascii="Times New Roman" w:eastAsia="Times New Roman" w:hAnsi="Times New Roman" w:cs="Times New Roman"/>
+          <w:sz w:val="24"/>
+          <w:szCs w:val="24"/>
+        </w:rPr>
+        <w:t xml:space="preserve"> </w:t>
+      </w:r>
+      <w:proofErr w:type="spellStart"/>
+      <w:r>
+        <w:rPr>
+          <w:rFonts w:ascii="Times New Roman" w:eastAsia="Times New Roman" w:hAnsi="Times New Roman" w:cs="Times New Roman"/>
+          <w:sz w:val="24"/>
+          <w:szCs w:val="24"/>
+        </w:rPr>
+        <w:t>mục</w:t>
+      </w:r>
+      <w:proofErr w:type="spellEnd"/>
+      <w:r>
+        <w:rPr>
+          <w:rFonts w:ascii="Times New Roman" w:eastAsia="Times New Roman" w:hAnsi="Times New Roman" w:cs="Times New Roman"/>
+          <w:sz w:val="24"/>
+          <w:szCs w:val="24"/>
+        </w:rPr>
+        <w:t xml:space="preserve"> </w:t>
+      </w:r>
+      <w:proofErr w:type="spellStart"/>
+      <w:r>
+        <w:rPr>
+          <w:rFonts w:ascii="Times New Roman" w:eastAsia="Times New Roman" w:hAnsi="Times New Roman" w:cs="Times New Roman"/>
+          <w:sz w:val="24"/>
+          <w:szCs w:val="24"/>
+        </w:rPr>
+        <w:t>trong</w:t>
+      </w:r>
+      <w:proofErr w:type="spellEnd"/>
+      <w:r>
+        <w:rPr>
+          <w:rFonts w:ascii="Times New Roman" w:eastAsia="Times New Roman" w:hAnsi="Times New Roman" w:cs="Times New Roman"/>
+          <w:sz w:val="24"/>
+          <w:szCs w:val="24"/>
+        </w:rPr>
+        <w:t xml:space="preserve"> </w:t>
+      </w:r>
+      <w:r>
+        <w:rPr>
+          <w:rFonts w:ascii="Times New Roman" w:eastAsia="Times New Roman" w:hAnsi="Times New Roman" w:cs="Times New Roman"/>
+          <w:sz w:val="24"/>
+          <w:szCs w:val="24"/>
+          <w:lang w:val="vi-VN"/>
+        </w:rPr>
+        <w:t>File table</w:t>
+      </w:r>
+      <w:r>
+        <w:rPr>
+          <w:rFonts w:ascii="Times New Roman" w:eastAsia="Times New Roman" w:hAnsi="Times New Roman" w:cs="Times New Roman"/>
+          <w:sz w:val="24"/>
+          <w:szCs w:val="24"/>
+        </w:rPr>
+        <w:t xml:space="preserve"> </w:t>
+      </w:r>
+      <w:proofErr w:type="spellStart"/>
+      <w:r>
+        <w:rPr>
+          <w:rFonts w:ascii="Times New Roman" w:eastAsia="Times New Roman" w:hAnsi="Times New Roman" w:cs="Times New Roman"/>
+          <w:sz w:val="24"/>
+          <w:szCs w:val="24"/>
+        </w:rPr>
+        <w:t>đang</w:t>
+      </w:r>
+      <w:proofErr w:type="spellEnd"/>
+      <w:r>
+        <w:rPr>
+          <w:rFonts w:ascii="Times New Roman" w:eastAsia="Times New Roman" w:hAnsi="Times New Roman" w:cs="Times New Roman"/>
+          <w:sz w:val="24"/>
+          <w:szCs w:val="24"/>
+        </w:rPr>
+        <w:t xml:space="preserve"> </w:t>
+      </w:r>
+      <w:proofErr w:type="spellStart"/>
+      <w:r>
+        <w:rPr>
+          <w:rFonts w:ascii="Times New Roman" w:eastAsia="Times New Roman" w:hAnsi="Times New Roman" w:cs="Times New Roman"/>
+          <w:sz w:val="24"/>
+          <w:szCs w:val="24"/>
+        </w:rPr>
+        <w:t>mở</w:t>
+      </w:r>
+      <w:proofErr w:type="spellEnd"/>
+      <w:r>
+        <w:rPr>
+          <w:rFonts w:ascii="Times New Roman" w:eastAsia="Times New Roman" w:hAnsi="Times New Roman" w:cs="Times New Roman"/>
+          <w:sz w:val="24"/>
+          <w:szCs w:val="24"/>
+        </w:rPr>
+        <w:t xml:space="preserve"> (open file table entries), do </w:t>
+      </w:r>
+      <w:proofErr w:type="spellStart"/>
+      <w:r>
+        <w:rPr>
+          <w:rFonts w:ascii="Times New Roman" w:eastAsia="Times New Roman" w:hAnsi="Times New Roman" w:cs="Times New Roman"/>
+          <w:sz w:val="24"/>
+          <w:szCs w:val="24"/>
+        </w:rPr>
+        <w:t>đó</w:t>
+      </w:r>
+      <w:proofErr w:type="spellEnd"/>
+      <w:r>
+        <w:rPr>
+          <w:rFonts w:ascii="Times New Roman" w:eastAsia="Times New Roman" w:hAnsi="Times New Roman" w:cs="Times New Roman"/>
+          <w:sz w:val="24"/>
+          <w:szCs w:val="24"/>
+        </w:rPr>
+        <w:t xml:space="preserve"> </w:t>
+      </w:r>
+      <w:proofErr w:type="spellStart"/>
+      <w:r>
+        <w:rPr>
+          <w:rFonts w:ascii="Times New Roman" w:eastAsia="Times New Roman" w:hAnsi="Times New Roman" w:cs="Times New Roman"/>
+          <w:sz w:val="24"/>
+          <w:szCs w:val="24"/>
+        </w:rPr>
+        <w:t>chúng</w:t>
+      </w:r>
+      <w:proofErr w:type="spellEnd"/>
+      <w:r>
+        <w:rPr>
+          <w:rFonts w:ascii="Times New Roman" w:eastAsia="Times New Roman" w:hAnsi="Times New Roman" w:cs="Times New Roman"/>
+          <w:sz w:val="24"/>
+          <w:szCs w:val="24"/>
+        </w:rPr>
+        <w:t xml:space="preserve"> </w:t>
+      </w:r>
+      <w:proofErr w:type="spellStart"/>
+      <w:r>
+        <w:rPr>
+          <w:rFonts w:ascii="Times New Roman" w:eastAsia="Times New Roman" w:hAnsi="Times New Roman" w:cs="Times New Roman"/>
+          <w:sz w:val="24"/>
+          <w:szCs w:val="24"/>
+        </w:rPr>
+        <w:t>cũng</w:t>
+      </w:r>
+      <w:proofErr w:type="spellEnd"/>
+      <w:r>
+        <w:rPr>
+          <w:rFonts w:ascii="Times New Roman" w:eastAsia="Times New Roman" w:hAnsi="Times New Roman" w:cs="Times New Roman"/>
+          <w:sz w:val="24"/>
+          <w:szCs w:val="24"/>
+        </w:rPr>
+        <w:t xml:space="preserve"> chia </w:t>
+      </w:r>
+      <w:proofErr w:type="spellStart"/>
+      <w:r>
+        <w:rPr>
+          <w:rFonts w:ascii="Times New Roman" w:eastAsia="Times New Roman" w:hAnsi="Times New Roman" w:cs="Times New Roman"/>
+          <w:sz w:val="24"/>
+          <w:szCs w:val="24"/>
+        </w:rPr>
+        <w:t>sẻ</w:t>
+      </w:r>
+      <w:proofErr w:type="spellEnd"/>
+      <w:r>
+        <w:rPr>
+          <w:rFonts w:ascii="Times New Roman" w:eastAsia="Times New Roman" w:hAnsi="Times New Roman" w:cs="Times New Roman"/>
+          <w:sz w:val="24"/>
+          <w:szCs w:val="24"/>
+        </w:rPr>
+        <w:t xml:space="preserve"> </w:t>
+      </w:r>
+      <w:proofErr w:type="spellStart"/>
+      <w:r>
+        <w:rPr>
+          <w:rFonts w:ascii="Times New Roman" w:eastAsia="Times New Roman" w:hAnsi="Times New Roman" w:cs="Times New Roman"/>
+          <w:sz w:val="24"/>
+          <w:szCs w:val="24"/>
+        </w:rPr>
+        <w:t>cùng</w:t>
+      </w:r>
+      <w:proofErr w:type="spellEnd"/>
+      <w:r>
+        <w:rPr>
+          <w:rFonts w:ascii="Times New Roman" w:eastAsia="Times New Roman" w:hAnsi="Times New Roman" w:cs="Times New Roman"/>
+          <w:sz w:val="24"/>
+          <w:szCs w:val="24"/>
+        </w:rPr>
+        <w:t xml:space="preserve"> </w:t>
+      </w:r>
+      <w:proofErr w:type="spellStart"/>
+      <w:r>
+        <w:rPr>
+          <w:rFonts w:ascii="Times New Roman" w:eastAsia="Times New Roman" w:hAnsi="Times New Roman" w:cs="Times New Roman"/>
+          <w:sz w:val="24"/>
+          <w:szCs w:val="24"/>
+        </w:rPr>
+        <w:t>một</w:t>
+      </w:r>
+      <w:proofErr w:type="spellEnd"/>
+      <w:r>
+        <w:rPr>
+          <w:rFonts w:ascii="Times New Roman" w:eastAsia="Times New Roman" w:hAnsi="Times New Roman" w:cs="Times New Roman"/>
+          <w:sz w:val="24"/>
+          <w:szCs w:val="24"/>
+        </w:rPr>
+        <w:t xml:space="preserve"> </w:t>
+      </w:r>
+      <w:proofErr w:type="spellStart"/>
+      <w:r>
+        <w:rPr>
+          <w:rFonts w:ascii="Times New Roman" w:eastAsia="Times New Roman" w:hAnsi="Times New Roman" w:cs="Times New Roman"/>
+          <w:sz w:val="24"/>
+          <w:szCs w:val="24"/>
+        </w:rPr>
+        <w:t>vị</w:t>
+      </w:r>
+      <w:proofErr w:type="spellEnd"/>
+      <w:r>
+        <w:rPr>
+          <w:rFonts w:ascii="Times New Roman" w:eastAsia="Times New Roman" w:hAnsi="Times New Roman" w:cs="Times New Roman"/>
+          <w:sz w:val="24"/>
+          <w:szCs w:val="24"/>
+        </w:rPr>
+        <w:t xml:space="preserve"> </w:t>
+      </w:r>
+      <w:proofErr w:type="spellStart"/>
+      <w:r>
+        <w:rPr>
+          <w:rFonts w:ascii="Times New Roman" w:eastAsia="Times New Roman" w:hAnsi="Times New Roman" w:cs="Times New Roman"/>
+          <w:sz w:val="24"/>
+          <w:szCs w:val="24"/>
+        </w:rPr>
+        <w:t>trí</w:t>
+      </w:r>
+      <w:proofErr w:type="spellEnd"/>
+      <w:r>
+        <w:rPr>
+          <w:rFonts w:ascii="Times New Roman" w:eastAsia="Times New Roman" w:hAnsi="Times New Roman" w:cs="Times New Roman"/>
+          <w:sz w:val="24"/>
+          <w:szCs w:val="24"/>
+        </w:rPr>
+        <w:t xml:space="preserve"> </w:t>
+      </w:r>
+      <w:proofErr w:type="spellStart"/>
+      <w:r>
+        <w:rPr>
+          <w:rFonts w:ascii="Times New Roman" w:eastAsia="Times New Roman" w:hAnsi="Times New Roman" w:cs="Times New Roman"/>
+          <w:sz w:val="24"/>
+          <w:szCs w:val="24"/>
+        </w:rPr>
+        <w:t>hiện</w:t>
+      </w:r>
+      <w:proofErr w:type="spellEnd"/>
+      <w:r>
+        <w:rPr>
+          <w:rFonts w:ascii="Times New Roman" w:eastAsia="Times New Roman" w:hAnsi="Times New Roman" w:cs="Times New Roman"/>
+          <w:sz w:val="24"/>
+          <w:szCs w:val="24"/>
+        </w:rPr>
+        <w:t xml:space="preserve"> </w:t>
+      </w:r>
+      <w:proofErr w:type="spellStart"/>
+      <w:r>
+        <w:rPr>
+          <w:rFonts w:ascii="Times New Roman" w:eastAsia="Times New Roman" w:hAnsi="Times New Roman" w:cs="Times New Roman"/>
+          <w:sz w:val="24"/>
+          <w:szCs w:val="24"/>
+        </w:rPr>
+        <w:t>tại</w:t>
+      </w:r>
+      <w:proofErr w:type="spellEnd"/>
+      <w:r>
+        <w:rPr>
+          <w:rFonts w:ascii="Times New Roman" w:eastAsia="Times New Roman" w:hAnsi="Times New Roman" w:cs="Times New Roman"/>
+          <w:sz w:val="24"/>
+          <w:szCs w:val="24"/>
+        </w:rPr>
+        <w:t xml:space="preserve"> </w:t>
+      </w:r>
+      <w:proofErr w:type="spellStart"/>
+      <w:r>
+        <w:rPr>
+          <w:rFonts w:ascii="Times New Roman" w:eastAsia="Times New Roman" w:hAnsi="Times New Roman" w:cs="Times New Roman"/>
+          <w:sz w:val="24"/>
+          <w:szCs w:val="24"/>
+        </w:rPr>
+        <w:t>trong</w:t>
+      </w:r>
+      <w:proofErr w:type="spellEnd"/>
+      <w:r>
+        <w:rPr>
+          <w:rFonts w:ascii="Times New Roman" w:eastAsia="Times New Roman" w:hAnsi="Times New Roman" w:cs="Times New Roman"/>
+          <w:sz w:val="24"/>
+          <w:szCs w:val="24"/>
+        </w:rPr>
+        <w:t xml:space="preserve"> </w:t>
+      </w:r>
+      <w:proofErr w:type="spellStart"/>
+      <w:r>
+        <w:rPr>
+          <w:rFonts w:ascii="Times New Roman" w:eastAsia="Times New Roman" w:hAnsi="Times New Roman" w:cs="Times New Roman"/>
+          <w:sz w:val="24"/>
+          <w:szCs w:val="24"/>
+        </w:rPr>
+        <w:t>tệp</w:t>
+      </w:r>
+      <w:proofErr w:type="spellEnd"/>
+      <w:r>
+        <w:rPr>
+          <w:rFonts w:ascii="Times New Roman" w:eastAsia="Times New Roman" w:hAnsi="Times New Roman" w:cs="Times New Roman"/>
+          <w:sz w:val="24"/>
+          <w:szCs w:val="24"/>
+        </w:rPr>
+        <w:t xml:space="preserve"> (file position).</w:t>
+      </w:r>
+      <w:r>
+        <w:rPr>
+          <w:rFonts w:ascii="Times New Roman" w:eastAsia="Times New Roman" w:hAnsi="Times New Roman" w:cs="Times New Roman"/>
+          <w:sz w:val="24"/>
+          <w:szCs w:val="24"/>
+          <w:lang w:val="vi-VN"/>
+        </w:rPr>
+        <w:t xml:space="preserve"> Khi 1 trong 2 tiếng trình thay đổi vị trí k bằng cách đọc /ghi file  thì vị trí đó sẽ được thay đổi trong mục của file table dùng chung nên tiến trình còn lại khi đọc/ghi file thì sẽ thao tác tại vị trí mới. Chạy ví dụ để đưa vào slide.</w:t>
+      </w:r>
+    </w:p>
+    <w:p>
+      <w:pPr>
+        <w:spacing w:before="100" w:beforeAutospacing="1" w:after="100" w:afterAutospacing="1" w:line="240" w:lineRule="auto"/>
+        <w:ind w:left="360"/>
+        <w:rPr>
+          <w:rFonts w:ascii="Times New Roman" w:eastAsia="Times New Roman" w:hAnsi="Times New Roman" w:cs="Times New Roman"/>
+          <w:sz w:val="24"/>
+          <w:szCs w:val="24"/>
+          <w:lang w:val="vi-VN"/>
+        </w:rPr>
+      </w:pPr>
+    </w:p>
+    <w:p>
+      <w:pPr>
+        <w:pStyle w:val="ListParagraph"/>
+        <w:spacing w:before="100" w:beforeAutospacing="1" w:after="100" w:afterAutospacing="1" w:line="240" w:lineRule="auto"/>
+        <w:rPr>
+          <w:rFonts w:ascii="Times New Roman" w:eastAsia="Times New Roman" w:hAnsi="Times New Roman" w:cs="Times New Roman"/>
+          <w:sz w:val="24"/>
+          <w:szCs w:val="24"/>
+          <w:lang w:val="vi-VN"/>
+        </w:rPr>
+      </w:pPr>
+      <w:r>
+        <w:rPr>
+          <w:rFonts w:ascii="Times New Roman" w:eastAsia="Times New Roman" w:hAnsi="Times New Roman" w:cs="Times New Roman"/>
+          <w:noProof/>
+          <w:sz w:val="24"/>
+          <w:szCs w:val="24"/>
+        </w:rPr>
+        <w:drawing>
+          <wp:inline distT="0" distB="0" distL="0" distR="0" wp14:anchorId="44F3460A" wp14:editId="2F4E4097">
+            <wp:extent cx="2528622" cy="1924334"/>
+            <wp:effectExtent l="0" t="0" r="5080" b="0"/>
+            <wp:docPr id="6" name="Picture 6"/>
+            <wp:cNvGraphicFramePr>
+              <a:graphicFrameLocks xmlns:a="http://schemas.openxmlformats.org/drawingml/2006/main" noChangeAspect="1"/>
+            </wp:cNvGraphicFramePr>
+            <a:graphic xmlns:a="http://schemas.openxmlformats.org/drawingml/2006/main">
+              <a:graphicData uri="http://schemas.openxmlformats.org/drawingml/2006/picture">
+                <pic:pic xmlns:pic="http://schemas.openxmlformats.org/drawingml/2006/picture">
+                  <pic:nvPicPr>
+                    <pic:cNvPr id="1" name=""/>
+                    <pic:cNvPicPr/>
+                  </pic:nvPicPr>
+                  <pic:blipFill>
+                    <a:blip r:embed="rId18"/>
+                    <a:stretch>
+                      <a:fillRect/>
+                    </a:stretch>
+                  </pic:blipFill>
+                  <pic:spPr>
+                    <a:xfrm>
+                      <a:off x="0" y="0"/>
+                      <a:ext cx="2560604" cy="1948673"/>
+                    </a:xfrm>
+                    <a:prstGeom prst="rect">
+                      <a:avLst/>
+                    </a:prstGeom>
+                  </pic:spPr>
+                </pic:pic>
+              </a:graphicData>
+            </a:graphic>
+          </wp:inline>
+        </w:drawing>
+      </w:r>
+      <w:r>
+        <w:rPr>
+          <w:rFonts w:ascii="Times New Roman" w:eastAsia="Times New Roman" w:hAnsi="Times New Roman" w:cs="Times New Roman"/>
+          <w:noProof/>
+          <w:sz w:val="24"/>
+          <w:szCs w:val="24"/>
+        </w:rPr>
+        <w:drawing>
+          <wp:inline distT="0" distB="0" distL="0" distR="0" wp14:anchorId="6332757B" wp14:editId="22EAC478">
+            <wp:extent cx="2237929" cy="3098042"/>
+            <wp:effectExtent l="0" t="0" r="0" b="7620"/>
+            <wp:docPr id="7" name="Picture 7"/>
+            <wp:cNvGraphicFramePr>
+              <a:graphicFrameLocks xmlns:a="http://schemas.openxmlformats.org/drawingml/2006/main" noChangeAspect="1"/>
+            </wp:cNvGraphicFramePr>
+            <a:graphic xmlns:a="http://schemas.openxmlformats.org/drawingml/2006/main">
+              <a:graphicData uri="http://schemas.openxmlformats.org/drawingml/2006/picture">
+                <pic:pic xmlns:pic="http://schemas.openxmlformats.org/drawingml/2006/picture">
+                  <pic:nvPicPr>
+                    <pic:cNvPr id="1" name=""/>
+                    <pic:cNvPicPr/>
+                  </pic:nvPicPr>
+                  <pic:blipFill>
+                    <a:blip r:embed="rId19"/>
+                    <a:stretch>
+                      <a:fillRect/>
+                    </a:stretch>
+                  </pic:blipFill>
+                  <pic:spPr>
+                    <a:xfrm>
+                      <a:off x="0" y="0"/>
+                      <a:ext cx="2247896" cy="3111840"/>
+                    </a:xfrm>
+                    <a:prstGeom prst="rect">
+                      <a:avLst/>
+                    </a:prstGeom>
+                  </pic:spPr>
+                </pic:pic>
+              </a:graphicData>
+            </a:graphic>
+          </wp:inline>
+        </w:drawing>
+      </w:r>
+    </w:p>
+    <w:p>
+      <w:pPr>
+        <w:rPr>
+          <w:b/>
+          <w:sz w:val="32"/>
+          <w:szCs w:val="32"/>
+          <w:lang w:val="vi-VN"/>
+        </w:rPr>
+      </w:pPr>
+      <w:r>
+        <w:rPr>
+          <w:b/>
+          <w:sz w:val="32"/>
+          <w:szCs w:val="32"/>
+          <w:lang w:val="vi-VN"/>
+        </w:rPr>
+        <w:t>Ví dụ:</w:t>
+      </w:r>
+    </w:p>
+    <w:p>
+      <w:pPr>
+        <w:jc w:val="center"/>
+        <w:rPr>
+          <w:b/>
+          <w:sz w:val="32"/>
+          <w:szCs w:val="32"/>
+          <w:lang w:val="vi-VN"/>
+        </w:rPr>
+      </w:pPr>
+      <w:r>
+        <w:rPr>
+          <w:b/>
+          <w:noProof/>
+          <w:sz w:val="32"/>
+          <w:szCs w:val="32"/>
+        </w:rPr>
+        <w:lastRenderedPageBreak/>
+        <w:drawing>
+          <wp:inline distT="0" distB="0" distL="0" distR="0" wp14:anchorId="0E9E641D" wp14:editId="47D32E34">
+            <wp:extent cx="2564357" cy="1865791"/>
+            <wp:effectExtent l="0" t="0" r="7620" b="1270"/>
+            <wp:docPr id="8" name="Picture 8"/>
+            <wp:cNvGraphicFramePr>
+              <a:graphicFrameLocks xmlns:a="http://schemas.openxmlformats.org/drawingml/2006/main" noChangeAspect="1"/>
+            </wp:cNvGraphicFramePr>
+            <a:graphic xmlns:a="http://schemas.openxmlformats.org/drawingml/2006/main">
+              <a:graphicData uri="http://schemas.openxmlformats.org/drawingml/2006/picture">
+                <pic:pic xmlns:pic="http://schemas.openxmlformats.org/drawingml/2006/picture">
+                  <pic:nvPicPr>
+                    <pic:cNvPr id="1" name=""/>
+                    <pic:cNvPicPr/>
+                  </pic:nvPicPr>
+                  <pic:blipFill>
+                    <a:blip r:embed="rId20"/>
+                    <a:stretch>
+                      <a:fillRect/>
+                    </a:stretch>
+                  </pic:blipFill>
+                  <pic:spPr>
+                    <a:xfrm>
+                      <a:off x="0" y="0"/>
+                      <a:ext cx="2570074" cy="1869950"/>
+                    </a:xfrm>
+                    <a:prstGeom prst="rect">
+                      <a:avLst/>
+                    </a:prstGeom>
+                  </pic:spPr>
+                </pic:pic>
+              </a:graphicData>
+            </a:graphic>
+          </wp:inline>
+        </w:drawing>
+      </w:r>
+      <w:r>
+        <w:rPr>
+          <w:b/>
+          <w:noProof/>
+          <w:sz w:val="32"/>
+          <w:szCs w:val="32"/>
+        </w:rPr>
+        <w:drawing>
+          <wp:inline distT="0" distB="0" distL="0" distR="0" wp14:anchorId="0E6D329A" wp14:editId="4735A4A7">
+            <wp:extent cx="1884244" cy="1930768"/>
+            <wp:effectExtent l="0" t="0" r="1905" b="0"/>
+            <wp:docPr id="9" name="Picture 9"/>
+            <wp:cNvGraphicFramePr>
+              <a:graphicFrameLocks xmlns:a="http://schemas.openxmlformats.org/drawingml/2006/main" noChangeAspect="1"/>
+            </wp:cNvGraphicFramePr>
+            <a:graphic xmlns:a="http://schemas.openxmlformats.org/drawingml/2006/main">
+              <a:graphicData uri="http://schemas.openxmlformats.org/drawingml/2006/picture">
+                <pic:pic xmlns:pic="http://schemas.openxmlformats.org/drawingml/2006/picture">
+                  <pic:nvPicPr>
+                    <pic:cNvPr id="1" name=""/>
+                    <pic:cNvPicPr/>
+                  </pic:nvPicPr>
+                  <pic:blipFill>
+                    <a:blip r:embed="rId21"/>
+                    <a:stretch>
+                      <a:fillRect/>
+                    </a:stretch>
+                  </pic:blipFill>
+                  <pic:spPr>
+                    <a:xfrm>
+                      <a:off x="0" y="0"/>
+                      <a:ext cx="1942559" cy="1990522"/>
+                    </a:xfrm>
+                    <a:prstGeom prst="rect">
+                      <a:avLst/>
+                    </a:prstGeom>
+                  </pic:spPr>
+                </pic:pic>
+              </a:graphicData>
+            </a:graphic>
+          </wp:inline>
+        </w:drawing>
+      </w:r>
+    </w:p>
+    <w:p>
+      <w:pPr>
+        <w:jc w:val="center"/>
+        <w:rPr>
+          <w:lang w:val="vi-VN"/>
+        </w:rPr>
+      </w:pPr>
+      <w:r>
+        <w:rPr>
+          <w:noProof/>
+        </w:rPr>
+        <w:drawing>
+          <wp:inline distT="0" distB="0" distL="0" distR="0" wp14:anchorId="213EF8E2" wp14:editId="0732C928">
+            <wp:extent cx="1753308" cy="3934375"/>
+            <wp:effectExtent l="0" t="0" r="0" b="9525"/>
+            <wp:docPr id="12" name="Picture 12"/>
+            <wp:cNvGraphicFramePr>
+              <a:graphicFrameLocks xmlns:a="http://schemas.openxmlformats.org/drawingml/2006/main" noChangeAspect="1"/>
+            </wp:cNvGraphicFramePr>
+            <a:graphic xmlns:a="http://schemas.openxmlformats.org/drawingml/2006/main">
+              <a:graphicData uri="http://schemas.openxmlformats.org/drawingml/2006/picture">
+                <pic:pic xmlns:pic="http://schemas.openxmlformats.org/drawingml/2006/picture">
+                  <pic:nvPicPr>
+                    <pic:cNvPr id="1" name=""/>
+                    <pic:cNvPicPr/>
+                  </pic:nvPicPr>
+                  <pic:blipFill>
+                    <a:blip r:embed="rId22"/>
+                    <a:stretch>
+                      <a:fillRect/>
+                    </a:stretch>
+                  </pic:blipFill>
+                  <pic:spPr>
+                    <a:xfrm>
+                      <a:off x="0" y="0"/>
+                      <a:ext cx="1782517" cy="3999920"/>
+                    </a:xfrm>
+                    <a:prstGeom prst="rect">
+                      <a:avLst/>
+                    </a:prstGeom>
+                  </pic:spPr>
+                </pic:pic>
+              </a:graphicData>
+            </a:graphic>
+          </wp:inline>
+        </w:drawing>
+      </w:r>
+      <w:r>
+        <w:rPr>
+          <w:noProof/>
+        </w:rPr>
+        <w:drawing>
+          <wp:inline distT="0" distB="0" distL="0" distR="0" wp14:anchorId="21199D61" wp14:editId="4A4419DC">
+            <wp:extent cx="2299647" cy="3014850"/>
+            <wp:effectExtent l="0" t="0" r="5715" b="0"/>
+            <wp:docPr id="13" name="Picture 13"/>
+            <wp:cNvGraphicFramePr>
+              <a:graphicFrameLocks xmlns:a="http://schemas.openxmlformats.org/drawingml/2006/main" noChangeAspect="1"/>
+            </wp:cNvGraphicFramePr>
+            <a:graphic xmlns:a="http://schemas.openxmlformats.org/drawingml/2006/main">
+              <a:graphicData uri="http://schemas.openxmlformats.org/drawingml/2006/picture">
+                <pic:pic xmlns:pic="http://schemas.openxmlformats.org/drawingml/2006/picture">
+                  <pic:nvPicPr>
+                    <pic:cNvPr id="1" name=""/>
+                    <pic:cNvPicPr/>
+                  </pic:nvPicPr>
+                  <pic:blipFill>
+                    <a:blip r:embed="rId23"/>
+                    <a:stretch>
+                      <a:fillRect/>
+                    </a:stretch>
+                  </pic:blipFill>
+                  <pic:spPr>
+                    <a:xfrm>
+                      <a:off x="0" y="0"/>
+                      <a:ext cx="2321284" cy="3043216"/>
+                    </a:xfrm>
+                    <a:prstGeom prst="rect">
+                      <a:avLst/>
+                    </a:prstGeom>
+                  </pic:spPr>
+                </pic:pic>
+              </a:graphicData>
+            </a:graphic>
+          </wp:inline>
+        </w:drawing>
+      </w:r>
+    </w:p>
+    <w:p>
+      <w:pPr>
+        <w:jc w:val="center"/>
+        <w:rPr>
+          <w:lang w:val="vi-VN"/>
+        </w:rPr>
+      </w:pPr>
+      <w:r>
+        <w:rPr>
+          <w:noProof/>
+        </w:rPr>
+        <w:lastRenderedPageBreak/>
+        <w:drawing>
+          <wp:inline distT="0" distB="0" distL="0" distR="0" wp14:anchorId="7DEE99EC" wp14:editId="6A53F8A7">
+            <wp:extent cx="3104866" cy="2553595"/>
+            <wp:effectExtent l="0" t="0" r="635" b="0"/>
+            <wp:docPr id="14" name="Picture 14"/>
+            <wp:cNvGraphicFramePr>
+              <a:graphicFrameLocks xmlns:a="http://schemas.openxmlformats.org/drawingml/2006/main" noChangeAspect="1"/>
+            </wp:cNvGraphicFramePr>
+            <a:graphic xmlns:a="http://schemas.openxmlformats.org/drawingml/2006/main">
+              <a:graphicData uri="http://schemas.openxmlformats.org/drawingml/2006/picture">
+                <pic:pic xmlns:pic="http://schemas.openxmlformats.org/drawingml/2006/picture">
+                  <pic:nvPicPr>
+                    <pic:cNvPr id="1" name=""/>
+                    <pic:cNvPicPr/>
+                  </pic:nvPicPr>
+                  <pic:blipFill>
+                    <a:blip r:embed="rId24"/>
+                    <a:stretch>
+                      <a:fillRect/>
+                    </a:stretch>
+                  </pic:blipFill>
+                  <pic:spPr>
+                    <a:xfrm>
+                      <a:off x="0" y="0"/>
+                      <a:ext cx="3125233" cy="2570346"/>
+                    </a:xfrm>
+                    <a:prstGeom prst="rect">
+                      <a:avLst/>
+                    </a:prstGeom>
+                  </pic:spPr>
+                </pic:pic>
+              </a:graphicData>
+            </a:graphic>
+          </wp:inline>
+        </w:drawing>
+      </w:r>
+    </w:p>
+    <w:p>
+      <w:pPr>
+        <w:pStyle w:val="ListParagraph"/>
+        <w:numPr>
+          <w:ilvl w:val="0"/>
+          <w:numId w:val="4"/>
+        </w:numPr>
+        <w:rPr>
+          <w:b/>
+          <w:sz w:val="32"/>
+          <w:szCs w:val="32"/>
+          <w:lang w:val="vi-VN"/>
+        </w:rPr>
+      </w:pPr>
+      <w:r>
+        <w:rPr>
+          <w:b/>
+          <w:sz w:val="32"/>
+          <w:szCs w:val="32"/>
+          <w:lang w:val="vi-VN"/>
+        </w:rPr>
+        <w:t>I/O redirection:</w:t>
+      </w:r>
+    </w:p>
+    <w:p>
+      <w:pPr>
+        <w:ind w:left="360"/>
+        <w:rPr>
+          <w:lang w:val="vi-VN"/>
+        </w:rPr>
+      </w:pPr>
+      <w:r>
+        <w:rPr>
+          <w:lang w:val="vi-VN"/>
+        </w:rPr>
+        <w:t>Chỉ đơn giản là chuyển hướng file descriptor đến mục của file table nayfsang mục file khác của file table.</w:t>
+      </w:r>
+    </w:p>
+    <w:p>
+      <w:pPr>
+        <w:rPr>
+          <w:b/>
+          <w:sz w:val="32"/>
+          <w:szCs w:val="32"/>
+          <w:lang w:val="vi-VN"/>
+        </w:rPr>
+      </w:pPr>
+    </w:p>
+    <w:p>
+      <w:pPr>
+        <w:pStyle w:val="ListParagraph"/>
+        <w:numPr>
+          <w:ilvl w:val="0"/>
+          <w:numId w:val="4"/>
+        </w:numPr>
+        <w:rPr>
+          <w:b/>
+          <w:sz w:val="32"/>
+          <w:szCs w:val="32"/>
+          <w:lang w:val="vi-VN"/>
+        </w:rPr>
+      </w:pPr>
+      <w:r>
+        <w:rPr>
+          <w:b/>
+          <w:sz w:val="32"/>
+          <w:szCs w:val="32"/>
+          <w:lang w:val="vi-VN"/>
+        </w:rPr>
+        <w:t>Race condition</w:t>
+      </w:r>
+      <w:r>
+        <w:rPr>
+          <w:b/>
+          <w:sz w:val="32"/>
+          <w:szCs w:val="32"/>
+          <w:lang w:val="vi-VN"/>
+        </w:rPr>
+        <w:t>:</w:t>
+      </w:r>
+    </w:p>
+    <w:p>
+      <w:pPr>
+        <w:pStyle w:val="ListParagraph"/>
+        <w:rPr>
+          <w:lang w:val="vi-VN"/>
+        </w:rPr>
+      </w:pPr>
+      <w:r>
+        <w:rPr>
+          <w:lang w:val="vi-VN"/>
+        </w:rPr>
+        <w:t xml:space="preserve">Automic là </w:t>
+      </w:r>
+      <w:proofErr w:type="spellStart"/>
+      <w:r>
+        <w:t>m</w:t>
+      </w:r>
+      <w:r>
+        <w:t>ột</w:t>
+      </w:r>
+      <w:proofErr w:type="spellEnd"/>
+      <w:r>
+        <w:t xml:space="preserve"> </w:t>
+      </w:r>
+      <w:proofErr w:type="spellStart"/>
+      <w:r>
+        <w:t>thao</w:t>
+      </w:r>
+      <w:proofErr w:type="spellEnd"/>
+      <w:r>
+        <w:t xml:space="preserve"> </w:t>
+      </w:r>
+      <w:proofErr w:type="spellStart"/>
+      <w:r>
+        <w:t>tác</w:t>
+      </w:r>
+      <w:proofErr w:type="spellEnd"/>
+      <w:r>
+        <w:t xml:space="preserve"> </w:t>
+      </w:r>
+      <w:proofErr w:type="spellStart"/>
+      <w:r>
+        <w:t>được</w:t>
+      </w:r>
+      <w:proofErr w:type="spellEnd"/>
+      <w:r>
+        <w:t xml:space="preserve"> </w:t>
+      </w:r>
+      <w:proofErr w:type="spellStart"/>
+      <w:r>
+        <w:t>thực</w:t>
+      </w:r>
+      <w:proofErr w:type="spellEnd"/>
+      <w:r>
+        <w:t xml:space="preserve"> </w:t>
+      </w:r>
+      <w:proofErr w:type="spellStart"/>
+      <w:r>
+        <w:t>hiện</w:t>
+      </w:r>
+      <w:proofErr w:type="spellEnd"/>
+      <w:r>
+        <w:t xml:space="preserve"> </w:t>
+      </w:r>
+      <w:proofErr w:type="spellStart"/>
+      <w:r>
+        <w:t>như</w:t>
+      </w:r>
+      <w:proofErr w:type="spellEnd"/>
+      <w:r>
+        <w:t xml:space="preserve"> </w:t>
+      </w:r>
+      <w:proofErr w:type="spellStart"/>
+      <w:r>
+        <w:rPr>
+          <w:rStyle w:val="Strong"/>
+        </w:rPr>
+        <w:t>một</w:t>
+      </w:r>
+      <w:proofErr w:type="spellEnd"/>
+      <w:r>
+        <w:rPr>
+          <w:rStyle w:val="Strong"/>
+        </w:rPr>
+        <w:t xml:space="preserve"> </w:t>
+      </w:r>
+      <w:proofErr w:type="spellStart"/>
+      <w:r>
+        <w:rPr>
+          <w:rStyle w:val="Strong"/>
+        </w:rPr>
+        <w:t>khối</w:t>
+      </w:r>
+      <w:proofErr w:type="spellEnd"/>
+      <w:r>
+        <w:rPr>
+          <w:rStyle w:val="Strong"/>
+        </w:rPr>
+        <w:t xml:space="preserve"> </w:t>
+      </w:r>
+      <w:proofErr w:type="spellStart"/>
+      <w:r>
+        <w:rPr>
+          <w:rStyle w:val="Strong"/>
+        </w:rPr>
+        <w:t>duy</w:t>
+      </w:r>
+      <w:proofErr w:type="spellEnd"/>
+      <w:r>
+        <w:rPr>
+          <w:rStyle w:val="Strong"/>
+        </w:rPr>
+        <w:t xml:space="preserve"> </w:t>
+      </w:r>
+      <w:proofErr w:type="spellStart"/>
+      <w:r>
+        <w:rPr>
+          <w:rStyle w:val="Strong"/>
+        </w:rPr>
+        <w:t>nhất</w:t>
+      </w:r>
+      <w:proofErr w:type="spellEnd"/>
+      <w:r>
+        <w:rPr>
+          <w:rStyle w:val="Strong"/>
+        </w:rPr>
+        <w:t xml:space="preserve"> </w:t>
+      </w:r>
+      <w:proofErr w:type="spellStart"/>
+      <w:r>
+        <w:rPr>
+          <w:rStyle w:val="Strong"/>
+        </w:rPr>
+        <w:t>không</w:t>
+      </w:r>
+      <w:proofErr w:type="spellEnd"/>
+      <w:r>
+        <w:rPr>
+          <w:rStyle w:val="Strong"/>
+        </w:rPr>
+        <w:t xml:space="preserve"> </w:t>
+      </w:r>
+      <w:proofErr w:type="spellStart"/>
+      <w:r>
+        <w:rPr>
+          <w:rStyle w:val="Strong"/>
+        </w:rPr>
+        <w:t>thể</w:t>
+      </w:r>
+      <w:proofErr w:type="spellEnd"/>
+      <w:r>
+        <w:rPr>
+          <w:rStyle w:val="Strong"/>
+        </w:rPr>
+        <w:t xml:space="preserve"> </w:t>
+      </w:r>
+      <w:proofErr w:type="spellStart"/>
+      <w:r>
+        <w:rPr>
+          <w:rStyle w:val="Strong"/>
+        </w:rPr>
+        <w:t>bị</w:t>
+      </w:r>
+      <w:proofErr w:type="spellEnd"/>
+      <w:r>
+        <w:rPr>
+          <w:rStyle w:val="Strong"/>
+        </w:rPr>
+        <w:t xml:space="preserve"> </w:t>
+      </w:r>
+      <w:proofErr w:type="spellStart"/>
+      <w:r>
+        <w:rPr>
+          <w:rStyle w:val="Strong"/>
+        </w:rPr>
+        <w:t>chen</w:t>
+      </w:r>
+      <w:proofErr w:type="spellEnd"/>
+      <w:r>
+        <w:rPr>
+          <w:rStyle w:val="Strong"/>
+        </w:rPr>
+        <w:t xml:space="preserve"> </w:t>
+      </w:r>
+      <w:proofErr w:type="spellStart"/>
+      <w:r>
+        <w:rPr>
+          <w:rStyle w:val="Strong"/>
+        </w:rPr>
+        <w:t>ngang</w:t>
+      </w:r>
+      <w:proofErr w:type="spellEnd"/>
+      <w:r>
+        <w:t>.</w:t>
+      </w:r>
+      <w:r>
+        <w:rPr>
+          <w:lang w:val="vi-VN"/>
+        </w:rPr>
+        <w:t xml:space="preserve"> Ví dụ về hiện tượng race conditionl à khi process đươcg thực thiện mở file đọc quyền thì CPU không có thì sleep để tạo file thì CPU cấp quyền thực thi thi cho 1 process khác vô tình cũng tạo file đó rổi quay trở lại mở lệnh tạo file trong process cũ, lúc này cả 2 process đều nhận là mình tạo file độ</w:t>
+      </w:r>
+      <w:r>
+        <w:rPr>
+          <w:lang w:val="vi-VN"/>
+        </w:rPr>
+        <w:t>c</w:t>
+      </w:r>
+      <w:r>
+        <w:rPr>
+          <w:lang w:val="vi-VN"/>
+        </w:rPr>
+        <w:t xml:space="preserve"> quyền</w:t>
+      </w:r>
+      <w:r>
+        <w:rPr>
+          <w:lang w:val="vi-VN"/>
+        </w:rPr>
+        <w:sym w:font="Wingdings" w:char="F04A"/>
+      </w:r>
+      <w:r>
+        <w:rPr>
+          <w:lang w:val="vi-VN"/>
+        </w:rPr>
+        <w:t>)))</w:t>
+      </w:r>
+      <w:r>
+        <w:rPr>
+          <w:lang w:val="vi-VN"/>
+        </w:rPr>
+        <w:t>. Để tránh vấn đề này thì ta sử dụng</w:t>
+      </w:r>
+      <w:r>
+        <w:rPr>
+          <w:lang w:val="vi-VN"/>
+        </w:rPr>
+        <w:t xml:space="preserve"> </w:t>
+      </w:r>
+      <w:r>
+        <w:rPr>
+          <w:rStyle w:val="HTMLCode"/>
+          <w:rFonts w:eastAsiaTheme="minorHAnsi"/>
+        </w:rPr>
+        <w:t>open()</w:t>
+      </w:r>
+      <w:r>
+        <w:t xml:space="preserve"> </w:t>
+      </w:r>
+      <w:proofErr w:type="spellStart"/>
+      <w:r>
+        <w:t>duy</w:t>
+      </w:r>
+      <w:proofErr w:type="spellEnd"/>
+      <w:r>
+        <w:t xml:space="preserve"> </w:t>
+      </w:r>
+      <w:proofErr w:type="spellStart"/>
+      <w:r>
+        <w:t>nhất</w:t>
+      </w:r>
+      <w:proofErr w:type="spellEnd"/>
+      <w:r>
+        <w:t xml:space="preserve"> </w:t>
+      </w:r>
+      <w:proofErr w:type="spellStart"/>
+      <w:r>
+        <w:t>với</w:t>
+      </w:r>
+      <w:proofErr w:type="spellEnd"/>
+      <w:r>
+        <w:t xml:space="preserve"> </w:t>
+      </w:r>
+      <w:proofErr w:type="spellStart"/>
+      <w:r>
+        <w:t>các</w:t>
+      </w:r>
+      <w:proofErr w:type="spellEnd"/>
+      <w:r>
+        <w:t xml:space="preserve"> </w:t>
+      </w:r>
+      <w:proofErr w:type="spellStart"/>
+      <w:r>
+        <w:t>cờ</w:t>
+      </w:r>
+      <w:proofErr w:type="spellEnd"/>
+      <w:r>
+        <w:t xml:space="preserve"> </w:t>
+      </w:r>
+      <w:r>
+        <w:rPr>
+          <w:rStyle w:val="HTMLCode"/>
+          <w:rFonts w:eastAsiaTheme="minorHAnsi"/>
+        </w:rPr>
+        <w:t>O_CREAT</w:t>
+      </w:r>
+      <w:r>
+        <w:t xml:space="preserve"> </w:t>
+      </w:r>
+      <w:proofErr w:type="spellStart"/>
+      <w:r>
+        <w:t>và</w:t>
+      </w:r>
+      <w:proofErr w:type="spellEnd"/>
+      <w:r>
+        <w:t xml:space="preserve"> </w:t>
+      </w:r>
+      <w:r>
+        <w:rPr>
+          <w:rStyle w:val="HTMLCode"/>
+          <w:rFonts w:eastAsiaTheme="minorHAnsi"/>
+        </w:rPr>
+        <w:t>O_EXCL</w:t>
+      </w:r>
+      <w:r>
+        <w:t xml:space="preserve"> </w:t>
+      </w:r>
+      <w:proofErr w:type="spellStart"/>
+      <w:r>
+        <w:t>sẽ</w:t>
+      </w:r>
+      <w:proofErr w:type="spellEnd"/>
+      <w:r>
+        <w:t xml:space="preserve"> </w:t>
+      </w:r>
+      <w:proofErr w:type="spellStart"/>
+      <w:r>
+        <w:t>loại</w:t>
+      </w:r>
+      <w:proofErr w:type="spellEnd"/>
+      <w:r>
+        <w:t xml:space="preserve"> </w:t>
+      </w:r>
+      <w:proofErr w:type="spellStart"/>
+      <w:r>
+        <w:t>bỏ</w:t>
+      </w:r>
+      <w:proofErr w:type="spellEnd"/>
+      <w:r>
+        <w:t xml:space="preserve"> </w:t>
+      </w:r>
+      <w:proofErr w:type="spellStart"/>
+      <w:r>
+        <w:t>khả</w:t>
+      </w:r>
+      <w:proofErr w:type="spellEnd"/>
+      <w:r>
+        <w:t xml:space="preserve"> </w:t>
+      </w:r>
+      <w:proofErr w:type="spellStart"/>
+      <w:r>
+        <w:t>năng</w:t>
+      </w:r>
+      <w:proofErr w:type="spellEnd"/>
+      <w:r>
+        <w:rPr>
+          <w:lang w:val="vi-VN"/>
+        </w:rPr>
+        <w:t xml:space="preserve">, </w:t>
+      </w:r>
+      <w:proofErr w:type="spellStart"/>
+      <w:r>
+        <w:t>đảm</w:t>
+      </w:r>
+      <w:proofErr w:type="spellEnd"/>
+      <w:r>
+        <w:t xml:space="preserve"> </w:t>
+      </w:r>
+      <w:proofErr w:type="spellStart"/>
+      <w:r>
+        <w:t>bảo</w:t>
+      </w:r>
+      <w:proofErr w:type="spellEnd"/>
+      <w:r>
+        <w:t xml:space="preserve"> </w:t>
+      </w:r>
+      <w:proofErr w:type="spellStart"/>
+      <w:r>
+        <w:t>rằng</w:t>
+      </w:r>
+      <w:proofErr w:type="spellEnd"/>
+      <w:r>
+        <w:t xml:space="preserve"> </w:t>
+      </w:r>
+      <w:proofErr w:type="spellStart"/>
+      <w:r>
+        <w:t>bước</w:t>
+      </w:r>
+      <w:proofErr w:type="spellEnd"/>
+      <w:r>
+        <w:t xml:space="preserve"> </w:t>
+      </w:r>
+      <w:proofErr w:type="spellStart"/>
+      <w:r>
+        <w:t>kiểm</w:t>
+      </w:r>
+      <w:proofErr w:type="spellEnd"/>
+      <w:r>
+        <w:t xml:space="preserve"> </w:t>
+      </w:r>
+      <w:proofErr w:type="spellStart"/>
+      <w:r>
+        <w:t>tra</w:t>
+      </w:r>
+      <w:proofErr w:type="spellEnd"/>
+      <w:r>
+        <w:t xml:space="preserve"> </w:t>
+      </w:r>
+      <w:proofErr w:type="spellStart"/>
+      <w:r>
+        <w:t>và</w:t>
+      </w:r>
+      <w:proofErr w:type="spellEnd"/>
+      <w:r>
+        <w:t xml:space="preserve"> </w:t>
+      </w:r>
+      <w:proofErr w:type="spellStart"/>
+      <w:r>
+        <w:t>bước</w:t>
+      </w:r>
+      <w:proofErr w:type="spellEnd"/>
+      <w:r>
+        <w:t xml:space="preserve"> </w:t>
+      </w:r>
+      <w:proofErr w:type="spellStart"/>
+      <w:r>
+        <w:t>tạo</w:t>
+      </w:r>
+      <w:proofErr w:type="spellEnd"/>
+      <w:r>
+        <w:t xml:space="preserve"> </w:t>
+      </w:r>
+      <w:proofErr w:type="spellStart"/>
+      <w:r>
+        <w:t>được</w:t>
+      </w:r>
+      <w:proofErr w:type="spellEnd"/>
+      <w:r>
+        <w:t xml:space="preserve"> </w:t>
+      </w:r>
+      <w:proofErr w:type="spellStart"/>
+      <w:r>
+        <w:t>thực</w:t>
+      </w:r>
+      <w:proofErr w:type="spellEnd"/>
+      <w:r>
+        <w:t xml:space="preserve"> </w:t>
+      </w:r>
+      <w:proofErr w:type="spellStart"/>
+      <w:r>
+        <w:t>hiện</w:t>
+      </w:r>
+      <w:proofErr w:type="spellEnd"/>
+      <w:r>
+        <w:t xml:space="preserve"> </w:t>
+      </w:r>
+      <w:proofErr w:type="spellStart"/>
+      <w:r>
+        <w:t>như</w:t>
+      </w:r>
+      <w:proofErr w:type="spellEnd"/>
+      <w:r>
+        <w:t xml:space="preserve"> </w:t>
+      </w:r>
+      <w:proofErr w:type="spellStart"/>
+      <w:r>
+        <w:t>một</w:t>
+      </w:r>
+      <w:proofErr w:type="spellEnd"/>
+      <w:r>
+        <w:t xml:space="preserve"> </w:t>
+      </w:r>
+      <w:proofErr w:type="spellStart"/>
+      <w:r>
+        <w:t>thao</w:t>
+      </w:r>
+      <w:proofErr w:type="spellEnd"/>
+      <w:r>
+        <w:t xml:space="preserve"> </w:t>
+      </w:r>
+      <w:proofErr w:type="spellStart"/>
+      <w:r>
+        <w:t>tác</w:t>
+      </w:r>
+      <w:proofErr w:type="spellEnd"/>
+      <w:r>
+        <w:t xml:space="preserve"> </w:t>
+      </w:r>
+      <w:r>
+        <w:rPr>
+          <w:rStyle w:val="Strong"/>
+        </w:rPr>
+        <w:t>atomic</w:t>
+      </w:r>
+      <w:r>
+        <w:t xml:space="preserve"> </w:t>
+      </w:r>
+      <w:proofErr w:type="spellStart"/>
+      <w:r>
+        <w:t>duy</w:t>
+      </w:r>
+      <w:proofErr w:type="spellEnd"/>
+      <w:r>
+        <w:t xml:space="preserve"> </w:t>
+      </w:r>
+      <w:proofErr w:type="spellStart"/>
+      <w:r>
+        <w:t>nhất</w:t>
+      </w:r>
+      <w:proofErr w:type="spellEnd"/>
+      <w:r>
+        <w:rPr>
+          <w:lang w:val="vi-VN"/>
+        </w:rPr>
+        <w:t xml:space="preserve">. </w:t>
+      </w:r>
+    </w:p>
+    <w:p>
+      <w:pPr>
+        <w:pStyle w:val="ListParagraph"/>
+        <w:jc w:val="center"/>
+        <w:rPr>
+          <w:lang w:val="vi-VN"/>
+        </w:rPr>
+      </w:pPr>
+      <w:r>
+        <w:rPr>
+          <w:lang w:val="vi-VN"/>
+        </w:rPr>
+        <w:lastRenderedPageBreak/>
+        <w:drawing>
+          <wp:inline distT="0" distB="0" distL="0" distR="0" wp14:anchorId="18DA4542" wp14:editId="4256632F">
+            <wp:extent cx="3070746" cy="3002390"/>
+            <wp:effectExtent l="0" t="0" r="0" b="7620"/>
+            <wp:docPr id="16" name="Picture 16"/>
+            <wp:cNvGraphicFramePr>
+              <a:graphicFrameLocks xmlns:a="http://schemas.openxmlformats.org/drawingml/2006/main" noChangeAspect="1"/>
+            </wp:cNvGraphicFramePr>
+            <a:graphic xmlns:a="http://schemas.openxmlformats.org/drawingml/2006/main">
+              <a:graphicData uri="http://schemas.openxmlformats.org/drawingml/2006/picture">
+                <pic:pic xmlns:pic="http://schemas.openxmlformats.org/drawingml/2006/picture">
+                  <pic:nvPicPr>
+                    <pic:cNvPr id="1" name=""/>
+                    <pic:cNvPicPr/>
+                  </pic:nvPicPr>
+                  <pic:blipFill>
+                    <a:blip r:embed="rId25"/>
+                    <a:stretch>
+                      <a:fillRect/>
+                    </a:stretch>
+                  </pic:blipFill>
+                  <pic:spPr>
+                    <a:xfrm>
+                      <a:off x="0" y="0"/>
+                      <a:ext cx="3082173" cy="3013563"/>
+                    </a:xfrm>
+                    <a:prstGeom prst="rect">
+                      <a:avLst/>
+                    </a:prstGeom>
+                  </pic:spPr>
+                </pic:pic>
+              </a:graphicData>
+            </a:graphic>
+          </wp:inline>
+        </w:drawing>
+      </w:r>
+    </w:p>
+    <w:p>
+      <w:pPr>
+        <w:pStyle w:val="ListParagraph"/>
+        <w:rPr>
+          <w:lang w:val="vi-VN"/>
+        </w:rPr>
+      </w:pPr>
+      <w:r>
+        <w:rPr>
+          <w:lang w:val="vi-VN"/>
+        </w:rPr>
+        <w:t xml:space="preserve"> </w:t>
+      </w:r>
+    </w:p>
+    <w:p>
+      <w:pPr>
+        <w:pStyle w:val="ListParagraph"/>
+        <w:rPr>
+          <w:lang w:val="vi-VN"/>
+        </w:rPr>
+      </w:pPr>
+    </w:p>
+    <w:p>
+      <w:pPr>
+        <w:pStyle w:val="ListParagraph"/>
+        <w:ind w:firstLine="720"/>
+        <w:rPr>
+          <w:lang w:val="vi-VN"/>
+        </w:rPr>
+      </w:pPr>
+      <w:r>
+        <w:rPr>
+          <w:lang w:val="vi-VN"/>
+        </w:rPr>
+        <w:t>Hoặc là hiện tượng  cả 2 process cùng thực hiện ghi vèo cùng 1 vị trí</w:t>
+      </w:r>
+      <w:r>
+        <w:rPr>
+          <w:lang w:val="vi-VN"/>
+        </w:rPr>
+        <w:t xml:space="preserve"> cuối</w:t>
+      </w:r>
+      <w:r>
+        <w:rPr>
+          <w:lang w:val="vi-VN"/>
+        </w:rPr>
+        <w:t xml:space="preserve"> file thì sẽ có thể xuất hiện hiện tương</w:t>
+      </w:r>
+      <w:r>
+        <w:rPr>
+          <w:lang w:val="vi-VN"/>
+        </w:rPr>
+        <w:t xml:space="preserve"> process thứ nhất di chuyển đến vị trí cuối file đó bằng lệnh lseek rồi thì CPU cấp quyền cho process thứ 2 chen ngang khi prcoess 1 chưa kịp write với đoạn mã như dưới đây cảu cả 2 process.</w:t>
+      </w:r>
+    </w:p>
+    <w:p>
+      <w:pPr>
+        <w:pStyle w:val="ListParagraph"/>
+        <w:jc w:val="center"/>
+        <w:rPr>
+          <w:lang w:val="vi-VN"/>
+        </w:rPr>
+      </w:pPr>
+      <w:r>
+        <w:rPr>
+          <w:lang w:val="vi-VN"/>
+        </w:rPr>
+        <w:drawing>
+          <wp:inline distT="0" distB="0" distL="0" distR="0" wp14:anchorId="59CA241B" wp14:editId="3AD80F3A">
+            <wp:extent cx="3048425" cy="981212"/>
+            <wp:effectExtent l="0" t="0" r="0" b="9525"/>
+            <wp:docPr id="17" name="Picture 17"/>
+            <wp:cNvGraphicFramePr>
+              <a:graphicFrameLocks xmlns:a="http://schemas.openxmlformats.org/drawingml/2006/main" noChangeAspect="1"/>
+            </wp:cNvGraphicFramePr>
+            <a:graphic xmlns:a="http://schemas.openxmlformats.org/drawingml/2006/main">
+              <a:graphicData uri="http://schemas.openxmlformats.org/drawingml/2006/picture">
+                <pic:pic xmlns:pic="http://schemas.openxmlformats.org/drawingml/2006/picture">
+                  <pic:nvPicPr>
+                    <pic:cNvPr id="1" name=""/>
+                    <pic:cNvPicPr/>
+                  </pic:nvPicPr>
+                  <pic:blipFill>
+                    <a:blip r:embed="rId26"/>
+                    <a:stretch>
+                      <a:fillRect/>
+                    </a:stretch>
+                  </pic:blipFill>
+                  <pic:spPr>
+                    <a:xfrm>
+                      <a:off x="0" y="0"/>
+                      <a:ext cx="3048425" cy="981212"/>
+                    </a:xfrm>
+                    <a:prstGeom prst="rect">
+                      <a:avLst/>
+                    </a:prstGeom>
+                  </pic:spPr>
+                </pic:pic>
+              </a:graphicData>
+            </a:graphic>
+          </wp:inline>
+        </w:drawing>
+      </w:r>
+    </w:p>
+    <w:p>
+      <w:pPr>
+        <w:pStyle w:val="ListParagraph"/>
+        <w:rPr>
+          <w:lang w:val="vi-VN"/>
+        </w:rPr>
+      </w:pPr>
+      <w:r>
+        <w:rPr>
+          <w:lang w:val="vi-VN"/>
+        </w:rPr>
+        <w:t>Tất nhiê</w:t>
+      </w:r>
+      <w:r>
+        <w:rPr>
+          <w:lang w:val="vi-VN"/>
+        </w:rPr>
+        <w:t>n</w:t>
+      </w:r>
+      <w:r>
+        <w:rPr>
+          <w:lang w:val="vi-VN"/>
+        </w:rPr>
+        <w:t xml:space="preserve"> lúc này process 2 sẽ trỏ tời cuối file ghi vào vị tí đó, trong khi process 1 vẫn đang lưu vị trí cũ đó là cuối file trong file table. Nên khi quan lại process 1 thì nó chỉ việc thực hiện tiếp lệnh write xuống là xong thì sẽ ghi đè luôn nhưng gì process 2 vừa được ghi</w:t>
+      </w:r>
+      <w:r>
+        <w:rPr>
+          <w:lang w:val="vi-VN"/>
+        </w:rPr>
+        <w:t>. Đây là race condition.</w:t>
+      </w:r>
+      <w:r>
+        <w:rPr>
+          <w:lang w:val="vi-VN"/>
+        </w:rPr>
+        <w:t xml:space="preserve"> Để tránh vấn đề này thì việc di duyển đến cuối file và ghi phải được thực hiện automic. </w:t>
+      </w:r>
+      <w:proofErr w:type="spellStart"/>
+      <w:r>
+        <w:t>Đó</w:t>
+      </w:r>
+      <w:proofErr w:type="spellEnd"/>
+      <w:r>
+        <w:t xml:space="preserve"> </w:t>
+      </w:r>
+      <w:proofErr w:type="spellStart"/>
+      <w:r>
+        <w:t>chính</w:t>
+      </w:r>
+      <w:proofErr w:type="spellEnd"/>
+      <w:r>
+        <w:t xml:space="preserve"> </w:t>
+      </w:r>
+      <w:proofErr w:type="spellStart"/>
+      <w:r>
+        <w:t>là</w:t>
+      </w:r>
+      <w:proofErr w:type="spellEnd"/>
+      <w:r>
+        <w:t xml:space="preserve"> </w:t>
+      </w:r>
+      <w:proofErr w:type="spellStart"/>
+      <w:r>
+        <w:t>điều</w:t>
+      </w:r>
+      <w:proofErr w:type="spellEnd"/>
+      <w:r>
+        <w:t xml:space="preserve"> </w:t>
+      </w:r>
+      <w:proofErr w:type="spellStart"/>
+      <w:r>
+        <w:t>mà</w:t>
+      </w:r>
+      <w:proofErr w:type="spellEnd"/>
+      <w:r>
+        <w:t xml:space="preserve"> </w:t>
+      </w:r>
+      <w:proofErr w:type="spellStart"/>
+      <w:r>
+        <w:t>việc</w:t>
+      </w:r>
+      <w:proofErr w:type="spellEnd"/>
+      <w:r>
+        <w:t xml:space="preserve"> </w:t>
+      </w:r>
+      <w:proofErr w:type="spellStart"/>
+      <w:r>
+        <w:t>mở</w:t>
+      </w:r>
+      <w:proofErr w:type="spellEnd"/>
+      <w:r>
+        <w:t xml:space="preserve"> file </w:t>
+      </w:r>
+      <w:proofErr w:type="spellStart"/>
+      <w:r>
+        <w:t>với</w:t>
+      </w:r>
+      <w:proofErr w:type="spellEnd"/>
+      <w:r>
+        <w:t xml:space="preserve"> </w:t>
+      </w:r>
+      <w:proofErr w:type="spellStart"/>
+      <w:r>
+        <w:t>cờ</w:t>
+      </w:r>
+      <w:proofErr w:type="spellEnd"/>
+      <w:r>
+        <w:t xml:space="preserve"> </w:t>
+      </w:r>
+      <w:r>
+        <w:rPr>
+          <w:rStyle w:val="HTMLCode"/>
+          <w:rFonts w:eastAsiaTheme="minorHAnsi"/>
+        </w:rPr>
+        <w:t>O_APPEND</w:t>
+      </w:r>
+      <w:r>
+        <w:t xml:space="preserve"> </w:t>
+      </w:r>
+      <w:proofErr w:type="spellStart"/>
+      <w:r>
+        <w:t>đảm</w:t>
+      </w:r>
+      <w:proofErr w:type="spellEnd"/>
+      <w:r>
+        <w:t xml:space="preserve"> </w:t>
+      </w:r>
+      <w:proofErr w:type="spellStart"/>
+      <w:r>
+        <w:t>bảo</w:t>
+      </w:r>
+      <w:proofErr w:type="spellEnd"/>
+      <w:r>
+        <w:rPr>
+          <w:lang w:val="vi-VN"/>
+        </w:rPr>
+        <w:t>.</w:t>
+      </w:r>
+    </w:p>
+    <w:p>
+      <w:pPr>
+        <w:pStyle w:val="ListParagraph"/>
+        <w:rPr>
+          <w:lang w:val="vi-VN"/>
+        </w:rPr>
+      </w:pPr>
+    </w:p>
+    <w:p>
+      <w:pPr>
+        <w:pStyle w:val="ListParagraph"/>
+        <w:rPr>
+          <w:lang w:val="vi-VN"/>
+        </w:rPr>
+      </w:pPr>
+    </w:p>
+    <w:p>
+      <w:pPr>
+        <w:pStyle w:val="ListParagraph"/>
+        <w:rPr>
+          <w:lang w:val="vi-VN"/>
+        </w:rPr>
+      </w:pPr>
+    </w:p>
+    <w:p>
+      <w:pPr>
+        <w:pStyle w:val="ListParagraph"/>
+        <w:rPr>
+          <w:b/>
+          <w:sz w:val="32"/>
+          <w:szCs w:val="32"/>
+          <w:lang w:val="vi-VN"/>
+        </w:rPr>
+      </w:pPr>
+    </w:p>
     <w:sectPr>
       <w:pgSz w:w="12240" w:h="15840"/>
       <w:pgMar w:top="1440" w:right="1440" w:bottom="1440" w:left="1440" w:header="720" w:footer="720" w:gutter="0"/>
@@ -1015,7 +7168,7 @@
 </file>
 
 <file path=word/numbering.xml><?xml version="1.0" encoding="utf-8"?>
-<w:numbering xmlns:wpc="http://schemas.microsoft.com/office/word/2010/wordprocessingCanvas" xmlns:cx="http://schemas.microsoft.com/office/drawing/2014/chartex" xmlns:cx1="http://schemas.microsoft.com/office/drawing/2015/9/8/chartex" xmlns:cx2="http://schemas.microsoft.com/office/drawing/2015/10/21/chartex" xmlns:cx3="http://schemas.microsoft.com/office/drawing/2016/5/9/chartex" xmlns:cx4="http://schemas.microsoft.com/office/drawing/2016/5/10/chartex" xmlns:cx5="http://schemas.microsoft.com/office/drawing/2016/5/11/chartex" xmlns:cx6="http://schemas.microsoft.com/office/drawing/2016/5/12/chartex" xmlns:cx7="http://schemas.microsoft.com/office/drawing/2016/5/13/chartex" xmlns:cx8="http://schemas.microsoft.com/office/drawing/2016/5/14/chartex" xmlns:mc="http://schemas.openxmlformats.org/markup-compatibility/2006" xmlns:aink="http://schemas.microsoft.com/office/drawing/2016/ink" xmlns:am3d="http://schemas.microsoft.com/office/drawing/2017/model3d" xmlns:o="urn:schemas-microsoft-com:office:office" xmlns:oel="http://schemas.microsoft.com/office/2019/extlst" xmlns:r="http://schemas.openxmlformats.org/officeDocument/2006/relationships" xmlns:m="http://schemas.openxmlformats.org/officeDocument/2006/math" xmlns:v="urn:schemas-microsoft-com:vml" xmlns:wp14="http://schemas.microsoft.com/office/word/2010/wordprocessingDrawing" xmlns:wp="http://schemas.openxmlformats.org/drawingml/2006/wordprocessingDrawing" xmlns:w10="urn:schemas-microsoft-com:office:word" xmlns:w="http://schemas.openxmlformats.org/wordprocessingml/2006/main" xmlns:w14="http://schemas.microsoft.com/office/word/2010/wordml" xmlns:w15="http://schemas.microsoft.com/office/word/2012/wordml" xmlns:w16cex="http://schemas.microsoft.com/office/word/2018/wordml/cex" xmlns:w16cid="http://schemas.microsoft.com/office/word/2016/wordml/cid" xmlns:w16="http://schemas.microsoft.com/office/word/2018/wordml" xmlns:w16du="http://schemas.microsoft.com/office/word/2023/wordml/word16du" xmlns:w16sdtdh="http://schemas.microsoft.com/office/word/2020/wordml/sdtdatahash" xmlns:w16sdtfl="http://schemas.microsoft.com/office/word/2024/wordml/sdtformatlock" xmlns:w16se="http://schemas.microsoft.com/office/word/2015/wordml/symex" xmlns:wpg="http://schemas.microsoft.com/office/word/2010/wordprocessingGroup" xmlns:wpi="http://schemas.microsoft.com/office/word/2010/wordprocessingInk" xmlns:wne="http://schemas.microsoft.com/office/word/2006/wordml" xmlns:wps="http://schemas.microsoft.com/office/word/2010/wordprocessingShape" mc:Ignorable="w14 w15 w16se w16cid w16 w16cex w16sdtdh w16sdtfl w16du wp14">
+<w:numbering xmlns:wpc="http://schemas.microsoft.com/office/word/2010/wordprocessingCanvas" xmlns:mc="http://schemas.openxmlformats.org/markup-compatibility/2006" xmlns:o="urn:schemas-microsoft-com:office:office" xmlns:r="http://schemas.openxmlformats.org/officeDocument/2006/relationships" xmlns:m="http://schemas.openxmlformats.org/officeDocument/2006/math" xmlns:v="urn:schemas-microsoft-com:vml" xmlns:wp14="http://schemas.microsoft.com/office/word/2010/wordprocessingDrawing" xmlns:wp="http://schemas.openxmlformats.org/drawingml/2006/wordprocessingDrawing" xmlns:w10="urn:schemas-microsoft-com:office:word" xmlns:w="http://schemas.openxmlformats.org/wordprocessingml/2006/main" xmlns:w14="http://schemas.microsoft.com/office/word/2010/wordml" xmlns:w15="http://schemas.microsoft.com/office/word/2012/wordml" xmlns:wpg="http://schemas.microsoft.com/office/word/2010/wordprocessingGroup" xmlns:wpi="http://schemas.microsoft.com/office/word/2010/wordprocessingInk" xmlns:wne="http://schemas.microsoft.com/office/word/2006/wordml" xmlns:wps="http://schemas.microsoft.com/office/word/2010/wordprocessingShape" mc:Ignorable="w14 w15 wp14">
   <w:abstractNum w:abstractNumId="0" w15:restartNumberingAfterBreak="0">
     <w:nsid w:val="0EFE50AC"/>
     <w:multiLevelType w:val="multilevel"/>
@@ -1280,6 +7433,119 @@
     </w:lvl>
   </w:abstractNum>
   <w:abstractNum w:abstractNumId="2" w15:restartNumberingAfterBreak="0">
+    <w:nsid w:val="1BE671F9"/>
+    <w:multiLevelType w:val="hybridMultilevel"/>
+    <w:tmpl w:val="F7BA5644"/>
+    <w:lvl w:ilvl="0" w:tplc="4D48432A">
+      <w:start w:val="2"/>
+      <w:numFmt w:val="bullet"/>
+      <w:lvlText w:val="-"/>
+      <w:lvlJc w:val="left"/>
+      <w:pPr>
+        <w:ind w:left="720" w:hanging="360"/>
+      </w:pPr>
+      <w:rPr>
+        <w:rFonts w:ascii="Times New Roman" w:eastAsia="Times New Roman" w:hAnsi="Times New Roman" w:cs="Times New Roman" w:hint="default"/>
+      </w:rPr>
+    </w:lvl>
+    <w:lvl w:ilvl="1" w:tplc="04090003" w:tentative="1">
+      <w:start w:val="1"/>
+      <w:numFmt w:val="bullet"/>
+      <w:lvlText w:val="o"/>
+      <w:lvlJc w:val="left"/>
+      <w:pPr>
+        <w:ind w:left="1440" w:hanging="360"/>
+      </w:pPr>
+      <w:rPr>
+        <w:rFonts w:ascii="Courier New" w:hAnsi="Courier New" w:cs="Courier New" w:hint="default"/>
+      </w:rPr>
+    </w:lvl>
+    <w:lvl w:ilvl="2" w:tplc="04090005" w:tentative="1">
+      <w:start w:val="1"/>
+      <w:numFmt w:val="bullet"/>
+      <w:lvlText w:val=""/>
+      <w:lvlJc w:val="left"/>
+      <w:pPr>
+        <w:ind w:left="2160" w:hanging="360"/>
+      </w:pPr>
+      <w:rPr>
+        <w:rFonts w:ascii="Wingdings" w:hAnsi="Wingdings" w:hint="default"/>
+      </w:rPr>
+    </w:lvl>
+    <w:lvl w:ilvl="3" w:tplc="04090001" w:tentative="1">
+      <w:start w:val="1"/>
+      <w:numFmt w:val="bullet"/>
+      <w:lvlText w:val=""/>
+      <w:lvlJc w:val="left"/>
+      <w:pPr>
+        <w:ind w:left="2880" w:hanging="360"/>
+      </w:pPr>
+      <w:rPr>
+        <w:rFonts w:ascii="Symbol" w:hAnsi="Symbol" w:hint="default"/>
+      </w:rPr>
+    </w:lvl>
+    <w:lvl w:ilvl="4" w:tplc="04090003" w:tentative="1">
+      <w:start w:val="1"/>
+      <w:numFmt w:val="bullet"/>
+      <w:lvlText w:val="o"/>
+      <w:lvlJc w:val="left"/>
+      <w:pPr>
+        <w:ind w:left="3600" w:hanging="360"/>
+      </w:pPr>
+      <w:rPr>
+        <w:rFonts w:ascii="Courier New" w:hAnsi="Courier New" w:cs="Courier New" w:hint="default"/>
+      </w:rPr>
+    </w:lvl>
+    <w:lvl w:ilvl="5" w:tplc="04090005" w:tentative="1">
+      <w:start w:val="1"/>
+      <w:numFmt w:val="bullet"/>
+      <w:lvlText w:val=""/>
+      <w:lvlJc w:val="left"/>
+      <w:pPr>
+        <w:ind w:left="4320" w:hanging="360"/>
+      </w:pPr>
+      <w:rPr>
+        <w:rFonts w:ascii="Wingdings" w:hAnsi="Wingdings" w:hint="default"/>
+      </w:rPr>
+    </w:lvl>
+    <w:lvl w:ilvl="6" w:tplc="04090001" w:tentative="1">
+      <w:start w:val="1"/>
+      <w:numFmt w:val="bullet"/>
+      <w:lvlText w:val=""/>
+      <w:lvlJc w:val="left"/>
+      <w:pPr>
+        <w:ind w:left="5040" w:hanging="360"/>
+      </w:pPr>
+      <w:rPr>
+        <w:rFonts w:ascii="Symbol" w:hAnsi="Symbol" w:hint="default"/>
+      </w:rPr>
+    </w:lvl>
+    <w:lvl w:ilvl="7" w:tplc="04090003" w:tentative="1">
+      <w:start w:val="1"/>
+      <w:numFmt w:val="bullet"/>
+      <w:lvlText w:val="o"/>
+      <w:lvlJc w:val="left"/>
+      <w:pPr>
+        <w:ind w:left="5760" w:hanging="360"/>
+      </w:pPr>
+      <w:rPr>
+        <w:rFonts w:ascii="Courier New" w:hAnsi="Courier New" w:cs="Courier New" w:hint="default"/>
+      </w:rPr>
+    </w:lvl>
+    <w:lvl w:ilvl="8" w:tplc="04090005" w:tentative="1">
+      <w:start w:val="1"/>
+      <w:numFmt w:val="bullet"/>
+      <w:lvlText w:val=""/>
+      <w:lvlJc w:val="left"/>
+      <w:pPr>
+        <w:ind w:left="6480" w:hanging="360"/>
+      </w:pPr>
+      <w:rPr>
+        <w:rFonts w:ascii="Wingdings" w:hAnsi="Wingdings" w:hint="default"/>
+      </w:rPr>
+    </w:lvl>
+  </w:abstractNum>
+  <w:abstractNum w:abstractNumId="3" w15:restartNumberingAfterBreak="0">
     <w:nsid w:val="2C03339A"/>
     <w:multiLevelType w:val="multilevel"/>
     <w:tmpl w:val="BE7627D4"/>
@@ -1428,7 +7694,7 @@
       </w:rPr>
     </w:lvl>
   </w:abstractNum>
-  <w:abstractNum w:abstractNumId="3" w15:restartNumberingAfterBreak="0">
+  <w:abstractNum w:abstractNumId="4" w15:restartNumberingAfterBreak="0">
     <w:nsid w:val="2D3D4A48"/>
     <w:multiLevelType w:val="multilevel"/>
     <w:tmpl w:val="E9CA9380"/>
@@ -1577,8 +7843,8 @@
       </w:rPr>
     </w:lvl>
   </w:abstractNum>
-  <w:abstractNum w:abstractNumId="4" w15:restartNumberingAfterBreak="0">
-    <w:nsid w:val="7582486E"/>
+  <w:abstractNum w:abstractNumId="5" w15:restartNumberingAfterBreak="0">
+    <w:nsid w:val="31EA2231"/>
     <w:multiLevelType w:val="hybridMultilevel"/>
     <w:tmpl w:val="4254F2A0"/>
     <w:lvl w:ilvl="0" w:tplc="0809000F">
@@ -1666,26 +7932,273 @@
       </w:pPr>
     </w:lvl>
   </w:abstractNum>
-  <w:num w:numId="1" w16cid:durableId="1692025300">
+  <w:abstractNum w:abstractNumId="6" w15:restartNumberingAfterBreak="0">
+    <w:nsid w:val="62A06A4D"/>
+    <w:multiLevelType w:val="multilevel"/>
+    <w:tmpl w:val="C3E8519A"/>
+    <w:lvl w:ilvl="0">
+      <w:start w:val="1"/>
+      <w:numFmt w:val="bullet"/>
+      <w:lvlText w:val=""/>
+      <w:lvlJc w:val="left"/>
+      <w:pPr>
+        <w:tabs>
+          <w:tab w:val="num" w:pos="720"/>
+        </w:tabs>
+        <w:ind w:left="720" w:hanging="360"/>
+      </w:pPr>
+      <w:rPr>
+        <w:rFonts w:ascii="Symbol" w:hAnsi="Symbol" w:hint="default"/>
+        <w:sz w:val="20"/>
+      </w:rPr>
+    </w:lvl>
+    <w:lvl w:ilvl="1" w:tentative="1">
+      <w:start w:val="1"/>
+      <w:numFmt w:val="bullet"/>
+      <w:lvlText w:val="o"/>
+      <w:lvlJc w:val="left"/>
+      <w:pPr>
+        <w:tabs>
+          <w:tab w:val="num" w:pos="1440"/>
+        </w:tabs>
+        <w:ind w:left="1440" w:hanging="360"/>
+      </w:pPr>
+      <w:rPr>
+        <w:rFonts w:ascii="Courier New" w:hAnsi="Courier New" w:hint="default"/>
+        <w:sz w:val="20"/>
+      </w:rPr>
+    </w:lvl>
+    <w:lvl w:ilvl="2" w:tentative="1">
+      <w:start w:val="1"/>
+      <w:numFmt w:val="bullet"/>
+      <w:lvlText w:val=""/>
+      <w:lvlJc w:val="left"/>
+      <w:pPr>
+        <w:tabs>
+          <w:tab w:val="num" w:pos="2160"/>
+        </w:tabs>
+        <w:ind w:left="2160" w:hanging="360"/>
+      </w:pPr>
+      <w:rPr>
+        <w:rFonts w:ascii="Wingdings" w:hAnsi="Wingdings" w:hint="default"/>
+        <w:sz w:val="20"/>
+      </w:rPr>
+    </w:lvl>
+    <w:lvl w:ilvl="3" w:tentative="1">
+      <w:start w:val="1"/>
+      <w:numFmt w:val="bullet"/>
+      <w:lvlText w:val=""/>
+      <w:lvlJc w:val="left"/>
+      <w:pPr>
+        <w:tabs>
+          <w:tab w:val="num" w:pos="2880"/>
+        </w:tabs>
+        <w:ind w:left="2880" w:hanging="360"/>
+      </w:pPr>
+      <w:rPr>
+        <w:rFonts w:ascii="Wingdings" w:hAnsi="Wingdings" w:hint="default"/>
+        <w:sz w:val="20"/>
+      </w:rPr>
+    </w:lvl>
+    <w:lvl w:ilvl="4" w:tentative="1">
+      <w:start w:val="1"/>
+      <w:numFmt w:val="bullet"/>
+      <w:lvlText w:val=""/>
+      <w:lvlJc w:val="left"/>
+      <w:pPr>
+        <w:tabs>
+          <w:tab w:val="num" w:pos="3600"/>
+        </w:tabs>
+        <w:ind w:left="3600" w:hanging="360"/>
+      </w:pPr>
+      <w:rPr>
+        <w:rFonts w:ascii="Wingdings" w:hAnsi="Wingdings" w:hint="default"/>
+        <w:sz w:val="20"/>
+      </w:rPr>
+    </w:lvl>
+    <w:lvl w:ilvl="5" w:tentative="1">
+      <w:start w:val="1"/>
+      <w:numFmt w:val="bullet"/>
+      <w:lvlText w:val=""/>
+      <w:lvlJc w:val="left"/>
+      <w:pPr>
+        <w:tabs>
+          <w:tab w:val="num" w:pos="4320"/>
+        </w:tabs>
+        <w:ind w:left="4320" w:hanging="360"/>
+      </w:pPr>
+      <w:rPr>
+        <w:rFonts w:ascii="Wingdings" w:hAnsi="Wingdings" w:hint="default"/>
+        <w:sz w:val="20"/>
+      </w:rPr>
+    </w:lvl>
+    <w:lvl w:ilvl="6" w:tentative="1">
+      <w:start w:val="1"/>
+      <w:numFmt w:val="bullet"/>
+      <w:lvlText w:val=""/>
+      <w:lvlJc w:val="left"/>
+      <w:pPr>
+        <w:tabs>
+          <w:tab w:val="num" w:pos="5040"/>
+        </w:tabs>
+        <w:ind w:left="5040" w:hanging="360"/>
+      </w:pPr>
+      <w:rPr>
+        <w:rFonts w:ascii="Wingdings" w:hAnsi="Wingdings" w:hint="default"/>
+        <w:sz w:val="20"/>
+      </w:rPr>
+    </w:lvl>
+    <w:lvl w:ilvl="7" w:tentative="1">
+      <w:start w:val="1"/>
+      <w:numFmt w:val="bullet"/>
+      <w:lvlText w:val=""/>
+      <w:lvlJc w:val="left"/>
+      <w:pPr>
+        <w:tabs>
+          <w:tab w:val="num" w:pos="5760"/>
+        </w:tabs>
+        <w:ind w:left="5760" w:hanging="360"/>
+      </w:pPr>
+      <w:rPr>
+        <w:rFonts w:ascii="Wingdings" w:hAnsi="Wingdings" w:hint="default"/>
+        <w:sz w:val="20"/>
+      </w:rPr>
+    </w:lvl>
+    <w:lvl w:ilvl="8" w:tentative="1">
+      <w:start w:val="1"/>
+      <w:numFmt w:val="bullet"/>
+      <w:lvlText w:val=""/>
+      <w:lvlJc w:val="left"/>
+      <w:pPr>
+        <w:tabs>
+          <w:tab w:val="num" w:pos="6480"/>
+        </w:tabs>
+        <w:ind w:left="6480" w:hanging="360"/>
+      </w:pPr>
+      <w:rPr>
+        <w:rFonts w:ascii="Wingdings" w:hAnsi="Wingdings" w:hint="default"/>
+        <w:sz w:val="20"/>
+      </w:rPr>
+    </w:lvl>
+  </w:abstractNum>
+  <w:abstractNum w:abstractNumId="7" w15:restartNumberingAfterBreak="0">
+    <w:nsid w:val="7582486E"/>
+    <w:multiLevelType w:val="hybridMultilevel"/>
+    <w:tmpl w:val="4254F2A0"/>
+    <w:lvl w:ilvl="0" w:tplc="0809000F">
+      <w:start w:val="1"/>
+      <w:numFmt w:val="decimal"/>
+      <w:lvlText w:val="%1."/>
+      <w:lvlJc w:val="left"/>
+      <w:pPr>
+        <w:ind w:left="720" w:hanging="360"/>
+      </w:pPr>
+      <w:rPr>
+        <w:rFonts w:hint="default"/>
+      </w:rPr>
+    </w:lvl>
+    <w:lvl w:ilvl="1" w:tplc="08090019" w:tentative="1">
+      <w:start w:val="1"/>
+      <w:numFmt w:val="lowerLetter"/>
+      <w:lvlText w:val="%2."/>
+      <w:lvlJc w:val="left"/>
+      <w:pPr>
+        <w:ind w:left="1440" w:hanging="360"/>
+      </w:pPr>
+    </w:lvl>
+    <w:lvl w:ilvl="2" w:tplc="0809001B" w:tentative="1">
+      <w:start w:val="1"/>
+      <w:numFmt w:val="lowerRoman"/>
+      <w:lvlText w:val="%3."/>
+      <w:lvlJc w:val="right"/>
+      <w:pPr>
+        <w:ind w:left="2160" w:hanging="180"/>
+      </w:pPr>
+    </w:lvl>
+    <w:lvl w:ilvl="3" w:tplc="0809000F" w:tentative="1">
+      <w:start w:val="1"/>
+      <w:numFmt w:val="decimal"/>
+      <w:lvlText w:val="%4."/>
+      <w:lvlJc w:val="left"/>
+      <w:pPr>
+        <w:ind w:left="2880" w:hanging="360"/>
+      </w:pPr>
+    </w:lvl>
+    <w:lvl w:ilvl="4" w:tplc="08090019" w:tentative="1">
+      <w:start w:val="1"/>
+      <w:numFmt w:val="lowerLetter"/>
+      <w:lvlText w:val="%5."/>
+      <w:lvlJc w:val="left"/>
+      <w:pPr>
+        <w:ind w:left="3600" w:hanging="360"/>
+      </w:pPr>
+    </w:lvl>
+    <w:lvl w:ilvl="5" w:tplc="0809001B" w:tentative="1">
+      <w:start w:val="1"/>
+      <w:numFmt w:val="lowerRoman"/>
+      <w:lvlText w:val="%6."/>
+      <w:lvlJc w:val="right"/>
+      <w:pPr>
+        <w:ind w:left="4320" w:hanging="180"/>
+      </w:pPr>
+    </w:lvl>
+    <w:lvl w:ilvl="6" w:tplc="0809000F" w:tentative="1">
+      <w:start w:val="1"/>
+      <w:numFmt w:val="decimal"/>
+      <w:lvlText w:val="%7."/>
+      <w:lvlJc w:val="left"/>
+      <w:pPr>
+        <w:ind w:left="5040" w:hanging="360"/>
+      </w:pPr>
+    </w:lvl>
+    <w:lvl w:ilvl="7" w:tplc="08090019" w:tentative="1">
+      <w:start w:val="1"/>
+      <w:numFmt w:val="lowerLetter"/>
+      <w:lvlText w:val="%8."/>
+      <w:lvlJc w:val="left"/>
+      <w:pPr>
+        <w:ind w:left="5760" w:hanging="360"/>
+      </w:pPr>
+    </w:lvl>
+    <w:lvl w:ilvl="8" w:tplc="0809001B" w:tentative="1">
+      <w:start w:val="1"/>
+      <w:numFmt w:val="lowerRoman"/>
+      <w:lvlText w:val="%9."/>
+      <w:lvlJc w:val="right"/>
+      <w:pPr>
+        <w:ind w:left="6480" w:hanging="180"/>
+      </w:pPr>
+    </w:lvl>
+  </w:abstractNum>
+  <w:num w:numId="1">
+    <w:abstractNumId w:val="3"/>
+  </w:num>
+  <w:num w:numId="2">
+    <w:abstractNumId w:val="1"/>
+  </w:num>
+  <w:num w:numId="3">
+    <w:abstractNumId w:val="4"/>
+  </w:num>
+  <w:num w:numId="4">
+    <w:abstractNumId w:val="7"/>
+  </w:num>
+  <w:num w:numId="5">
+    <w:abstractNumId w:val="0"/>
+  </w:num>
+  <w:num w:numId="6">
     <w:abstractNumId w:val="2"/>
   </w:num>
-  <w:num w:numId="2" w16cid:durableId="1570379845">
-    <w:abstractNumId w:val="1"/>
+  <w:num w:numId="7">
+    <w:abstractNumId w:val="5"/>
   </w:num>
-  <w:num w:numId="3" w16cid:durableId="306478201">
-    <w:abstractNumId w:val="3"/>
-  </w:num>
-  <w:num w:numId="4" w16cid:durableId="2077822556">
-    <w:abstractNumId w:val="4"/>
-  </w:num>
-  <w:num w:numId="5" w16cid:durableId="480116933">
-    <w:abstractNumId w:val="0"/>
+  <w:num w:numId="8">
+    <w:abstractNumId w:val="6"/>
   </w:num>
 </w:numbering>
 </file>
 
 <file path=word/styles.xml><?xml version="1.0" encoding="utf-8"?>
-<w:styles xmlns:mc="http://schemas.openxmlformats.org/markup-compatibility/2006" xmlns:r="http://schemas.openxmlformats.org/officeDocument/2006/relationships" xmlns:w="http://schemas.openxmlformats.org/wordprocessingml/2006/main" xmlns:w14="http://schemas.microsoft.com/office/word/2010/wordml" xmlns:w15="http://schemas.microsoft.com/office/word/2012/wordml" xmlns:w16cex="http://schemas.microsoft.com/office/word/2018/wordml/cex" xmlns:w16cid="http://schemas.microsoft.com/office/word/2016/wordml/cid" xmlns:w16="http://schemas.microsoft.com/office/word/2018/wordml" xmlns:w16du="http://schemas.microsoft.com/office/word/2023/wordml/word16du" xmlns:w16sdtdh="http://schemas.microsoft.com/office/word/2020/wordml/sdtdatahash" xmlns:w16sdtfl="http://schemas.microsoft.com/office/word/2024/wordml/sdtformatlock" xmlns:w16se="http://schemas.microsoft.com/office/word/2015/wordml/symex" mc:Ignorable="w14 w15 w16se w16cid w16 w16cex w16sdtdh w16sdtfl w16du">
+<w:styles xmlns:mc="http://schemas.openxmlformats.org/markup-compatibility/2006" xmlns:r="http://schemas.openxmlformats.org/officeDocument/2006/relationships" xmlns:w="http://schemas.openxmlformats.org/wordprocessingml/2006/main" xmlns:w14="http://schemas.microsoft.com/office/word/2010/wordml" xmlns:w15="http://schemas.microsoft.com/office/word/2012/wordml" mc:Ignorable="w14 w15">
   <w:docDefaults>
     <w:rPrDefault>
       <w:rPr>
@@ -1701,7 +8214,7 @@
       </w:pPr>
     </w:pPrDefault>
   </w:docDefaults>
-  <w:latentStyles w:defLockedState="0" w:defUIPriority="99" w:defSemiHidden="0" w:defUnhideWhenUsed="0" w:defQFormat="0" w:count="376">
+  <w:latentStyles w:defLockedState="0" w:defUIPriority="99" w:defSemiHidden="0" w:defUnhideWhenUsed="0" w:defQFormat="0" w:count="371">
     <w:lsdException w:name="Normal" w:uiPriority="0" w:qFormat="1"/>
     <w:lsdException w:name="heading 1" w:uiPriority="9" w:qFormat="1"/>
     <w:lsdException w:name="heading 2" w:semiHidden="1" w:uiPriority="9" w:unhideWhenUsed="1" w:qFormat="1"/>
@@ -2073,11 +8586,6 @@
     <w:lsdException w:name="List Table 5 Dark Accent 6" w:uiPriority="50"/>
     <w:lsdException w:name="List Table 6 Colorful Accent 6" w:uiPriority="51"/>
     <w:lsdException w:name="List Table 7 Colorful Accent 6" w:uiPriority="52"/>
-    <w:lsdException w:name="Mention" w:semiHidden="1" w:unhideWhenUsed="1"/>
-    <w:lsdException w:name="Smart Hyperlink" w:semiHidden="1" w:unhideWhenUsed="1"/>
-    <w:lsdException w:name="Hashtag" w:semiHidden="1" w:unhideWhenUsed="1"/>
-    <w:lsdException w:name="Unresolved Mention" w:semiHidden="1" w:unhideWhenUsed="1"/>
-    <w:lsdException w:name="Smart Link" w:semiHidden="1" w:unhideWhenUsed="1"/>
   </w:latentStyles>
   <w:style w:type="paragraph" w:default="1" w:styleId="Normal">
     <w:name w:val="Normal"/>
@@ -2105,6 +8613,7 @@
   <w:style w:type="character" w:default="1" w:styleId="DefaultParagraphFont">
     <w:name w:val="Default Paragraph Font"/>
     <w:uiPriority w:val="1"/>
+    <w:semiHidden/>
     <w:unhideWhenUsed/>
   </w:style>
   <w:style w:type="table" w:default="1" w:styleId="TableNormal">
@@ -2195,6 +8704,17 @@
       <w:rFonts w:ascii="Courier New" w:eastAsia="Times New Roman" w:hAnsi="Courier New" w:cs="Courier New"/>
       <w:sz w:val="20"/>
       <w:szCs w:val="20"/>
+    </w:rPr>
+  </w:style>
+  <w:style w:type="character" w:styleId="Emphasis">
+    <w:name w:val="Emphasis"/>
+    <w:basedOn w:val="DefaultParagraphFont"/>
+    <w:uiPriority w:val="20"/>
+    <w:qFormat/>
+    <w:rsid w:val="0041465E"/>
+    <w:rPr>
+      <w:i/>
+      <w:iCs/>
     </w:rPr>
   </w:style>
 </w:styles>

--- a/BasicC/IO-Buffering-File/File-IO.docx
+++ b/BasicC/IO-Buffering-File/File-IO.docx
@@ -3966,6 +3966,74 @@
         </w:rPr>
         <w:t xml:space="preserve"> </w:t>
       </w:r>
+    </w:p>
+    <w:p>
+      <w:pPr>
+        <w:spacing w:before="100" w:beforeAutospacing="1" w:after="100" w:afterAutospacing="1" w:line="240" w:lineRule="auto"/>
+        <w:rPr>
+          <w:rFonts w:ascii="Times New Roman" w:eastAsia="Times New Roman" w:hAnsi="Times New Roman" w:cs="Times New Roman"/>
+          <w:sz w:val="24"/>
+          <w:szCs w:val="24"/>
+          <w:lang w:val="vi-VN"/>
+        </w:rPr>
+      </w:pPr>
+    </w:p>
+    <w:p>
+      <w:pPr>
+        <w:spacing w:before="100" w:beforeAutospacing="1" w:after="100" w:afterAutospacing="1" w:line="240" w:lineRule="auto"/>
+        <w:rPr>
+          <w:rFonts w:ascii="Times New Roman" w:eastAsia="Times New Roman" w:hAnsi="Times New Roman" w:cs="Times New Roman"/>
+          <w:sz w:val="24"/>
+          <w:szCs w:val="24"/>
+          <w:lang w:val="vi-VN"/>
+        </w:rPr>
+      </w:pPr>
+    </w:p>
+    <w:p>
+      <w:pPr>
+        <w:spacing w:before="100" w:beforeAutospacing="1" w:after="100" w:afterAutospacing="1" w:line="240" w:lineRule="auto"/>
+        <w:rPr>
+          <w:rFonts w:ascii="Times New Roman" w:eastAsia="Times New Roman" w:hAnsi="Times New Roman" w:cs="Times New Roman"/>
+          <w:sz w:val="24"/>
+          <w:szCs w:val="24"/>
+          <w:lang w:val="vi-VN"/>
+        </w:rPr>
+      </w:pPr>
+    </w:p>
+    <w:p>
+      <w:pPr>
+        <w:spacing w:before="100" w:beforeAutospacing="1" w:after="100" w:afterAutospacing="1" w:line="240" w:lineRule="auto"/>
+        <w:rPr>
+          <w:rFonts w:ascii="Times New Roman" w:eastAsia="Times New Roman" w:hAnsi="Times New Roman" w:cs="Times New Roman"/>
+          <w:sz w:val="24"/>
+          <w:szCs w:val="24"/>
+          <w:lang w:val="vi-VN"/>
+        </w:rPr>
+      </w:pPr>
+    </w:p>
+    <w:p>
+      <w:pPr>
+        <w:spacing w:before="100" w:beforeAutospacing="1" w:after="100" w:afterAutospacing="1" w:line="240" w:lineRule="auto"/>
+        <w:rPr>
+          <w:rFonts w:ascii="Times New Roman" w:eastAsia="Times New Roman" w:hAnsi="Times New Roman" w:cs="Times New Roman"/>
+          <w:sz w:val="24"/>
+          <w:szCs w:val="24"/>
+          <w:lang w:val="vi-VN"/>
+        </w:rPr>
+      </w:pPr>
+    </w:p>
+    <w:p>
+      <w:pPr>
+        <w:spacing w:before="100" w:beforeAutospacing="1" w:after="100" w:afterAutospacing="1" w:line="240" w:lineRule="auto"/>
+        <w:rPr>
+          <w:rFonts w:ascii="Times New Roman" w:eastAsia="Times New Roman" w:hAnsi="Times New Roman" w:cs="Times New Roman"/>
+          <w:sz w:val="24"/>
+          <w:szCs w:val="24"/>
+          <w:lang w:val="vi-VN"/>
+        </w:rPr>
+      </w:pPr>
+      <w:bookmarkStart w:id="0" w:name="_GoBack"/>
+      <w:bookmarkEnd w:id="0"/>
       <w:r>
         <w:rPr>
           <w:rFonts w:ascii="Times New Roman" w:eastAsia="Times New Roman" w:hAnsi="Times New Roman" w:cs="Times New Roman"/>
@@ -4105,6 +4173,7 @@
           <w:sz w:val="24"/>
           <w:szCs w:val="24"/>
         </w:rPr>
+        <w:lastRenderedPageBreak/>
         <w:drawing>
           <wp:inline distT="0" distB="0" distL="0" distR="0" wp14:anchorId="49B2400C" wp14:editId="0A8B8785">
             <wp:extent cx="4234925" cy="1828800"/>
@@ -4223,10 +4292,7 @@
       </w:r>
       <w:proofErr w:type="spellStart"/>
       <w:r>
-        <w:t>m</w:t>
-      </w:r>
-      <w:r>
-        <w:t>ột</w:t>
+        <w:t>một</w:t>
       </w:r>
       <w:proofErr w:type="spellEnd"/>
       <w:r>
@@ -4299,10 +4365,7 @@
       </w:r>
       <w:proofErr w:type="spellStart"/>
       <w:r>
-        <w:t>củ</w:t>
-      </w:r>
-      <w:r>
-        <w:t>a</w:t>
+        <w:t>của</w:t>
       </w:r>
       <w:proofErr w:type="spellEnd"/>
       <w:r>
@@ -4570,7 +4633,6 @@
         <w:rPr>
           <w:b/>
         </w:rPr>
-        <w:lastRenderedPageBreak/>
         <w:t>v-node</w:t>
       </w:r>
       <w:proofErr w:type="gramEnd"/>
@@ -4593,8 +4655,6 @@
         </w:rPr>
         <w:t>(loại file cùng với quyền truy cập,)</w:t>
       </w:r>
-      <w:bookmarkStart w:id="0" w:name="_GoBack"/>
-      <w:bookmarkEnd w:id="0"/>
       <w:r>
         <w:rPr>
           <w:lang w:val="vi-VN"/>
@@ -5899,6 +5959,7 @@
           <w:sz w:val="24"/>
           <w:szCs w:val="24"/>
         </w:rPr>
+        <w:lastRenderedPageBreak/>
         <w:drawing>
           <wp:inline distT="0" distB="0" distL="0" distR="0" wp14:anchorId="44F3460A" wp14:editId="2F4E4097">
             <wp:extent cx="2528622" cy="1924334"/>
@@ -6015,7 +6076,6 @@
           <w:sz w:val="32"/>
           <w:szCs w:val="32"/>
         </w:rPr>
-        <w:lastRenderedPageBreak/>
         <w:drawing>
           <wp:inline distT="0" distB="0" distL="0" distR="0" wp14:anchorId="0E9E641D" wp14:editId="47D32E34">
             <wp:extent cx="2564357" cy="1865791"/>
@@ -6107,6 +6167,7 @@
         <w:rPr>
           <w:noProof/>
         </w:rPr>
+        <w:lastRenderedPageBreak/>
         <w:drawing>
           <wp:inline distT="0" distB="0" distL="0" distR="0" wp14:anchorId="213EF8E2" wp14:editId="0732C928">
             <wp:extent cx="1753308" cy="3934375"/>
@@ -6195,7 +6256,6 @@
         <w:rPr>
           <w:noProof/>
         </w:rPr>
-        <w:lastRenderedPageBreak/>
         <w:drawing>
           <wp:inline distT="0" distB="0" distL="0" distR="0" wp14:anchorId="7DEE99EC" wp14:editId="6A53F8A7">
             <wp:extent cx="3104866" cy="2553595"/>
@@ -6329,10 +6389,7 @@
       </w:r>
       <w:proofErr w:type="spellStart"/>
       <w:r>
-        <w:t>m</w:t>
-      </w:r>
-      <w:r>
-        <w:t>ột</w:t>
+        <w:t>một</w:t>
       </w:r>
       <w:proofErr w:type="spellEnd"/>
       <w:r>
@@ -6839,7 +6896,7 @@
       </w:pPr>
       <w:r>
         <w:rPr>
-          <w:lang w:val="vi-VN"/>
+          <w:noProof/>
         </w:rPr>
         <w:lastRenderedPageBreak/>
         <w:drawing>
@@ -6944,7 +7001,7 @@
       </w:pPr>
       <w:r>
         <w:rPr>
-          <w:lang w:val="vi-VN"/>
+          <w:noProof/>
         </w:rPr>
         <w:drawing>
           <wp:inline distT="0" distB="0" distL="0" distR="0" wp14:anchorId="59CA241B" wp14:editId="3AD80F3A">
